--- a/Printed Exam Notes/Ch 26 Printed Notes.docx
+++ b/Printed Exam Notes/Ch 26 Printed Notes.docx
@@ -334,7 +334,7 @@
         <w:fldChar w:fldCharType="separate"/>
       </w:r>
       <w:r>
-        <w:t>4</w:t>
+        <w:t>3</w:t>
       </w:r>
       <w:r>
         <w:fldChar w:fldCharType="end"/>
@@ -614,7 +614,7 @@
         <w:fldChar w:fldCharType="separate"/>
       </w:r>
       <w:r>
-        <w:t>5</w:t>
+        <w:t>4</w:t>
       </w:r>
       <w:r>
         <w:fldChar w:fldCharType="end"/>
@@ -931,7 +931,7 @@
         <w:fldChar w:fldCharType="separate"/>
       </w:r>
       <w:r>
-        <w:t>6</w:t>
+        <w:t>5</w:t>
       </w:r>
       <w:r>
         <w:fldChar w:fldCharType="end"/>
@@ -1304,7 +1304,7 @@
         <w:fldChar w:fldCharType="separate"/>
       </w:r>
       <w:r>
-        <w:t>7</w:t>
+        <w:t>6</w:t>
       </w:r>
       <w:r>
         <w:fldChar w:fldCharType="end"/>
@@ -1531,7 +1531,7 @@
         <w:fldChar w:fldCharType="begin"/>
       </w:r>
       <w:r>
-        <w:instrText xml:space="preserve"> PAGEREF lkLkTables \h </w:instrText>
+        <w:instrText xml:space="preserve"> PAGEREF lk26LkTables \h </w:instrText>
       </w:r>
       <w:r>
         <w:fldChar w:fldCharType="separate"/>
@@ -1559,7 +1559,7 @@
         <w:fldChar w:fldCharType="begin"/>
       </w:r>
       <w:r>
-        <w:instrText xml:space="preserve"> PAGEREF lkLkSeq \h </w:instrText>
+        <w:instrText xml:space="preserve"> PAGEREF lk26LkSeq \h </w:instrText>
       </w:r>
       <w:r>
         <w:fldChar w:fldCharType="separate"/>
@@ -1587,7 +1587,7 @@
         <w:fldChar w:fldCharType="begin"/>
       </w:r>
       <w:r>
-        <w:instrText xml:space="preserve"> PAGEREF lkLkUses \h </w:instrText>
+        <w:instrText xml:space="preserve"> PAGEREF lk26LkUses \h </w:instrText>
       </w:r>
       <w:r>
         <w:fldChar w:fldCharType="separate"/>
@@ -1605,7 +1605,7 @@
       </w:pPr>
       <w:r>
         <w:rPr/>
-        <w:t>Indexes: see the Ch 26 Index file (clue index, glossary, term index)</w:t>
+        <w:t>Indexes: see Ch 26 in the index file (clue index, glossary, term index)</w:t>
       </w:r>
     </w:p>
     <w:p>
@@ -1776,7 +1776,7 @@
       </w:pPr>
       <w:r>
         <w:rPr/>
-        <w:t>Synthetic auxins are used as herbicides (2,4-D; Agent Orange defoliated forests in Vietnam), and auxin can make fruit form without pollination (26.1.7, 26.1.10).</w:t>
+        <w:t>Synthetic auxins are used as herbicides; Agent Orange, used to defoliate forests in Vietnam, was one (26.1.10).</w:t>
       </w:r>
     </w:p>
     <w:p>
@@ -1798,7 +1798,7 @@
       </w:pPr>
       <w:r>
         <w:rPr/>
-        <w:t>Growth-promoting hormones that cause stem elongation; the most common is gibberellic acid (26.1.12).</w:t>
+        <w:t>Growth-promoting hormones that cause stem elongation; the most common is gibberellic acid; used commercially to induce growth in crops (26.1.12, 26.1.13).</w:t>
       </w:r>
     </w:p>
     <w:p>
@@ -1816,6 +1816,15 @@
     </w:p>
     <w:p>
       <w:pPr>
+        <w:pStyle w:val="Guidesubheading"/>
+      </w:pPr>
+      <w:r>
+        <w:rPr/>
+        <w:t>Cytokinins (26.1.14 to 26.1.16)</w:t>
+      </w:r>
+    </w:p>
+    <w:p>
+      <w:pPr>
         <w:pStyle w:val="Guidebullet"/>
         <w:numPr>
           <w:ilvl w:val="0"/>
@@ -1824,16 +1833,7 @@
       </w:pPr>
       <w:r>
         <w:rPr/>
-        <w:t>Commercial use: inducing growth in crops; treated plants grow taller and treated grapes grow larger (26.1.12, 26.1.13).</w:t>
-      </w:r>
-    </w:p>
-    <w:p>
-      <w:pPr>
-        <w:pStyle w:val="Guidesubheading"/>
-      </w:pPr>
-      <w:r>
-        <w:rPr/>
-        <w:t>Cytokinins (26.1.14 to 26.1.16)</w:t>
+        <w:t>Promote cell division and organ formation; found in dividing root tissue, seeds and fruits (26.1.14).</w:t>
       </w:r>
     </w:p>
     <w:p>
@@ -1846,7 +1846,7 @@
       </w:pPr>
       <w:r>
         <w:rPr/>
-        <w:t>Promote cell division and organ formation; found in dividing root tissue, seeds and fruits (26.1.14).</w:t>
+        <w:t>Responsible for root nodules (which house nitrogen-fixing bacteria) and galls on wounded trees (26.1.14).</w:t>
       </w:r>
     </w:p>
     <w:p>
@@ -1859,7 +1859,7 @@
       </w:pPr>
       <w:r>
         <w:rPr/>
-        <w:t>Responsible for root nodules (which house nitrogen-fixing bacteria) and galls on wounded trees (26.1.14).</w:t>
+        <w:t>Together with auxin, prevent senescence (aging); in autumn, low cytokinin levels let leaves change color and die; used to keep cut flowers and stored vegetables fresh (26.1.14, 26.1.16).</w:t>
       </w:r>
     </w:p>
     <w:p>
@@ -1872,7 +1872,16 @@
       </w:pPr>
       <w:r>
         <w:rPr/>
-        <w:t>Together with auxin, prevent senescence (aging); in autumn, low cytokinin levels let leaves change color and die; used to prolong the life of cut flowers and stored vegetables (26.1.14, 26.1.16).</w:t>
+        <w:t>In tissue culture, the ratio of auxin to cytokinin decides what forms: an undifferentiated callus, roots, leafy shoots or flowers (26.1.15; textbook).</w:t>
+      </w:r>
+    </w:p>
+    <w:p>
+      <w:pPr>
+        <w:pStyle w:val="Guidesubheading"/>
+      </w:pPr>
+      <w:r>
+        <w:rPr/>
+        <w:t>Abscisic acid, ABA (26.1.17 to 26.1.19)</w:t>
       </w:r>
     </w:p>
     <w:p>
@@ -1885,16 +1894,7 @@
       </w:pPr>
       <w:r>
         <w:rPr/>
-        <w:t>In tissue culture, the ratio of auxin to cytokinin decides what forms: an undifferentiated callus, roots, leafy shoots or flowers (26.1.15; textbook).</w:t>
-      </w:r>
-    </w:p>
-    <w:p>
-      <w:pPr>
-        <w:pStyle w:val="Guidesubheading"/>
-      </w:pPr>
-      <w:r>
-        <w:rPr/>
-        <w:t>Abscisic acid, ABA (26.1.17 to 26.1.19)</w:t>
+        <w:t>Produced by any green tissue; called the stress hormone (26.1.17).</w:t>
       </w:r>
     </w:p>
     <w:p>
@@ -1907,7 +1907,7 @@
       </w:pPr>
       <w:r>
         <w:rPr/>
-        <w:t>Produced by any green tissue; called the stress hormone (26.1.17).</w:t>
+        <w:t>Starts and maintains seed and bud dormancy; corn that can't respond to ABA shows vivipary, sprouting while still on the cob (26.1.17, 26.1.18).</w:t>
       </w:r>
     </w:p>
     <w:p>
@@ -1920,7 +1920,16 @@
       </w:pPr>
       <w:r>
         <w:rPr/>
-        <w:t>Starts and maintains seed and bud dormancy; corn that can't respond to ABA shows vivipary, sprouting while still on the cob (26.1.17, 26.1.18).</w:t>
+        <w:t>Closes stomata (26.1.17, 26.1.19). How (textbook): ABA binds a receptor on the guard cell, calcium ions enter as a second messenger, K+ channels open, K+ and then water leave, and the stoma closes.</w:t>
+      </w:r>
+    </w:p>
+    <w:p>
+      <w:pPr>
+        <w:pStyle w:val="Guidesubheading"/>
+      </w:pPr>
+      <w:r>
+        <w:rPr/>
+        <w:t>Ethylene (26.1.20 to 26.1.22)</w:t>
       </w:r>
     </w:p>
     <w:p>
@@ -1933,7 +1942,7 @@
       </w:pPr>
       <w:r>
         <w:rPr/>
-        <w:t>Closes stomata (26.1.17, 26.1.19). How (textbook): ABA binds a receptor on the guard cell, calcium ions enter as a second messenger, K+ channels open, K+ and then water leave, and the stoma closes.</w:t>
+        <w:t>A gas formed from the amino acid methionine (26.1.20).</w:t>
       </w:r>
     </w:p>
     <w:p>
@@ -1946,16 +1955,7 @@
       </w:pPr>
       <w:r>
         <w:rPr/>
-        <w:t>Commercial use: thinning fruit so the remaining fruit grows larger (26.1.7).</w:t>
-      </w:r>
-    </w:p>
-    <w:p>
-      <w:pPr>
-        <w:pStyle w:val="Guidesubheading"/>
-      </w:pPr>
-      <w:r>
-        <w:rPr/>
-        <w:t>Ethylene (26.1.20 to 26.1.22)</w:t>
+        <w:t>Causes abscission, the dropping of leaves, fruit or flowers, by stimulating enzymes such as cellulase; a ripe apple under a jar makes a holly twig drop its leaves (26.1.20, 26.1.21).</w:t>
       </w:r>
     </w:p>
     <w:p>
@@ -1968,7 +1968,7 @@
       </w:pPr>
       <w:r>
         <w:rPr/>
-        <w:t>A gas formed from the amino acid methionine (26.1.20).</w:t>
+        <w:t>Ripens fruit, by activating enzymes that soften it and produce its flavor and smell (26.1.20, 26.1.22).</w:t>
       </w:r>
     </w:p>
     <w:p>
@@ -1981,7 +1981,60 @@
       </w:pPr>
       <w:r>
         <w:rPr/>
-        <w:t>Causes abscission, the dropping of leaves, fruit or flowers, by stimulating enzymes such as cellulase; a ripe apple under a jar makes a holly twig drop its leaves (26.1.20, 26.1.21).</w:t>
+        <w:t>Also inhibits axillary buds and suppresses stem and root elongation (26.1.20).</w:t>
+      </w:r>
+    </w:p>
+    <w:p>
+      <w:pPr>
+        <w:pStyle w:val="Guidetext"/>
+      </w:pPr>
+      <w:r>
+        <w:rPr/>
+        <w:t>Hormones mainly handle abiotic stimuli (light, oxygen, water, pH, temperature). Against biotic threats (herbivores, parasites, competing plants), plants rely on their epidermis and bark and on secondary metabolites, defense chemicals once thought to be waste products. Primary metabolites, such as sugars and amino acids, are the ones every cell needs to work normally (26.1.23).</w:t>
+      </w:r>
+    </w:p>
+    <w:p>
+      <w:pPr>
+        <w:pStyle w:val="Guidetext"/>
+      </w:pPr>
+      <w:r>
+        <w:rPr/>
+        <w:t>Traps: abscisic acid vs abscission (the ABA slide defines abscission, but ethylene causes it; the textbook says ABA no longer counts as its natural cause); gibberellins (break dormancy) vs ABA (keeps dormancy); auxin (apical dominance, elongation) vs cytokinins (cell division); primary vs secondary metabolites (26.1.12, 26.1.17, 26.1.20, 26.1.23).</w:t>
+      </w:r>
+    </w:p>
+    <w:p>
+      <w:pPr>
+        <w:pStyle w:val="Guidepart"/>
+      </w:pPr>
+      <w:bookmarkStart w:id="3" w:name="g262"/>
+      <w:r>
+        <w:rPr>
+          <w:rStyle w:val="Slidecode"/>
+        </w:rPr>
+        <w:t>26.2 Plant Growth and Movement Responses</w:t>
+      </w:r>
+      <w:r>
+        <w:rPr/>
+        <w:t xml:space="preserve"> (slides 24–35)</w:t>
+      </w:r>
+      <w:bookmarkEnd w:id="3"/>
+    </w:p>
+    <w:p>
+      <w:pPr>
+        <w:pStyle w:val="Guidetext"/>
+      </w:pPr>
+      <w:r>
+        <w:rPr/>
+        <w:t>A tropism is plant growth toward or away from a stimulus that comes from one direction: positive tropism is growth toward it, negative tropism is growth away (26.2.24). It happens because one side of the organ grows faster than the other (textbook).</w:t>
+      </w:r>
+    </w:p>
+    <w:p>
+      <w:pPr>
+        <w:pStyle w:val="Guidesubheading"/>
+      </w:pPr>
+      <w:r>
+        <w:rPr/>
+        <w:t>The three tropisms</w:t>
       </w:r>
     </w:p>
     <w:p>
@@ -1994,7 +2047,7 @@
       </w:pPr>
       <w:r>
         <w:rPr/>
-        <w:t>Ripens fruit, by activating enzymes that soften it and produce its flavor and smell; tomatoes engineered not to make ethylene are harvested green (26.1.20, 26.1.22).</w:t>
+        <w:t>Phototropism (light): stems bend toward light because auxin makes the cells on the shady side elongate. The receptor pigment phototropin absorbs blue light, becomes phosphorylated and starts the transduction pathway that moves auxin. Roots are insensitive to light or grow away from it (26.2.25, 26.2.26).</w:t>
       </w:r>
     </w:p>
     <w:p>
@@ -2007,60 +2060,7 @@
       </w:pPr>
       <w:r>
         <w:rPr/>
-        <w:t>Also inhibits axillary buds and suppresses stem and root elongation (26.1.20).</w:t>
-      </w:r>
-    </w:p>
-    <w:p>
-      <w:pPr>
-        <w:pStyle w:val="Guidetext"/>
-      </w:pPr>
-      <w:r>
-        <w:rPr/>
-        <w:t>Hormones mainly handle abiotic stimuli (light, oxygen, water, pH, temperature). Against biotic threats (herbivores, parasites, competing plants), plants rely on their epidermis and bark and on secondary metabolites, defense chemicals once thought to be waste products. Primary metabolites, such as sugars and amino acids, are the ones every cell needs to work normally (26.1.23).</w:t>
-      </w:r>
-    </w:p>
-    <w:p>
-      <w:pPr>
-        <w:pStyle w:val="Guidetext"/>
-      </w:pPr>
-      <w:r>
-        <w:rPr/>
-        <w:t>Traps: abscisic acid vs abscission (the ABA slide defines abscission, but ethylene causes it; the textbook says ABA no longer counts as its natural cause); gibberellins (break dormancy) vs ABA (keeps dormancy); auxin (apical dominance, elongation) vs cytokinins (cell division); primary vs secondary metabolites (26.1.12, 26.1.17, 26.1.20, 26.1.23).</w:t>
-      </w:r>
-    </w:p>
-    <w:p>
-      <w:pPr>
-        <w:pStyle w:val="Guidepart"/>
-      </w:pPr>
-      <w:bookmarkStart w:id="3" w:name="g262"/>
-      <w:r>
-        <w:rPr>
-          <w:rStyle w:val="Slidecode"/>
-        </w:rPr>
-        <w:t>26.2 Plant Growth and Movement Responses</w:t>
-      </w:r>
-      <w:r>
-        <w:rPr/>
-        <w:t xml:space="preserve"> (slides 24–35)</w:t>
-      </w:r>
-      <w:bookmarkEnd w:id="3"/>
-    </w:p>
-    <w:p>
-      <w:pPr>
-        <w:pStyle w:val="Guidetext"/>
-      </w:pPr>
-      <w:r>
-        <w:rPr/>
-        <w:t>A tropism is plant growth toward or away from a stimulus that comes from one direction: positive tropism is growth toward it, negative tropism is growth away (26.2.24). It happens because one side of the organ grows faster than the other (textbook).</w:t>
-      </w:r>
-    </w:p>
-    <w:p>
-      <w:pPr>
-        <w:pStyle w:val="Guidesubheading"/>
-      </w:pPr>
-      <w:r>
-        <w:rPr/>
-        <w:t>The three tropisms</w:t>
+        <w:t>Thigmotropism (touch from another plant, an animal, a rock or wind): stems and tendrils of runner beans and morning glories coil around a support. Thigmomorphogenesis is a change in the plant's overall shape due to touch, such as a barrier, wind or rain (26.2.27, 26.2.28).</w:t>
       </w:r>
     </w:p>
     <w:p>
@@ -2073,8 +2073,126 @@
       </w:pPr>
       <w:r>
         <w:rPr/>
-        <w:t>Phototropism (light): stems bend toward light because auxin makes the cells on the shady side elongate. The receptor pigment phototropin absorbs blue light, becomes phosphorylated and starts the transduction pathway that moves auxin. Roots are insensitive to light or grow away from it (26.2.25, 26.2.26).</w:t>
-      </w:r>
+        <w:t>Gravitropism (gravity): a plant laid on its side grows its stem upward and its roots downward. Roots sense gravity with statoliths, starch grains inside organelles called amyloplasts in root-cap cells, which settle to the bottom of each cell and signal the downward direction; auxin may then direct the bending (26.2.29, 26.2.30). A clinostat keeps a plant turning so statoliths can't settle (26.2.30). The slide's "stems with root caps grow downward" should say roots (26.2.29).</w:t>
+      </w:r>
+    </w:p>
+    <w:p>
+      <w:pPr>
+        <w:pStyle w:val="Guidetext"/>
+      </w:pPr>
+      <w:r>
+        <w:rPr/>
+        <w:t>Arabidopsis thaliana, a small weed related to cabbage and mustard, is the model organism for plant molecular genetics (26.2.31).</w:t>
+      </w:r>
+    </w:p>
+    <w:p>
+      <w:pPr>
+        <w:pStyle w:val="Guidetext"/>
+      </w:pPr>
+      <w:r>
+        <w:rPr/>
+        <w:t>Turgor movements, also called nastic movements, are caused by internal stimuli: they don't involve growth and don't depend on the direction of the stimulus. They come from electrical impulses, hormone action or changes in turgor pressure: a cell that fills with water is turgid, and one that loses water goes limp (26.2.33, 26.2.34).</w:t>
+      </w:r>
+    </w:p>
+    <w:p>
+      <w:pPr>
+        <w:pStyle w:val="Guidetext"/>
+      </w:pPr>
+      <w:r>
+        <w:rPr/>
+        <w:t>Examples (26.2.33, 26.2.35): touching Mimosa pudica (the sensitive plant) makes its leaflets collapse within a second, because cells in the leaf petiole lose turgor pressure; the Venus flytrap snaps shut when touched; and sleep movements, leaves folding daily with light and dark, follow a circadian rhythm.</w:t>
+      </w:r>
+    </w:p>
+    <w:p>
+      <w:pPr>
+        <w:pStyle w:val="Guidetext"/>
+      </w:pPr>
+      <w:r>
+        <w:rPr/>
+        <w:t>Traps: tropism (growth, directional) vs turgor movement (no growth, not directional); positive vs negative tropism; phototropin (blue light, phototropism) vs phytochrome (red and far-red, photoperiod) (26.2.24, 26.2.25, 26.2.33, 26.3.37).</w:t>
+      </w:r>
+    </w:p>
+    <w:p>
+      <w:pPr>
+        <w:pStyle w:val="Guidepart"/>
+      </w:pPr>
+      <w:bookmarkStart w:id="4" w:name="g263"/>
+      <w:r>
+        <w:rPr>
+          <w:rStyle w:val="Slidecode"/>
+        </w:rPr>
+        <w:t>26.3 Plant Responses to Phytochrome</w:t>
+      </w:r>
+      <w:r>
+        <w:rPr/>
+        <w:t xml:space="preserve"> (slides 36–46)</w:t>
+      </w:r>
+      <w:bookmarkEnd w:id="4"/>
+    </w:p>
+    <w:p>
+      <w:pPr>
+        <w:pStyle w:val="Guidetext"/>
+      </w:pPr>
+      <w:r>
+        <w:rPr/>
+        <w:t>Photoperiodism is any physiological response to changes in the length of day or night, such as when to flower. It requires a biological clock and the photoreceptor phytochrome (26.3.36).</w:t>
+      </w:r>
+    </w:p>
+    <w:p>
+      <w:pPr>
+        <w:pStyle w:val="Guidetext"/>
+      </w:pPr>
+      <w:r>
+        <w:rPr/>
+        <w:t>Phytochrome is a blue-green leaf pigment with two forms (26.3.37, 26.3.38, 26.3.39). Pr (phytochrome red), the inactive form, absorbs red light, which is plentiful in daylight, and turns into Pfr, the active form. Pfr absorbs far-red light and turns back into Pr in the evening, and whenever light is limited (shade, night). Switching between the two lets the plant detect photoperiod changes. Phytochrome also promotes seed germination and flowering and inhibits shoot elongation (26.3.37).</w:t>
+      </w:r>
+    </w:p>
+    <w:p>
+      <w:pPr>
+        <w:pStyle w:val="Guidetext"/>
+      </w:pPr>
+      <w:r>
+        <w:rPr/>
+        <w:t>Flowering (26.3.40, 26.3.41, 26.3.42): short-day plants flower when the day is shorter than a critical length; long-day plants, such as clover, flower when it is longer; day-neutral plants flower regardless of day length. What really counts is night length: a flash of light in the middle of the long night stops a short-day plant from flowering but makes a long-day plant flower. So short-day plants are long-night plants, and long-day plants are short-night plants.</w:t>
+      </w:r>
+    </w:p>
+    <w:p>
+      <w:pPr>
+        <w:pStyle w:val="Guidetext"/>
+      </w:pPr>
+      <w:r>
+        <w:rPr/>
+        <w:t>Shade and spacing (26.3.43, 26.3.44): leaf shade increases far-red light relative to red light, and plants measure the far-red light bounced back by neighboring plants; the more far-red they sense, the more energy they spend growing taller to outcompete the others for sunlight. Seedlings grown in darkness are etiolated: the shoot keeps elongating, and the leaves stay small and yellow (26.3.43; textbook).</w:t>
+      </w:r>
+    </w:p>
+    <w:p>
+      <w:pPr>
+        <w:pStyle w:val="Guidetext"/>
+      </w:pPr>
+      <w:r>
+        <w:rPr/>
+        <w:t>Circadian rhythms are biological rhythms with a cycle of about 24 hours, such as sleep movements and flowers opening and closing (26.3.45, 26.3.46). They persist without outside cues because a biological clock runs them, but a plant kept in dim light shifts its sleep cycle (26.3.45). Entrainment means being synchronized to light at daybreak (26.3.45).</w:t>
+      </w:r>
+    </w:p>
+    <w:p>
+      <w:pPr>
+        <w:pStyle w:val="Guidetext"/>
+      </w:pPr>
+      <w:r>
+        <w:rPr/>
+        <w:t>Traps: Pr (inactive, absorbs red) vs Pfr (active, absorbs far-red); short-day means long-night; a night flash changes night length, not day length; photoperiodism (seasons) vs circadian rhythm (daily) (26.3.37, 26.3.41, 26.3.42, 26.3.45). The text alternative printed with 26.3.41 actually describes Mimosa's leaves (26.2.35).</w:t>
+      </w:r>
+    </w:p>
+    <w:p>
+      <w:pPr>
+        <w:pStyle w:val="Guidepart"/>
+      </w:pPr>
+      <w:bookmarkStart w:id="5" w:name="g269"/>
+      <w:r>
+        <w:rPr/>
+        <w:t>Look these up, don't memorize</w:t>
+      </w:r>
+      <w:bookmarkEnd w:id="5"/>
     </w:p>
     <w:p>
       <w:pPr>
@@ -2086,7 +2204,7 @@
       </w:pPr>
       <w:r>
         <w:rPr/>
-        <w:t>Thigmotropism (touch from another plant, an animal, a rock or wind): stems and tendrils of runner beans and morning glories coil around a support. Thigmomorphogenesis is a change in the plant's overall shape due to touch, such as a barrier, wind or rain (26.2.27, 26.2.28); wind-blown plants grow shorter and sturdier (textbook).</w:t>
+        <w:t>Each hormone: where it's made, what it does, its commercial use: the Plant hormones table.</w:t>
       </w:r>
     </w:p>
     <w:p>
@@ -2099,126 +2217,8 @@
       </w:pPr>
       <w:r>
         <w:rPr/>
-        <w:t>Gravitropism (gravity): a plant laid on its side grows its stem upward and its roots downward. Roots sense gravity with statoliths, starch grains inside organelles called amyloplasts in root-cap cells, which settle to the bottom of each cell and signal the downward direction; auxin may then direct the bending (26.2.29, 26.2.30). A clinostat keeps a plant turning so statoliths can't settle (26.2.30). The slide's "stems with root caps grow downward" should say roots (26.2.29).</w:t>
-      </w:r>
-    </w:p>
-    <w:p>
-      <w:pPr>
-        <w:pStyle w:val="Guidetext"/>
-      </w:pPr>
-      <w:r>
-        <w:rPr/>
-        <w:t>Arabidopsis thaliana, a small flowering plant related to cabbage and mustard with no commercial value, is the model organism for plant molecular genetics, including signal transduction: it's small, matures in 5 to 6 weeks, normally self-pollinates but is easily cross-pollinated, and has relatively few base pairs of DNA (26.2.31, 26.2.32).</w:t>
-      </w:r>
-    </w:p>
-    <w:p>
-      <w:pPr>
-        <w:pStyle w:val="Guidetext"/>
-      </w:pPr>
-      <w:r>
-        <w:rPr/>
-        <w:t>Turgor movements, also called nastic movements, are caused by internal stimuli: they don't involve growth and don't depend on the direction of the stimulus. They come from electrical impulses, hormone action or changes in turgor pressure: a cell that fills with water is turgid, and one that loses water goes limp (26.2.33, 26.2.34).</w:t>
-      </w:r>
-    </w:p>
-    <w:p>
-      <w:pPr>
-        <w:pStyle w:val="Guidetext"/>
-      </w:pPr>
-      <w:r>
-        <w:rPr/>
-        <w:t>Examples (26.2.33, 26.2.35): touching Mimosa pudica (the sensitive plant) makes its leaflets collapse within a second, because cells in the leaf petiole lose turgor pressure; the Venus flytrap snaps shut when touched; and sleep movements, leaves folding daily with light and dark, follow a circadian rhythm.</w:t>
-      </w:r>
-    </w:p>
-    <w:p>
-      <w:pPr>
-        <w:pStyle w:val="Guidetext"/>
-      </w:pPr>
-      <w:r>
-        <w:rPr/>
-        <w:t>Traps: tropism (growth, directional) vs turgor movement (no growth, not directional); positive vs negative tropism; phototropin (blue light, phototropism) vs phytochrome (red and far-red, photoperiod) (26.2.24, 26.2.25, 26.2.33, 26.3.37).</w:t>
-      </w:r>
-    </w:p>
-    <w:p>
-      <w:pPr>
-        <w:pStyle w:val="Guidepart"/>
-      </w:pPr>
-      <w:bookmarkStart w:id="4" w:name="g263"/>
-      <w:r>
-        <w:rPr>
-          <w:rStyle w:val="Slidecode"/>
-        </w:rPr>
-        <w:t>26.3 Plant Responses to Phytochrome</w:t>
-      </w:r>
-      <w:r>
-        <w:rPr/>
-        <w:t xml:space="preserve"> (slides 36–46)</w:t>
-      </w:r>
-      <w:bookmarkEnd w:id="4"/>
-    </w:p>
-    <w:p>
-      <w:pPr>
-        <w:pStyle w:val="Guidetext"/>
-      </w:pPr>
-      <w:r>
-        <w:rPr/>
-        <w:t>Photoperiodism is any physiological response to changes in the length of day or night, such as when to flower. It requires a biological clock and the photoreceptor phytochrome (26.3.36).</w:t>
-      </w:r>
-    </w:p>
-    <w:p>
-      <w:pPr>
-        <w:pStyle w:val="Guidetext"/>
-      </w:pPr>
-      <w:r>
-        <w:rPr/>
-        <w:t>Phytochrome is a blue-green leaf pigment with two forms (26.3.37, 26.3.38, 26.3.39). Pr (phytochrome red), the inactive form, absorbs red light, which is plentiful in daylight, and turns into Pfr, the active form. Pfr absorbs far-red light and turns back into Pr in the evening, and whenever light is limited (shade, night). Switching between the two lets the plant detect photoperiod changes. Phytochrome also promotes seed germination and flowering and inhibits shoot elongation (26.3.37).</w:t>
-      </w:r>
-    </w:p>
-    <w:p>
-      <w:pPr>
-        <w:pStyle w:val="Guidetext"/>
-      </w:pPr>
-      <w:r>
-        <w:rPr/>
-        <w:t>Flowering (26.3.40, 26.3.41, 26.3.42): short-day plants flower when the day is shorter than a critical length; long-day plants, such as clover, flower when it is longer; day-neutral plants flower regardless of day length. What really counts is night length: a flash of light in the middle of the long night stops a short-day plant from flowering but makes a long-day plant flower. So short-day plants are long-night plants, and long-day plants are short-night plants.</w:t>
-      </w:r>
-    </w:p>
-    <w:p>
-      <w:pPr>
-        <w:pStyle w:val="Guidetext"/>
-      </w:pPr>
-      <w:r>
-        <w:rPr/>
-        <w:t>Shade and spacing (26.3.43, 26.3.44): leaf shade increases far-red light relative to red light, and plants measure the far-red light bounced back by neighboring plants; the more far-red they sense, the more energy they spend growing taller to outcompete the others for sunlight. Seedlings grown in darkness are etiolated: the shoot keeps elongating, and the leaves stay small and yellow (26.3.43; textbook).</w:t>
-      </w:r>
-    </w:p>
-    <w:p>
-      <w:pPr>
-        <w:pStyle w:val="Guidetext"/>
-      </w:pPr>
-      <w:r>
-        <w:rPr/>
-        <w:t>Circadian rhythms are biological rhythms with a cycle of about 24 hours, such as sleep movements and flowers opening and closing (26.3.45, 26.3.46). They persist without outside cues because a biological clock runs them, but a plant kept in dim light shifts its sleep cycle (26.3.45). Entrainment means being synchronized to light at daybreak (26.3.45).</w:t>
-      </w:r>
-    </w:p>
-    <w:p>
-      <w:pPr>
-        <w:pStyle w:val="Guidetext"/>
-      </w:pPr>
-      <w:r>
-        <w:rPr/>
-        <w:t>Traps: Pr (inactive, absorbs red) vs Pfr (active, absorbs far-red); short-day means long-night; a night flash changes night length, not day length; photoperiodism (seasons) vs circadian rhythm (daily) (26.3.37, 26.3.41, 26.3.42, 26.3.45). The text alternative printed with 26.3.41 actually describes Mimosa's leaves (26.2.35).</w:t>
-      </w:r>
-    </w:p>
-    <w:p>
-      <w:pPr>
-        <w:pStyle w:val="Guidepart"/>
-      </w:pPr>
-      <w:bookmarkStart w:id="5" w:name="g269"/>
-      <w:r>
-        <w:rPr/>
-        <w:t>Look these up, don't memorize</w:t>
-      </w:r>
-      <w:bookmarkEnd w:id="5"/>
+        <w:t>Tropisms and turgor movements side by side: the Movements table.</w:t>
+      </w:r>
     </w:p>
     <w:p>
       <w:pPr>
@@ -2230,7 +2230,7 @@
       </w:pPr>
       <w:r>
         <w:rPr/>
-        <w:t>Each hormone: where it's made, what it does, its commercial use: the hormone table.</w:t>
+        <w:t>Short-day, long-day and day-neutral plants and the night flash; Pr and Pfr: the Photoperiod and Phytochrome tables.</w:t>
       </w:r>
     </w:p>
     <w:p>
@@ -2243,7 +2243,7 @@
       </w:pPr>
       <w:r>
         <w:rPr/>
-        <w:t>Tropisms and turgor movements side by side: the movements table.</w:t>
+        <w:t>How auxin bends a stem, how ABA closes stomata, how roots sense gravity: the Sequences.</w:t>
       </w:r>
     </w:p>
     <w:p>
@@ -2256,19 +2256,6 @@
       </w:pPr>
       <w:r>
         <w:rPr/>
-        <w:t>Short-day, long-day and day-neutral plants, and what a night flash does: the photoperiod table.</w:t>
-      </w:r>
-    </w:p>
-    <w:p>
-      <w:pPr>
-        <w:pStyle w:val="Guidebullet"/>
-        <w:numPr>
-          <w:ilvl w:val="0"/>
-          <w:numId w:val="90"/>
-        </w:numPr>
-      </w:pPr>
-      <w:r>
-        <w:rPr/>
         <w:t>Exact numbers (136 gibberellins, Arabidopsis details): don't memorize them.</w:t>
       </w:r>
     </w:p>
@@ -5541,7 +5528,7 @@
       <w:pPr>
         <w:pStyle w:val="Lookupheading"/>
       </w:pPr>
-      <w:bookmarkStart w:id="50" w:name="lkLkTables"/>
+      <w:bookmarkStart w:id="50" w:name="lk26LkTables"/>
       <w:r>
         <w:rPr>
           <w:rStyle w:val="Slidecode"/>
@@ -7465,7 +7452,7 @@
       <w:pPr>
         <w:pStyle w:val="Lookupheading"/>
       </w:pPr>
-      <w:bookmarkStart w:id="51" w:name="lkLkSeq"/>
+      <w:bookmarkStart w:id="51" w:name="lk26LkSeq"/>
       <w:r>
         <w:rPr>
           <w:rStyle w:val="Slidecode"/>
@@ -7622,7 +7609,7 @@
       <w:pPr>
         <w:pStyle w:val="Lookupheading"/>
       </w:pPr>
-      <w:bookmarkStart w:id="52" w:name="lkLkUses"/>
+      <w:bookmarkStart w:id="52" w:name="lk26LkUses"/>
       <w:r>
         <w:rPr>
           <w:rStyle w:val="Slidecode"/>

--- a/Printed Exam Notes/Ch 26 Printed Notes.docx
+++ b/Printed Exam Notes/Ch 26 Printed Notes.docx
@@ -362,7 +362,7 @@
         <w:fldChar w:fldCharType="separate"/>
       </w:r>
       <w:r>
-        <w:t>4</w:t>
+        <w:t>3</w:t>
       </w:r>
       <w:r>
         <w:fldChar w:fldCharType="end"/>
@@ -390,7 +390,7 @@
         <w:fldChar w:fldCharType="separate"/>
       </w:r>
       <w:r>
-        <w:t>4</w:t>
+        <w:t>3</w:t>
       </w:r>
       <w:r>
         <w:fldChar w:fldCharType="end"/>
@@ -642,7 +642,7 @@
         <w:fldChar w:fldCharType="separate"/>
       </w:r>
       <w:r>
-        <w:t>5</w:t>
+        <w:t>4</w:t>
       </w:r>
       <w:r>
         <w:fldChar w:fldCharType="end"/>
@@ -670,7 +670,7 @@
         <w:fldChar w:fldCharType="separate"/>
       </w:r>
       <w:r>
-        <w:t>5</w:t>
+        <w:t>4</w:t>
       </w:r>
       <w:r>
         <w:fldChar w:fldCharType="end"/>
@@ -698,7 +698,7 @@
         <w:fldChar w:fldCharType="separate"/>
       </w:r>
       <w:r>
-        <w:t>5</w:t>
+        <w:t>4</w:t>
       </w:r>
       <w:r>
         <w:fldChar w:fldCharType="end"/>
@@ -959,7 +959,7 @@
         <w:fldChar w:fldCharType="separate"/>
       </w:r>
       <w:r>
-        <w:t>6</w:t>
+        <w:t>5</w:t>
       </w:r>
       <w:r>
         <w:fldChar w:fldCharType="end"/>
@@ -987,7 +987,7 @@
         <w:fldChar w:fldCharType="separate"/>
       </w:r>
       <w:r>
-        <w:t>6</w:t>
+        <w:t>5</w:t>
       </w:r>
       <w:r>
         <w:fldChar w:fldCharType="end"/>
@@ -1015,7 +1015,7 @@
         <w:fldChar w:fldCharType="separate"/>
       </w:r>
       <w:r>
-        <w:t>6</w:t>
+        <w:t>5</w:t>
       </w:r>
       <w:r>
         <w:fldChar w:fldCharType="end"/>
@@ -1043,7 +1043,7 @@
         <w:fldChar w:fldCharType="separate"/>
       </w:r>
       <w:r>
-        <w:t>6</w:t>
+        <w:t>5</w:t>
       </w:r>
       <w:r>
         <w:fldChar w:fldCharType="end"/>
@@ -1071,7 +1071,7 @@
         <w:fldChar w:fldCharType="separate"/>
       </w:r>
       <w:r>
-        <w:t>6</w:t>
+        <w:t>5</w:t>
       </w:r>
       <w:r>
         <w:fldChar w:fldCharType="end"/>
@@ -1332,7 +1332,7 @@
         <w:fldChar w:fldCharType="separate"/>
       </w:r>
       <w:r>
-        <w:t>7</w:t>
+        <w:t>6</w:t>
       </w:r>
       <w:r>
         <w:fldChar w:fldCharType="end"/>
@@ -1360,7 +1360,7 @@
         <w:fldChar w:fldCharType="separate"/>
       </w:r>
       <w:r>
-        <w:t>7</w:t>
+        <w:t>6</w:t>
       </w:r>
       <w:r>
         <w:fldChar w:fldCharType="end"/>
@@ -1388,7 +1388,7 @@
         <w:fldChar w:fldCharType="separate"/>
       </w:r>
       <w:r>
-        <w:t>7</w:t>
+        <w:t>6</w:t>
       </w:r>
       <w:r>
         <w:fldChar w:fldCharType="end"/>
@@ -1416,7 +1416,7 @@
         <w:fldChar w:fldCharType="separate"/>
       </w:r>
       <w:r>
-        <w:t>7</w:t>
+        <w:t>6</w:t>
       </w:r>
       <w:r>
         <w:fldChar w:fldCharType="end"/>
@@ -1444,7 +1444,7 @@
         <w:fldChar w:fldCharType="separate"/>
       </w:r>
       <w:r>
-        <w:t>7</w:t>
+        <w:t>6</w:t>
       </w:r>
       <w:r>
         <w:fldChar w:fldCharType="end"/>
@@ -1565,7 +1565,7 @@
         <w:fldChar w:fldCharType="separate"/>
       </w:r>
       <w:r>
-        <w:t>9</w:t>
+        <w:t>8</w:t>
       </w:r>
       <w:r>
         <w:fldChar w:fldCharType="end"/>
@@ -1593,7 +1593,7 @@
         <w:fldChar w:fldCharType="separate"/>
       </w:r>
       <w:r>
-        <w:t>9</w:t>
+        <w:t>8</w:t>
       </w:r>
       <w:r>
         <w:fldChar w:fldCharType="end"/>
@@ -1636,16 +1636,7 @@
       </w:pPr>
       <w:r>
         <w:rPr/>
-        <w:t>Plants can't move away from danger or toward food, so they respond to their surroundings mostly by changing how they grow (26.1.3). Ch 26 has three parts: the hormones that carry signals around the plant (26.1), growth and movement responses to light, gravity and touch (26.2), and phytochrome, the pigment that lets plants track day and night length (26.3).</w:t>
-      </w:r>
-    </w:p>
-    <w:p>
-      <w:pPr>
-        <w:pStyle w:val="Guidetext"/>
-      </w:pPr>
-      <w:r>
-        <w:rPr/>
-        <w:t>One pattern repeats throughout: a stimulus is detected by a receptor, the signal is passed along and amplified inside the cell, and the cell responds, often by changing which genes are turned on (26.1.4, 26.1.5).</w:t>
+        <w:t>Plants can't move away from danger or toward food, so they respond to their surroundings mostly by changing how they grow (26.1.3). Ch 26 has three parts: hormones, the chemical signals that carry messages around the plant (26.1); growth and movement responses to light, gravity and touch (26.2); and phytochrome, the pigment that lets plants track day and night length (26.3).</w:t>
       </w:r>
     </w:p>
     <w:p>
@@ -1680,7 +1671,7 @@
       </w:pPr>
       <w:r>
         <w:rPr/>
-        <w:t>Signal transduction (26.1.4, 26.1.5): a receptor, a protein in the plasma membrane, cytoplasm or nucleus, is activated by a specific signal (for example, blue light); a transduction pathway of relay proteins or enzymes amplifies the signal and converts it into one the cell's machinery understands; the cellular response follows, most often a change in gene expression (for example, a stem bending or roots growing).</w:t>
+        <w:t>Plants respond through signal transduction (26.1.4, 26.1.5): a receptor, a protein in the plasma membrane, cytoplasm or nucleus, is activated by a specific signal (for example, blue light); a transduction pathway of relay proteins or enzymes amplifies the signal and converts it into one the cell's machinery understands; the cellular response follows, most often a change in gene expression (for example, a stem bending or roots growing).</w:t>
       </w:r>
     </w:p>
     <w:p>
@@ -1750,7 +1741,7 @@
       </w:pPr>
       <w:r>
         <w:rPr/>
-        <w:t>Discovery: auxin from a coleoptile tip (the sheath over a grass seedling's first leaves), collected in a block of agar and placed on one side of a cut seedling, makes it curve (26.1.9).</w:t>
+        <w:t>Discovery: auxin from a coleoptile tip (the sheath over a grass seedling's first leaves), collected in a block of agar (a jelly) and placed on one side of a cut seedling, makes it curve (26.1.9).</w:t>
       </w:r>
     </w:p>
     <w:p>
@@ -1763,7 +1754,7 @@
       </w:pPr>
       <w:r>
         <w:rPr/>
-        <w:t>How it bends a stem (26.1.10, 26.1.11): with light from one side, auxin moves to the shady side; it binds receptors, which activates proton pumps; H+ pumped into the cell wall activates enzymes that break cellulose fibers and loosen the wall; water enters, turgor pressure rises, the cell enlarges and rebuilds a longer wall. Only the shady-side cells lengthen, so the stem bends toward the light.</w:t>
+        <w:t>How it bends a stem (26.1.10, 26.1.11): with light from one side, auxin moves to the shady side and attaches to a receptor (in the cell's nucleus, says the textbook; the slide says the plasma membrane). Proton pumps then push H+ into the cell wall, which activates enzymes that break cellulose fibers and loosen the wall; water enters, turgor pressure rises, and the cell enlarges and rebuilds a longer wall. Only the shady-side cells lengthen, so the stem bends toward the light.</w:t>
       </w:r>
     </w:p>
     <w:p>
@@ -1776,7 +1767,7 @@
       </w:pPr>
       <w:r>
         <w:rPr/>
-        <w:t>Synthetic auxins are used as herbicides; Agent Orange, used to defoliate forests in Vietnam, was one (26.1.10).</w:t>
+        <w:t>Synthetic auxins are used as herbicides (weed killers), such as 2,4-D and Agent Orange (26.1.7, 26.1.10).</w:t>
       </w:r>
     </w:p>
     <w:p>
@@ -1846,7 +1837,7 @@
       </w:pPr>
       <w:r>
         <w:rPr/>
-        <w:t>Responsible for root nodules (which house nitrogen-fixing bacteria) and galls on wounded trees (26.1.14).</w:t>
+        <w:t>Responsible for root nodules (which house nitrogen-fixing bacteria) and galls (swellings) on wounded trees (26.1.14).</w:t>
       </w:r>
     </w:p>
     <w:p>
@@ -1920,7 +1911,7 @@
       </w:pPr>
       <w:r>
         <w:rPr/>
-        <w:t>Closes stomata (26.1.17, 26.1.19). How (textbook): ABA binds a receptor on the guard cell, calcium ions enter as a second messenger, K+ channels open, K+ and then water leave, and the stoma closes.</w:t>
+        <w:t>Closes stomata (26.1.17, 26.1.19). How (textbook): ABA binds a receptor on the guard cell, calcium ions enter as a second messenger (a signal inside the cell), K+ channels open, K+ and then water leave, and the stoma closes.</w:t>
       </w:r>
     </w:p>
     <w:p>
@@ -1990,7 +1981,7 @@
       </w:pPr>
       <w:r>
         <w:rPr/>
-        <w:t>Hormones mainly handle abiotic stimuli (light, oxygen, water, pH, temperature). Against biotic threats (herbivores, parasites, competing plants), plants rely on their epidermis and bark and on secondary metabolites, defense chemicals once thought to be waste products. Primary metabolites, such as sugars and amino acids, are the ones every cell needs to work normally (26.1.23).</w:t>
+        <w:t>Hormones mainly handle abiotic (nonliving) stimuli: light, oxygen, water, pH, temperature. Against biotic (living) threats such as herbivores, parasites and competing plants, plants rely on their epidermis and bark and on secondary metabolites, defense chemicals once thought to be waste products. Primary metabolites, such as sugars and amino acids, are the ones every cell needs to work normally (26.1.23).</w:t>
       </w:r>
     </w:p>
     <w:p>
@@ -2047,7 +2038,7 @@
       </w:pPr>
       <w:r>
         <w:rPr/>
-        <w:t>Phototropism (light): stems bend toward light because auxin makes the cells on the shady side elongate. The receptor pigment phototropin absorbs blue light, becomes phosphorylated and starts the transduction pathway that moves auxin. Roots are insensitive to light or grow away from it (26.2.25, 26.2.26).</w:t>
+        <w:t>Phototropism (light): stems bend toward light because auxin makes the cells on the shady side elongate. The receptor pigment phototropin absorbs blue light, becomes phosphorylated (gains a phosphate group) and starts the transduction pathway that moves auxin. Roots are insensitive to light or grow away from it (26.2.25, 26.2.26).</w:t>
       </w:r>
     </w:p>
     <w:p>
@@ -2073,7 +2064,7 @@
       </w:pPr>
       <w:r>
         <w:rPr/>
-        <w:t>Gravitropism (gravity): a plant laid on its side grows its stem upward and its roots downward. Roots sense gravity with statoliths, starch grains inside organelles called amyloplasts in root-cap cells, which settle to the bottom of each cell and signal the downward direction; auxin may then direct the bending (26.2.29, 26.2.30). A clinostat keeps a plant turning so statoliths can't settle (26.2.30). The slide's "stems with root caps grow downward" should say roots (26.2.29).</w:t>
+        <w:t>Gravitropism (gravity): a plant laid on its side grows its stem upward and its roots downward. Roots sense gravity with statoliths, starch grains inside organelles called amyloplasts in root-cap cells, which settle to the bottom of each cell and signal the downward direction; auxin may then direct the bending (26.2.29, 26.2.30). A clinostat keeps a plant turning so statoliths can't settle (26.2.30). The slide's “stems with root caps grow downward” should say roots (26.2.29).</w:t>
       </w:r>
     </w:p>
     <w:p>
@@ -2091,7 +2082,7 @@
       </w:pPr>
       <w:r>
         <w:rPr/>
-        <w:t>Turgor movements, also called nastic movements, are caused by internal stimuli: they don't involve growth and don't depend on the direction of the stimulus. They come from electrical impulses, hormone action or changes in turgor pressure: a cell that fills with water is turgid, and one that loses water goes limp (26.2.33, 26.2.34).</w:t>
+        <w:t>Turgor movements, also called nastic movements, don't involve growth and don't depend on the direction of the stimulus. Touch, shaking or heat can trigger them, but the movement itself comes from inside the plant: electrical impulses, hormone action or changes in turgor pressure, which is why the slide calls them internal (26.2.33). A cell that fills with water is turgid; one that loses water goes limp (26.2.34).</w:t>
       </w:r>
     </w:p>
     <w:p>
@@ -2135,7 +2126,7 @@
       </w:pPr>
       <w:r>
         <w:rPr/>
-        <w:t>Photoperiodism is any physiological response to changes in the length of day or night, such as when to flower. It requires a biological clock and the photoreceptor phytochrome (26.3.36).</w:t>
+        <w:t>Photoperiodism is any physiological response to changes in the length of day or night, such as when to flower. It requires a biological clock and the photoreceptor (light-sensing pigment) phytochrome (26.3.36).</w:t>
       </w:r>
     </w:p>
     <w:p>
@@ -2144,7 +2135,7 @@
       </w:pPr>
       <w:r>
         <w:rPr/>
-        <w:t>Phytochrome is a blue-green leaf pigment with two forms (26.3.37, 26.3.38, 26.3.39). Pr (phytochrome red), the inactive form, absorbs red light, which is plentiful in daylight, and turns into Pfr, the active form. Pfr absorbs far-red light and turns back into Pr in the evening, and whenever light is limited (shade, night). Switching between the two lets the plant detect photoperiod changes. Phytochrome also promotes seed germination and flowering and inhibits shoot elongation (26.3.37).</w:t>
+        <w:t>Phytochrome is a blue-green leaf pigment with two forms (26.3.37, 26.3.38, 26.3.39). Pr (phytochrome red), the inactive form, absorbs red light, which is plentiful in daylight, and turns into Pfr, the active form. Pfr absorbs far-red light and turns back into Pr in the evening and whenever light is limited (shade, night). Switching between the two lets the plant detect photoperiod changes. Phytochrome also promotes seed germination and flowering and inhibits shoot elongation (26.3.37).</w:t>
       </w:r>
     </w:p>
     <w:p>
@@ -2153,7 +2144,7 @@
       </w:pPr>
       <w:r>
         <w:rPr/>
-        <w:t>Flowering (26.3.40, 26.3.41, 26.3.42): short-day plants flower when the day is shorter than a critical length; long-day plants, such as clover, flower when it is longer; day-neutral plants flower regardless of day length. What really counts is night length: a flash of light in the middle of the long night stops a short-day plant from flowering but makes a long-day plant flower. So short-day plants are long-night plants, and long-day plants are short-night plants.</w:t>
+        <w:t>Flowering (26.3.40, 26.3.41, 26.3.42): each plant has a critical length, a set number of hours of day (or night) that its flowering depends on. Short-day plants flower when the day is shorter than the critical length; long-day plants, such as clover, flower when it is longer; day-neutral plants flower regardless of day length. What really counts is night length: a flash of light in the middle of the long night stops a short-day plant from flowering but makes a long-day plant flower. So short-day plants are long-night plants, and long-day plants are short-night plants.</w:t>
       </w:r>
     </w:p>
     <w:p>
@@ -2180,7 +2171,7 @@
       </w:pPr>
       <w:r>
         <w:rPr/>
-        <w:t>Traps: Pr (inactive, absorbs red) vs Pfr (active, absorbs far-red); short-day means long-night; a night flash changes night length, not day length; photoperiodism (seasons) vs circadian rhythm (daily) (26.3.37, 26.3.41, 26.3.42, 26.3.45). The text alternative printed with 26.3.41 actually describes Mimosa's leaves (26.2.35).</w:t>
+        <w:t>Traps: Pr (inactive, absorbs red) vs Pfr (active, absorbs far-red); short-day means long-night; a night flash changes night length, not day length; photoperiodism (seasons) vs circadian rhythm (daily) (26.3.37, 26.3.41, 26.3.42, 26.3.45).</w:t>
       </w:r>
     </w:p>
     <w:p>
@@ -2929,6 +2920,22 @@
     </w:p>
     <w:p>
       <w:pPr>
+        <w:pStyle w:val="Correction"/>
+      </w:pPr>
+      <w:r>
+        <w:rPr>
+          <w:b/>
+          <w:i/>
+        </w:rPr>
+        <w:t xml:space="preserve">Textbook: </w:t>
+      </w:r>
+      <w:r>
+        <w:rPr/>
+        <w:t>Auxin enters the nuclei of the shady-side cells and attaches to a receptor there, not on the plasma membrane (textbook p. 472 and Fig. 26.1); H+ is then pumped into the cell wall.</w:t>
+      </w:r>
+    </w:p>
+    <w:p>
+      <w:pPr>
         <w:pStyle w:val="Slideheading"/>
       </w:pPr>
       <w:bookmarkStart w:id="14" w:name="s261011"/>
@@ -5205,7 +5212,7 @@
       </w:r>
       <w:r>
         <w:rPr/>
-        <w:t>The deck's text alternative for this slide describes Mimosa's leaves (printed with 26.2.35). The figure is cocklebur, a short-day plant: it flowers when the night is longer than a critical length, and a flash of light that interrupts that night stops it flowering (Fig. 26.16a).</w:t>
+        <w:t>The deck's text alternative for this slide describes the sensitive plant's leaves (printed with 26.2.35). The figure is cocklebur, a short-day plant: it flowers when the night is longer than a critical length, and a flash of light that interrupts that night stops it flowering (Fig. 26.16a).</w:t>
       </w:r>
     </w:p>
     <w:p>
@@ -5575,14 +5582,14 @@
         </w:tblBorders>
         <w:tblLayout w:type="fixed"/>
         <w:tblCellMar>
-          <w:left w:w="73" w:type="dxa"/>
-          <w:right w:w="73" w:type="dxa"/>
+          <w:left w:w="69" w:type="dxa"/>
+          <w:right w:w="69" w:type="dxa"/>
         </w:tblCellMar>
         <w:tblLook w:firstColumn="1" w:firstRow="1" w:lastColumn="0" w:lastRow="0" w:noHBand="0" w:noVBand="1" w:val="04A0"/>
       </w:tblPr>
       <w:tblGrid>
-        <w:gridCol w:w="1559"/>
-        <w:gridCol w:w="3841"/>
+        <w:gridCol w:w="1497"/>
+        <w:gridCol w:w="3903"/>
       </w:tblGrid>
       <w:tr>
         <w:trPr>
@@ -5590,7 +5597,7 @@
         </w:trPr>
         <w:tc>
           <w:tcPr>
-            <w:tcW w:type="dxa" w:w="1559"/>
+            <w:tcW w:type="dxa" w:w="1497"/>
           </w:tcPr>
           <w:p>
             <w:pPr>
@@ -5604,7 +5611,7 @@
         </w:tc>
         <w:tc>
           <w:tcPr>
-            <w:tcW w:type="dxa" w:w="3841"/>
+            <w:tcW w:type="dxa" w:w="3903"/>
           </w:tcPr>
           <w:p>
             <w:pPr>
@@ -5623,7 +5630,7 @@
         </w:trPr>
         <w:tc>
           <w:tcPr>
-            <w:tcW w:type="dxa" w:w="1559"/>
+            <w:tcW w:type="dxa" w:w="1497"/>
           </w:tcPr>
           <w:p>
             <w:pPr>
@@ -5637,7 +5644,7 @@
         </w:tc>
         <w:tc>
           <w:tcPr>
-            <w:tcW w:type="dxa" w:w="3841"/>
+            <w:tcW w:type="dxa" w:w="3903"/>
           </w:tcPr>
           <w:p>
             <w:pPr>
@@ -5656,7 +5663,7 @@
         </w:trPr>
         <w:tc>
           <w:tcPr>
-            <w:tcW w:type="dxa" w:w="1559"/>
+            <w:tcW w:type="dxa" w:w="1497"/>
           </w:tcPr>
           <w:p>
             <w:pPr>
@@ -5670,7 +5677,7 @@
         </w:tc>
         <w:tc>
           <w:tcPr>
-            <w:tcW w:type="dxa" w:w="3841"/>
+            <w:tcW w:type="dxa" w:w="3903"/>
           </w:tcPr>
           <w:p>
             <w:pPr>
@@ -5712,14 +5719,14 @@
         </w:tblBorders>
         <w:tblLayout w:type="fixed"/>
         <w:tblCellMar>
-          <w:left w:w="73" w:type="dxa"/>
-          <w:right w:w="73" w:type="dxa"/>
+          <w:left w:w="69" w:type="dxa"/>
+          <w:right w:w="69" w:type="dxa"/>
         </w:tblCellMar>
         <w:tblLook w:firstColumn="1" w:firstRow="1" w:lastColumn="0" w:lastRow="0" w:noHBand="0" w:noVBand="1" w:val="04A0"/>
       </w:tblPr>
       <w:tblGrid>
-        <w:gridCol w:w="1795"/>
-        <w:gridCol w:w="3605"/>
+        <w:gridCol w:w="1744"/>
+        <w:gridCol w:w="3656"/>
       </w:tblGrid>
       <w:tr>
         <w:trPr>
@@ -5727,7 +5734,7 @@
         </w:trPr>
         <w:tc>
           <w:tcPr>
-            <w:tcW w:type="dxa" w:w="1795"/>
+            <w:tcW w:type="dxa" w:w="1744"/>
           </w:tcPr>
           <w:p>
             <w:pPr>
@@ -5741,7 +5748,7 @@
         </w:tc>
         <w:tc>
           <w:tcPr>
-            <w:tcW w:type="dxa" w:w="3605"/>
+            <w:tcW w:type="dxa" w:w="3656"/>
           </w:tcPr>
           <w:p>
             <w:pPr>
@@ -5760,7 +5767,7 @@
         </w:trPr>
         <w:tc>
           <w:tcPr>
-            <w:tcW w:type="dxa" w:w="1795"/>
+            <w:tcW w:type="dxa" w:w="1744"/>
           </w:tcPr>
           <w:p>
             <w:pPr>
@@ -5774,7 +5781,7 @@
         </w:tc>
         <w:tc>
           <w:tcPr>
-            <w:tcW w:type="dxa" w:w="3605"/>
+            <w:tcW w:type="dxa" w:w="3656"/>
           </w:tcPr>
           <w:p>
             <w:pPr>
@@ -5793,7 +5800,7 @@
         </w:trPr>
         <w:tc>
           <w:tcPr>
-            <w:tcW w:type="dxa" w:w="1795"/>
+            <w:tcW w:type="dxa" w:w="1744"/>
           </w:tcPr>
           <w:p>
             <w:pPr>
@@ -5807,7 +5814,7 @@
         </w:tc>
         <w:tc>
           <w:tcPr>
-            <w:tcW w:type="dxa" w:w="3605"/>
+            <w:tcW w:type="dxa" w:w="3656"/>
           </w:tcPr>
           <w:p>
             <w:pPr>
@@ -5849,14 +5856,14 @@
         </w:tblBorders>
         <w:tblLayout w:type="fixed"/>
         <w:tblCellMar>
-          <w:left w:w="73" w:type="dxa"/>
-          <w:right w:w="73" w:type="dxa"/>
+          <w:left w:w="69" w:type="dxa"/>
+          <w:right w:w="69" w:type="dxa"/>
         </w:tblCellMar>
         <w:tblLook w:firstColumn="1" w:firstRow="1" w:lastColumn="0" w:lastRow="0" w:noHBand="0" w:noVBand="1" w:val="04A0"/>
       </w:tblPr>
       <w:tblGrid>
-        <w:gridCol w:w="1599"/>
-        <w:gridCol w:w="3801"/>
+        <w:gridCol w:w="1539"/>
+        <w:gridCol w:w="3861"/>
       </w:tblGrid>
       <w:tr>
         <w:trPr>
@@ -5864,7 +5871,7 @@
         </w:trPr>
         <w:tc>
           <w:tcPr>
-            <w:tcW w:type="dxa" w:w="1599"/>
+            <w:tcW w:type="dxa" w:w="1539"/>
           </w:tcPr>
           <w:p>
             <w:pPr>
@@ -5878,7 +5885,7 @@
         </w:tc>
         <w:tc>
           <w:tcPr>
-            <w:tcW w:type="dxa" w:w="3801"/>
+            <w:tcW w:type="dxa" w:w="3861"/>
           </w:tcPr>
           <w:p>
             <w:pPr>
@@ -5897,7 +5904,7 @@
         </w:trPr>
         <w:tc>
           <w:tcPr>
-            <w:tcW w:type="dxa" w:w="1599"/>
+            <w:tcW w:type="dxa" w:w="1539"/>
           </w:tcPr>
           <w:p>
             <w:pPr>
@@ -5911,7 +5918,7 @@
         </w:tc>
         <w:tc>
           <w:tcPr>
-            <w:tcW w:type="dxa" w:w="3801"/>
+            <w:tcW w:type="dxa" w:w="3861"/>
           </w:tcPr>
           <w:p>
             <w:pPr>
@@ -5930,7 +5937,7 @@
         </w:trPr>
         <w:tc>
           <w:tcPr>
-            <w:tcW w:type="dxa" w:w="1599"/>
+            <w:tcW w:type="dxa" w:w="1539"/>
           </w:tcPr>
           <w:p>
             <w:pPr>
@@ -5944,7 +5951,7 @@
         </w:tc>
         <w:tc>
           <w:tcPr>
-            <w:tcW w:type="dxa" w:w="3801"/>
+            <w:tcW w:type="dxa" w:w="3861"/>
           </w:tcPr>
           <w:p>
             <w:pPr>
@@ -5986,14 +5993,14 @@
         </w:tblBorders>
         <w:tblLayout w:type="fixed"/>
         <w:tblCellMar>
-          <w:left w:w="73" w:type="dxa"/>
-          <w:right w:w="73" w:type="dxa"/>
+          <w:left w:w="69" w:type="dxa"/>
+          <w:right w:w="69" w:type="dxa"/>
         </w:tblCellMar>
         <w:tblLook w:firstColumn="1" w:firstRow="1" w:lastColumn="0" w:lastRow="0" w:noHBand="0" w:noVBand="1" w:val="04A0"/>
       </w:tblPr>
       <w:tblGrid>
-        <w:gridCol w:w="1684"/>
-        <w:gridCol w:w="3716"/>
+        <w:gridCol w:w="1627"/>
+        <w:gridCol w:w="3773"/>
       </w:tblGrid>
       <w:tr>
         <w:trPr>
@@ -6001,7 +6008,7 @@
         </w:trPr>
         <w:tc>
           <w:tcPr>
-            <w:tcW w:type="dxa" w:w="1684"/>
+            <w:tcW w:type="dxa" w:w="1627"/>
           </w:tcPr>
           <w:p>
             <w:pPr>
@@ -6015,7 +6022,7 @@
         </w:tc>
         <w:tc>
           <w:tcPr>
-            <w:tcW w:type="dxa" w:w="3716"/>
+            <w:tcW w:type="dxa" w:w="3773"/>
           </w:tcPr>
           <w:p>
             <w:pPr>
@@ -6034,7 +6041,7 @@
         </w:trPr>
         <w:tc>
           <w:tcPr>
-            <w:tcW w:type="dxa" w:w="1684"/>
+            <w:tcW w:type="dxa" w:w="1627"/>
           </w:tcPr>
           <w:p>
             <w:pPr>
@@ -6048,7 +6055,7 @@
         </w:tc>
         <w:tc>
           <w:tcPr>
-            <w:tcW w:type="dxa" w:w="3716"/>
+            <w:tcW w:type="dxa" w:w="3773"/>
           </w:tcPr>
           <w:p>
             <w:pPr>
@@ -6067,7 +6074,7 @@
         </w:trPr>
         <w:tc>
           <w:tcPr>
-            <w:tcW w:type="dxa" w:w="1684"/>
+            <w:tcW w:type="dxa" w:w="1627"/>
           </w:tcPr>
           <w:p>
             <w:pPr>
@@ -6081,7 +6088,7 @@
         </w:tc>
         <w:tc>
           <w:tcPr>
-            <w:tcW w:type="dxa" w:w="3716"/>
+            <w:tcW w:type="dxa" w:w="3773"/>
           </w:tcPr>
           <w:p>
             <w:pPr>
@@ -6123,14 +6130,14 @@
         </w:tblBorders>
         <w:tblLayout w:type="fixed"/>
         <w:tblCellMar>
-          <w:left w:w="73" w:type="dxa"/>
-          <w:right w:w="73" w:type="dxa"/>
+          <w:left w:w="69" w:type="dxa"/>
+          <w:right w:w="69" w:type="dxa"/>
         </w:tblCellMar>
         <w:tblLook w:firstColumn="1" w:firstRow="1" w:lastColumn="0" w:lastRow="0" w:noHBand="0" w:noVBand="1" w:val="04A0"/>
       </w:tblPr>
       <w:tblGrid>
-        <w:gridCol w:w="1653"/>
-        <w:gridCol w:w="3747"/>
+        <w:gridCol w:w="1595"/>
+        <w:gridCol w:w="3805"/>
       </w:tblGrid>
       <w:tr>
         <w:trPr>
@@ -6138,7 +6145,7 @@
         </w:trPr>
         <w:tc>
           <w:tcPr>
-            <w:tcW w:type="dxa" w:w="1653"/>
+            <w:tcW w:type="dxa" w:w="1595"/>
           </w:tcPr>
           <w:p>
             <w:pPr>
@@ -6152,7 +6159,7 @@
         </w:tc>
         <w:tc>
           <w:tcPr>
-            <w:tcW w:type="dxa" w:w="3747"/>
+            <w:tcW w:type="dxa" w:w="3805"/>
           </w:tcPr>
           <w:p>
             <w:pPr>
@@ -6171,7 +6178,7 @@
         </w:trPr>
         <w:tc>
           <w:tcPr>
-            <w:tcW w:type="dxa" w:w="1653"/>
+            <w:tcW w:type="dxa" w:w="1595"/>
           </w:tcPr>
           <w:p>
             <w:pPr>
@@ -6185,7 +6192,7 @@
         </w:tc>
         <w:tc>
           <w:tcPr>
-            <w:tcW w:type="dxa" w:w="3747"/>
+            <w:tcW w:type="dxa" w:w="3805"/>
           </w:tcPr>
           <w:p>
             <w:pPr>
@@ -6204,7 +6211,7 @@
         </w:trPr>
         <w:tc>
           <w:tcPr>
-            <w:tcW w:type="dxa" w:w="1653"/>
+            <w:tcW w:type="dxa" w:w="1595"/>
           </w:tcPr>
           <w:p>
             <w:pPr>
@@ -6218,7 +6225,7 @@
         </w:tc>
         <w:tc>
           <w:tcPr>
-            <w:tcW w:type="dxa" w:w="3747"/>
+            <w:tcW w:type="dxa" w:w="3805"/>
           </w:tcPr>
           <w:p>
             <w:pPr>
@@ -6266,14 +6273,14 @@
         </w:tblBorders>
         <w:tblLayout w:type="fixed"/>
         <w:tblCellMar>
-          <w:left w:w="73" w:type="dxa"/>
-          <w:right w:w="73" w:type="dxa"/>
+          <w:left w:w="69" w:type="dxa"/>
+          <w:right w:w="69" w:type="dxa"/>
         </w:tblCellMar>
         <w:tblLook w:firstColumn="1" w:firstRow="1" w:lastColumn="0" w:lastRow="0" w:noHBand="0" w:noVBand="1" w:val="04A0"/>
       </w:tblPr>
       <w:tblGrid>
-        <w:gridCol w:w="2522"/>
-        <w:gridCol w:w="2878"/>
+        <w:gridCol w:w="2417"/>
+        <w:gridCol w:w="2983"/>
       </w:tblGrid>
       <w:tr>
         <w:trPr>
@@ -6282,7 +6289,7 @@
         </w:trPr>
         <w:tc>
           <w:tcPr>
-            <w:tcW w:type="dxa" w:w="2522"/>
+            <w:tcW w:type="dxa" w:w="2417"/>
           </w:tcPr>
           <w:p>
             <w:pPr>
@@ -6298,7 +6305,7 @@
         </w:tc>
         <w:tc>
           <w:tcPr>
-            <w:tcW w:type="dxa" w:w="2878"/>
+            <w:tcW w:type="dxa" w:w="2983"/>
           </w:tcPr>
           <w:p>
             <w:pPr>
@@ -6319,7 +6326,7 @@
         </w:trPr>
         <w:tc>
           <w:tcPr>
-            <w:tcW w:type="dxa" w:w="2522"/>
+            <w:tcW w:type="dxa" w:w="2417"/>
           </w:tcPr>
           <w:p>
             <w:pPr>
@@ -6333,7 +6340,7 @@
         </w:tc>
         <w:tc>
           <w:tcPr>
-            <w:tcW w:type="dxa" w:w="2878"/>
+            <w:tcW w:type="dxa" w:w="2983"/>
           </w:tcPr>
           <w:p>
             <w:pPr>
@@ -6352,7 +6359,7 @@
         </w:trPr>
         <w:tc>
           <w:tcPr>
-            <w:tcW w:type="dxa" w:w="2522"/>
+            <w:tcW w:type="dxa" w:w="2417"/>
           </w:tcPr>
           <w:p>
             <w:pPr>
@@ -6366,7 +6373,7 @@
         </w:tc>
         <w:tc>
           <w:tcPr>
-            <w:tcW w:type="dxa" w:w="2878"/>
+            <w:tcW w:type="dxa" w:w="2983"/>
           </w:tcPr>
           <w:p>
             <w:pPr>
@@ -6385,7 +6392,7 @@
         </w:trPr>
         <w:tc>
           <w:tcPr>
-            <w:tcW w:type="dxa" w:w="2522"/>
+            <w:tcW w:type="dxa" w:w="2417"/>
           </w:tcPr>
           <w:p>
             <w:pPr>
@@ -6399,7 +6406,7 @@
         </w:tc>
         <w:tc>
           <w:tcPr>
-            <w:tcW w:type="dxa" w:w="2878"/>
+            <w:tcW w:type="dxa" w:w="2983"/>
           </w:tcPr>
           <w:p>
             <w:pPr>
@@ -6418,7 +6425,7 @@
         </w:trPr>
         <w:tc>
           <w:tcPr>
-            <w:tcW w:type="dxa" w:w="2522"/>
+            <w:tcW w:type="dxa" w:w="2417"/>
           </w:tcPr>
           <w:p>
             <w:pPr>
@@ -6432,7 +6439,7 @@
         </w:tc>
         <w:tc>
           <w:tcPr>
-            <w:tcW w:type="dxa" w:w="2878"/>
+            <w:tcW w:type="dxa" w:w="2983"/>
           </w:tcPr>
           <w:p>
             <w:pPr>
@@ -6451,7 +6458,7 @@
         </w:trPr>
         <w:tc>
           <w:tcPr>
-            <w:tcW w:type="dxa" w:w="2522"/>
+            <w:tcW w:type="dxa" w:w="2417"/>
           </w:tcPr>
           <w:p>
             <w:pPr>
@@ -6465,7 +6472,7 @@
         </w:tc>
         <w:tc>
           <w:tcPr>
-            <w:tcW w:type="dxa" w:w="2878"/>
+            <w:tcW w:type="dxa" w:w="2983"/>
           </w:tcPr>
           <w:p>
             <w:pPr>
@@ -6484,7 +6491,7 @@
         </w:trPr>
         <w:tc>
           <w:tcPr>
-            <w:tcW w:type="dxa" w:w="2522"/>
+            <w:tcW w:type="dxa" w:w="2417"/>
           </w:tcPr>
           <w:p>
             <w:pPr>
@@ -6498,7 +6505,7 @@
         </w:tc>
         <w:tc>
           <w:tcPr>
-            <w:tcW w:type="dxa" w:w="2878"/>
+            <w:tcW w:type="dxa" w:w="2983"/>
           </w:tcPr>
           <w:p>
             <w:pPr>
@@ -6546,15 +6553,15 @@
         </w:tblBorders>
         <w:tblLayout w:type="fixed"/>
         <w:tblCellMar>
-          <w:left w:w="73" w:type="dxa"/>
-          <w:right w:w="73" w:type="dxa"/>
+          <w:left w:w="69" w:type="dxa"/>
+          <w:right w:w="69" w:type="dxa"/>
         </w:tblCellMar>
         <w:tblLook w:firstColumn="1" w:firstRow="1" w:lastColumn="0" w:lastRow="0" w:noHBand="0" w:noVBand="1" w:val="04A0"/>
       </w:tblPr>
       <w:tblGrid>
-        <w:gridCol w:w="1768"/>
-        <w:gridCol w:w="2280"/>
-        <w:gridCol w:w="1352"/>
+        <w:gridCol w:w="1741"/>
+        <w:gridCol w:w="2333"/>
+        <w:gridCol w:w="1326"/>
       </w:tblGrid>
       <w:tr>
         <w:trPr>
@@ -6563,7 +6570,7 @@
         </w:trPr>
         <w:tc>
           <w:tcPr>
-            <w:tcW w:type="dxa" w:w="1768"/>
+            <w:tcW w:type="dxa" w:w="1741"/>
           </w:tcPr>
           <w:p>
             <w:pPr>
@@ -6579,7 +6586,7 @@
         </w:tc>
         <w:tc>
           <w:tcPr>
-            <w:tcW w:type="dxa" w:w="2280"/>
+            <w:tcW w:type="dxa" w:w="2333"/>
           </w:tcPr>
           <w:p>
             <w:pPr>
@@ -6595,7 +6602,7 @@
         </w:tc>
         <w:tc>
           <w:tcPr>
-            <w:tcW w:type="dxa" w:w="1352"/>
+            <w:tcW w:type="dxa" w:w="1326"/>
           </w:tcPr>
           <w:p>
             <w:pPr>
@@ -6616,7 +6623,7 @@
         </w:trPr>
         <w:tc>
           <w:tcPr>
-            <w:tcW w:type="dxa" w:w="1768"/>
+            <w:tcW w:type="dxa" w:w="1741"/>
           </w:tcPr>
           <w:p>
             <w:pPr>
@@ -6630,7 +6637,7 @@
         </w:tc>
         <w:tc>
           <w:tcPr>
-            <w:tcW w:type="dxa" w:w="2280"/>
+            <w:tcW w:type="dxa" w:w="2333"/>
           </w:tcPr>
           <w:p>
             <w:pPr>
@@ -6644,7 +6651,7 @@
         </w:tc>
         <w:tc>
           <w:tcPr>
-            <w:tcW w:type="dxa" w:w="1352"/>
+            <w:tcW w:type="dxa" w:w="1326"/>
           </w:tcPr>
           <w:p>
             <w:pPr>
@@ -6663,7 +6670,7 @@
         </w:trPr>
         <w:tc>
           <w:tcPr>
-            <w:tcW w:type="dxa" w:w="1768"/>
+            <w:tcW w:type="dxa" w:w="1741"/>
           </w:tcPr>
           <w:p>
             <w:pPr>
@@ -6677,7 +6684,7 @@
         </w:tc>
         <w:tc>
           <w:tcPr>
-            <w:tcW w:type="dxa" w:w="2280"/>
+            <w:tcW w:type="dxa" w:w="2333"/>
           </w:tcPr>
           <w:p>
             <w:pPr>
@@ -6691,7 +6698,7 @@
         </w:tc>
         <w:tc>
           <w:tcPr>
-            <w:tcW w:type="dxa" w:w="1352"/>
+            <w:tcW w:type="dxa" w:w="1326"/>
           </w:tcPr>
           <w:p>
             <w:pPr>
@@ -6710,7 +6717,7 @@
         </w:trPr>
         <w:tc>
           <w:tcPr>
-            <w:tcW w:type="dxa" w:w="1768"/>
+            <w:tcW w:type="dxa" w:w="1741"/>
           </w:tcPr>
           <w:p>
             <w:pPr>
@@ -6724,7 +6731,7 @@
         </w:tc>
         <w:tc>
           <w:tcPr>
-            <w:tcW w:type="dxa" w:w="2280"/>
+            <w:tcW w:type="dxa" w:w="2333"/>
           </w:tcPr>
           <w:p>
             <w:pPr>
@@ -6738,7 +6745,7 @@
         </w:tc>
         <w:tc>
           <w:tcPr>
-            <w:tcW w:type="dxa" w:w="1352"/>
+            <w:tcW w:type="dxa" w:w="1326"/>
           </w:tcPr>
           <w:p>
             <w:pPr>
@@ -6786,14 +6793,14 @@
         </w:tblBorders>
         <w:tblLayout w:type="fixed"/>
         <w:tblCellMar>
-          <w:left w:w="73" w:type="dxa"/>
-          <w:right w:w="73" w:type="dxa"/>
+          <w:left w:w="69" w:type="dxa"/>
+          <w:right w:w="69" w:type="dxa"/>
         </w:tblCellMar>
         <w:tblLook w:firstColumn="1" w:firstRow="1" w:lastColumn="0" w:lastRow="0" w:noHBand="0" w:noVBand="1" w:val="04A0"/>
       </w:tblPr>
       <w:tblGrid>
-        <w:gridCol w:w="1298"/>
-        <w:gridCol w:w="4102"/>
+        <w:gridCol w:w="1245"/>
+        <w:gridCol w:w="4155"/>
       </w:tblGrid>
       <w:tr>
         <w:trPr>
@@ -6802,7 +6809,7 @@
         </w:trPr>
         <w:tc>
           <w:tcPr>
-            <w:tcW w:type="dxa" w:w="1298"/>
+            <w:tcW w:type="dxa" w:w="1245"/>
           </w:tcPr>
           <w:p>
             <w:pPr>
@@ -6817,7 +6824,7 @@
         </w:tc>
         <w:tc>
           <w:tcPr>
-            <w:tcW w:type="dxa" w:w="4102"/>
+            <w:tcW w:type="dxa" w:w="4155"/>
           </w:tcPr>
           <w:p>
             <w:pPr>
@@ -6838,7 +6845,7 @@
         </w:trPr>
         <w:tc>
           <w:tcPr>
-            <w:tcW w:type="dxa" w:w="1298"/>
+            <w:tcW w:type="dxa" w:w="1245"/>
           </w:tcPr>
           <w:p>
             <w:pPr>
@@ -6852,7 +6859,7 @@
         </w:tc>
         <w:tc>
           <w:tcPr>
-            <w:tcW w:type="dxa" w:w="4102"/>
+            <w:tcW w:type="dxa" w:w="4155"/>
           </w:tcPr>
           <w:p>
             <w:pPr>
@@ -6871,7 +6878,7 @@
         </w:trPr>
         <w:tc>
           <w:tcPr>
-            <w:tcW w:type="dxa" w:w="1298"/>
+            <w:tcW w:type="dxa" w:w="1245"/>
           </w:tcPr>
           <w:p>
             <w:pPr>
@@ -6885,7 +6892,7 @@
         </w:tc>
         <w:tc>
           <w:tcPr>
-            <w:tcW w:type="dxa" w:w="4102"/>
+            <w:tcW w:type="dxa" w:w="4155"/>
           </w:tcPr>
           <w:p>
             <w:pPr>
@@ -6904,7 +6911,7 @@
         </w:trPr>
         <w:tc>
           <w:tcPr>
-            <w:tcW w:type="dxa" w:w="1298"/>
+            <w:tcW w:type="dxa" w:w="1245"/>
           </w:tcPr>
           <w:p>
             <w:pPr>
@@ -6918,7 +6925,7 @@
         </w:tc>
         <w:tc>
           <w:tcPr>
-            <w:tcW w:type="dxa" w:w="4102"/>
+            <w:tcW w:type="dxa" w:w="4155"/>
           </w:tcPr>
           <w:p>
             <w:pPr>
@@ -6937,7 +6944,7 @@
         </w:trPr>
         <w:tc>
           <w:tcPr>
-            <w:tcW w:type="dxa" w:w="1298"/>
+            <w:tcW w:type="dxa" w:w="1245"/>
           </w:tcPr>
           <w:p>
             <w:pPr>
@@ -6951,7 +6958,7 @@
         </w:tc>
         <w:tc>
           <w:tcPr>
-            <w:tcW w:type="dxa" w:w="4102"/>
+            <w:tcW w:type="dxa" w:w="4155"/>
           </w:tcPr>
           <w:p>
             <w:pPr>
@@ -6970,7 +6977,7 @@
         </w:trPr>
         <w:tc>
           <w:tcPr>
-            <w:tcW w:type="dxa" w:w="1298"/>
+            <w:tcW w:type="dxa" w:w="1245"/>
           </w:tcPr>
           <w:p>
             <w:pPr>
@@ -6984,7 +6991,7 @@
         </w:tc>
         <w:tc>
           <w:tcPr>
-            <w:tcW w:type="dxa" w:w="4102"/>
+            <w:tcW w:type="dxa" w:w="4155"/>
           </w:tcPr>
           <w:p>
             <w:pPr>
@@ -7032,14 +7039,14 @@
         </w:tblBorders>
         <w:tblLayout w:type="fixed"/>
         <w:tblCellMar>
-          <w:left w:w="73" w:type="dxa"/>
-          <w:right w:w="73" w:type="dxa"/>
+          <w:left w:w="69" w:type="dxa"/>
+          <w:right w:w="69" w:type="dxa"/>
         </w:tblCellMar>
         <w:tblLook w:firstColumn="1" w:firstRow="1" w:lastColumn="0" w:lastRow="0" w:noHBand="0" w:noVBand="1" w:val="04A0"/>
       </w:tblPr>
       <w:tblGrid>
-        <w:gridCol w:w="2729"/>
-        <w:gridCol w:w="2671"/>
+        <w:gridCol w:w="2659"/>
+        <w:gridCol w:w="2741"/>
       </w:tblGrid>
       <w:tr>
         <w:trPr>
@@ -7048,7 +7055,7 @@
         </w:trPr>
         <w:tc>
           <w:tcPr>
-            <w:tcW w:type="dxa" w:w="2729"/>
+            <w:tcW w:type="dxa" w:w="2659"/>
           </w:tcPr>
           <w:p>
             <w:pPr>
@@ -7064,7 +7071,7 @@
         </w:tc>
         <w:tc>
           <w:tcPr>
-            <w:tcW w:type="dxa" w:w="2671"/>
+            <w:tcW w:type="dxa" w:w="2741"/>
           </w:tcPr>
           <w:p>
             <w:pPr>
@@ -7085,7 +7092,7 @@
         </w:trPr>
         <w:tc>
           <w:tcPr>
-            <w:tcW w:type="dxa" w:w="2729"/>
+            <w:tcW w:type="dxa" w:w="2659"/>
           </w:tcPr>
           <w:p>
             <w:pPr>
@@ -7099,7 +7106,7 @@
         </w:tc>
         <w:tc>
           <w:tcPr>
-            <w:tcW w:type="dxa" w:w="2671"/>
+            <w:tcW w:type="dxa" w:w="2741"/>
           </w:tcPr>
           <w:p>
             <w:pPr>
@@ -7118,7 +7125,7 @@
         </w:trPr>
         <w:tc>
           <w:tcPr>
-            <w:tcW w:type="dxa" w:w="2729"/>
+            <w:tcW w:type="dxa" w:w="2659"/>
           </w:tcPr>
           <w:p>
             <w:pPr>
@@ -7132,7 +7139,7 @@
         </w:tc>
         <w:tc>
           <w:tcPr>
-            <w:tcW w:type="dxa" w:w="2671"/>
+            <w:tcW w:type="dxa" w:w="2741"/>
           </w:tcPr>
           <w:p>
             <w:pPr>
@@ -7151,7 +7158,7 @@
         </w:trPr>
         <w:tc>
           <w:tcPr>
-            <w:tcW w:type="dxa" w:w="2729"/>
+            <w:tcW w:type="dxa" w:w="2659"/>
           </w:tcPr>
           <w:p>
             <w:pPr>
@@ -7165,7 +7172,7 @@
         </w:tc>
         <w:tc>
           <w:tcPr>
-            <w:tcW w:type="dxa" w:w="2671"/>
+            <w:tcW w:type="dxa" w:w="2741"/>
           </w:tcPr>
           <w:p>
             <w:pPr>
@@ -7184,7 +7191,7 @@
         </w:trPr>
         <w:tc>
           <w:tcPr>
-            <w:tcW w:type="dxa" w:w="2729"/>
+            <w:tcW w:type="dxa" w:w="2659"/>
           </w:tcPr>
           <w:p>
             <w:pPr>
@@ -7198,7 +7205,7 @@
         </w:tc>
         <w:tc>
           <w:tcPr>
-            <w:tcW w:type="dxa" w:w="2671"/>
+            <w:tcW w:type="dxa" w:w="2741"/>
           </w:tcPr>
           <w:p>
             <w:pPr>
@@ -7217,7 +7224,7 @@
         </w:trPr>
         <w:tc>
           <w:tcPr>
-            <w:tcW w:type="dxa" w:w="2729"/>
+            <w:tcW w:type="dxa" w:w="2659"/>
           </w:tcPr>
           <w:p>
             <w:pPr>
@@ -7231,7 +7238,7 @@
         </w:tc>
         <w:tc>
           <w:tcPr>
-            <w:tcW w:type="dxa" w:w="2671"/>
+            <w:tcW w:type="dxa" w:w="2741"/>
           </w:tcPr>
           <w:p>
             <w:pPr>
@@ -7250,7 +7257,7 @@
         </w:trPr>
         <w:tc>
           <w:tcPr>
-            <w:tcW w:type="dxa" w:w="2729"/>
+            <w:tcW w:type="dxa" w:w="2659"/>
           </w:tcPr>
           <w:p>
             <w:pPr>
@@ -7264,7 +7271,7 @@
         </w:tc>
         <w:tc>
           <w:tcPr>
-            <w:tcW w:type="dxa" w:w="2671"/>
+            <w:tcW w:type="dxa" w:w="2741"/>
           </w:tcPr>
           <w:p>
             <w:pPr>
@@ -7283,7 +7290,7 @@
         </w:trPr>
         <w:tc>
           <w:tcPr>
-            <w:tcW w:type="dxa" w:w="2729"/>
+            <w:tcW w:type="dxa" w:w="2659"/>
           </w:tcPr>
           <w:p>
             <w:pPr>
@@ -7297,7 +7304,7 @@
         </w:tc>
         <w:tc>
           <w:tcPr>
-            <w:tcW w:type="dxa" w:w="2671"/>
+            <w:tcW w:type="dxa" w:w="2741"/>
           </w:tcPr>
           <w:p>
             <w:pPr>
@@ -7316,7 +7323,7 @@
         </w:trPr>
         <w:tc>
           <w:tcPr>
-            <w:tcW w:type="dxa" w:w="2729"/>
+            <w:tcW w:type="dxa" w:w="2659"/>
           </w:tcPr>
           <w:p>
             <w:pPr>
@@ -7330,7 +7337,7 @@
         </w:tc>
         <w:tc>
           <w:tcPr>
-            <w:tcW w:type="dxa" w:w="2671"/>
+            <w:tcW w:type="dxa" w:w="2741"/>
           </w:tcPr>
           <w:p>
             <w:pPr>
@@ -7349,7 +7356,7 @@
         </w:trPr>
         <w:tc>
           <w:tcPr>
-            <w:tcW w:type="dxa" w:w="2729"/>
+            <w:tcW w:type="dxa" w:w="2659"/>
           </w:tcPr>
           <w:p>
             <w:pPr>
@@ -7363,7 +7370,7 @@
         </w:tc>
         <w:tc>
           <w:tcPr>
-            <w:tcW w:type="dxa" w:w="2671"/>
+            <w:tcW w:type="dxa" w:w="2741"/>
           </w:tcPr>
           <w:p>
             <w:pPr>
@@ -7382,7 +7389,7 @@
         </w:trPr>
         <w:tc>
           <w:tcPr>
-            <w:tcW w:type="dxa" w:w="2729"/>
+            <w:tcW w:type="dxa" w:w="2659"/>
           </w:tcPr>
           <w:p>
             <w:pPr>
@@ -7396,7 +7403,7 @@
         </w:tc>
         <w:tc>
           <w:tcPr>
-            <w:tcW w:type="dxa" w:w="2671"/>
+            <w:tcW w:type="dxa" w:w="2741"/>
           </w:tcPr>
           <w:p>
             <w:pPr>
@@ -7415,7 +7422,7 @@
         </w:trPr>
         <w:tc>
           <w:tcPr>
-            <w:tcW w:type="dxa" w:w="2729"/>
+            <w:tcW w:type="dxa" w:w="2659"/>
           </w:tcPr>
           <w:p>
             <w:pPr>
@@ -7429,7 +7436,7 @@
         </w:tc>
         <w:tc>
           <w:tcPr>
-            <w:tcW w:type="dxa" w:w="2671"/>
+            <w:tcW w:type="dxa" w:w="2741"/>
           </w:tcPr>
           <w:p>
             <w:pPr>
@@ -7506,7 +7513,7 @@
       </w:pPr>
       <w:r>
         <w:rPr/>
-        <w:t>light from one side → auxin moves to the shady side → binds receptors → proton pumps push H+ into the cell wall → enzymes break cellulose fibers; the wall loosens → water enters, turgor rises → the cell enlarges and rebuilds a longer wall → shady side elongates; stem bends toward the light</w:t>
+        <w:t>light from one side → auxin moves to the shady side → attaches to a receptor (in the nucleus, textbook) → proton pumps push H+ into the cell wall → enzymes break cellulose fibers; the wall loosens → water enters, turgor rises → the cell enlarges and rebuilds a longer wall → shady side elongates; stem bends toward the light</w:t>
       </w:r>
     </w:p>
     <w:p>
@@ -7646,14 +7653,14 @@
         </w:tblBorders>
         <w:tblLayout w:type="fixed"/>
         <w:tblCellMar>
-          <w:left w:w="73" w:type="dxa"/>
-          <w:right w:w="73" w:type="dxa"/>
+          <w:left w:w="69" w:type="dxa"/>
+          <w:right w:w="69" w:type="dxa"/>
         </w:tblCellMar>
         <w:tblLook w:firstColumn="1" w:firstRow="1" w:lastColumn="0" w:lastRow="0" w:noHBand="0" w:noVBand="1" w:val="04A0"/>
       </w:tblPr>
       <w:tblGrid>
-        <w:gridCol w:w="1712"/>
-        <w:gridCol w:w="3688"/>
+        <w:gridCol w:w="1660"/>
+        <w:gridCol w:w="3740"/>
       </w:tblGrid>
       <w:tr>
         <w:trPr>
@@ -7662,7 +7669,7 @@
         </w:trPr>
         <w:tc>
           <w:tcPr>
-            <w:tcW w:type="dxa" w:w="1712"/>
+            <w:tcW w:type="dxa" w:w="1660"/>
           </w:tcPr>
           <w:p>
             <w:pPr>
@@ -7678,7 +7685,7 @@
         </w:tc>
         <w:tc>
           <w:tcPr>
-            <w:tcW w:type="dxa" w:w="3688"/>
+            <w:tcW w:type="dxa" w:w="3740"/>
           </w:tcPr>
           <w:p>
             <w:pPr>
@@ -7699,7 +7706,7 @@
         </w:trPr>
         <w:tc>
           <w:tcPr>
-            <w:tcW w:type="dxa" w:w="1712"/>
+            <w:tcW w:type="dxa" w:w="1660"/>
           </w:tcPr>
           <w:p>
             <w:pPr>
@@ -7713,7 +7720,7 @@
         </w:tc>
         <w:tc>
           <w:tcPr>
-            <w:tcW w:type="dxa" w:w="3688"/>
+            <w:tcW w:type="dxa" w:w="3740"/>
           </w:tcPr>
           <w:p>
             <w:pPr>
@@ -7732,7 +7739,7 @@
         </w:trPr>
         <w:tc>
           <w:tcPr>
-            <w:tcW w:type="dxa" w:w="1712"/>
+            <w:tcW w:type="dxa" w:w="1660"/>
           </w:tcPr>
           <w:p>
             <w:pPr>
@@ -7746,7 +7753,7 @@
         </w:tc>
         <w:tc>
           <w:tcPr>
-            <w:tcW w:type="dxa" w:w="3688"/>
+            <w:tcW w:type="dxa" w:w="3740"/>
           </w:tcPr>
           <w:p>
             <w:pPr>
@@ -7765,7 +7772,7 @@
         </w:trPr>
         <w:tc>
           <w:tcPr>
-            <w:tcW w:type="dxa" w:w="1712"/>
+            <w:tcW w:type="dxa" w:w="1660"/>
           </w:tcPr>
           <w:p>
             <w:pPr>
@@ -7779,7 +7786,7 @@
         </w:tc>
         <w:tc>
           <w:tcPr>
-            <w:tcW w:type="dxa" w:w="3688"/>
+            <w:tcW w:type="dxa" w:w="3740"/>
           </w:tcPr>
           <w:p>
             <w:pPr>
@@ -7798,7 +7805,7 @@
         </w:trPr>
         <w:tc>
           <w:tcPr>
-            <w:tcW w:type="dxa" w:w="1712"/>
+            <w:tcW w:type="dxa" w:w="1660"/>
           </w:tcPr>
           <w:p>
             <w:pPr>
@@ -7812,7 +7819,7 @@
         </w:tc>
         <w:tc>
           <w:tcPr>
-            <w:tcW w:type="dxa" w:w="3688"/>
+            <w:tcW w:type="dxa" w:w="3740"/>
           </w:tcPr>
           <w:p>
             <w:pPr>
@@ -7831,7 +7838,7 @@
         </w:trPr>
         <w:tc>
           <w:tcPr>
-            <w:tcW w:type="dxa" w:w="1712"/>
+            <w:tcW w:type="dxa" w:w="1660"/>
           </w:tcPr>
           <w:p>
             <w:pPr>
@@ -7845,7 +7852,7 @@
         </w:tc>
         <w:tc>
           <w:tcPr>
-            <w:tcW w:type="dxa" w:w="3688"/>
+            <w:tcW w:type="dxa" w:w="3740"/>
           </w:tcPr>
           <w:p>
             <w:pPr>
@@ -7864,7 +7871,7 @@
         </w:trPr>
         <w:tc>
           <w:tcPr>
-            <w:tcW w:type="dxa" w:w="1712"/>
+            <w:tcW w:type="dxa" w:w="1660"/>
           </w:tcPr>
           <w:p>
             <w:pPr>
@@ -7878,7 +7885,7 @@
         </w:tc>
         <w:tc>
           <w:tcPr>
-            <w:tcW w:type="dxa" w:w="3688"/>
+            <w:tcW w:type="dxa" w:w="3740"/>
           </w:tcPr>
           <w:p>
             <w:pPr>
@@ -7897,7 +7904,7 @@
         </w:trPr>
         <w:tc>
           <w:tcPr>
-            <w:tcW w:type="dxa" w:w="1712"/>
+            <w:tcW w:type="dxa" w:w="1660"/>
           </w:tcPr>
           <w:p>
             <w:pPr>
@@ -7911,7 +7918,7 @@
         </w:tc>
         <w:tc>
           <w:tcPr>
-            <w:tcW w:type="dxa" w:w="3688"/>
+            <w:tcW w:type="dxa" w:w="3740"/>
           </w:tcPr>
           <w:p>
             <w:pPr>
@@ -7978,79 +7985,79 @@
     </w:pPr>
     <w:r>
       <w:rPr>
-        <w:sz w:val="18"/>
+        <w:sz w:val="17"/>
       </w:rPr>
     </w:r>
     <w:r>
       <w:rPr>
-        <w:sz w:val="16"/>
+        <w:sz w:val="15"/>
       </w:rPr>
       <w:t>BIO II printed notes: Ch 26 (main)</w:t>
       <w:tab/>
     </w:r>
     <w:r>
       <w:rPr>
-        <w:sz w:val="18"/>
+        <w:sz w:val="17"/>
       </w:rPr>
       <w:fldChar w:fldCharType="begin"/>
     </w:r>
     <w:r>
       <w:rPr>
-        <w:sz w:val="18"/>
+        <w:sz w:val="17"/>
       </w:rPr>
       <w:instrText xml:space="preserve"> STYLEREF "Slide code" </w:instrText>
     </w:r>
     <w:r>
       <w:rPr>
-        <w:sz w:val="18"/>
+        <w:sz w:val="17"/>
       </w:rPr>
       <w:fldChar w:fldCharType="separate"/>
     </w:r>
     <w:r>
       <w:rPr>
-        <w:sz w:val="18"/>
+        <w:sz w:val="17"/>
       </w:rPr>
       <w:t/>
     </w:r>
     <w:r>
       <w:rPr>
-        <w:sz w:val="18"/>
+        <w:sz w:val="17"/>
       </w:rPr>
       <w:fldChar w:fldCharType="end"/>
     </w:r>
     <w:r>
       <w:rPr>
-        <w:sz w:val="18"/>
+        <w:sz w:val="17"/>
       </w:rPr>
       <w:t xml:space="preserve"> – </w:t>
     </w:r>
     <w:r>
       <w:rPr>
-        <w:sz w:val="18"/>
+        <w:sz w:val="17"/>
       </w:rPr>
       <w:fldChar w:fldCharType="begin"/>
     </w:r>
     <w:r>
       <w:rPr>
-        <w:sz w:val="18"/>
+        <w:sz w:val="17"/>
       </w:rPr>
       <w:instrText xml:space="preserve"> STYLEREF "Slide code" \l </w:instrText>
     </w:r>
     <w:r>
       <w:rPr>
-        <w:sz w:val="18"/>
+        <w:sz w:val="17"/>
       </w:rPr>
       <w:fldChar w:fldCharType="separate"/>
     </w:r>
     <w:r>
       <w:rPr>
-        <w:sz w:val="18"/>
+        <w:sz w:val="17"/>
       </w:rPr>
       <w:t/>
     </w:r>
     <w:r>
       <w:rPr>
-        <w:sz w:val="18"/>
+        <w:sz w:val="17"/>
       </w:rPr>
       <w:fldChar w:fldCharType="end"/>
     </w:r>
@@ -8238,7 +8245,7 @@
       <w:lvlText w:val="•"/>
       <w:lvlJc w:val="left"/>
       <w:pPr>
-        <w:ind w:left="183" w:hanging="183"/>
+        <w:ind w:left="172" w:hanging="172"/>
       </w:pPr>
       <w:rPr>
         <w:rFonts w:ascii="Arial Narrow" w:hAnsi="Arial Narrow" w:cs="Arial Narrow"/>
@@ -8250,7 +8257,7 @@
       <w:lvlText w:val="–"/>
       <w:lvlJc w:val="left"/>
       <w:pPr>
-        <w:ind w:left="379" w:hanging="183"/>
+        <w:ind w:left="356" w:hanging="172"/>
       </w:pPr>
       <w:rPr>
         <w:rFonts w:ascii="Arial Narrow" w:hAnsi="Arial Narrow" w:cs="Arial Narrow"/>
@@ -8262,7 +8269,7 @@
       <w:lvlText w:val="–"/>
       <w:lvlJc w:val="left"/>
       <w:pPr>
-        <w:ind w:left="575" w:hanging="183"/>
+        <w:ind w:left="540" w:hanging="172"/>
       </w:pPr>
       <w:rPr>
         <w:rFonts w:ascii="Arial Narrow" w:hAnsi="Arial Narrow" w:cs="Arial Narrow"/>
@@ -8274,7 +8281,7 @@
       <w:lvlText w:val="–"/>
       <w:lvlJc w:val="left"/>
       <w:pPr>
-        <w:ind w:left="771" w:hanging="183"/>
+        <w:ind w:left="724" w:hanging="172"/>
       </w:pPr>
       <w:rPr>
         <w:rFonts w:ascii="Arial Narrow" w:hAnsi="Arial Narrow" w:cs="Arial Narrow"/>
@@ -8286,7 +8293,7 @@
       <w:lvlText w:val="–"/>
       <w:lvlJc w:val="left"/>
       <w:pPr>
-        <w:ind w:left="967" w:hanging="183"/>
+        <w:ind w:left="908" w:hanging="172"/>
       </w:pPr>
       <w:rPr>
         <w:rFonts w:ascii="Arial Narrow" w:hAnsi="Arial Narrow" w:cs="Arial Narrow"/>
@@ -8298,7 +8305,7 @@
       <w:lvlText w:val="–"/>
       <w:lvlJc w:val="left"/>
       <w:pPr>
-        <w:ind w:left="1163" w:hanging="183"/>
+        <w:ind w:left="1092" w:hanging="172"/>
       </w:pPr>
       <w:rPr>
         <w:rFonts w:ascii="Arial Narrow" w:hAnsi="Arial Narrow" w:cs="Arial Narrow"/>
@@ -8310,7 +8317,7 @@
       <w:lvlText w:val="–"/>
       <w:lvlJc w:val="left"/>
       <w:pPr>
-        <w:ind w:left="1359" w:hanging="183"/>
+        <w:ind w:left="1276" w:hanging="172"/>
       </w:pPr>
       <w:rPr>
         <w:rFonts w:ascii="Arial Narrow" w:hAnsi="Arial Narrow" w:cs="Arial Narrow"/>
@@ -8322,7 +8329,7 @@
       <w:lvlText w:val="–"/>
       <w:lvlJc w:val="left"/>
       <w:pPr>
-        <w:ind w:left="1555" w:hanging="183"/>
+        <w:ind w:left="1460" w:hanging="172"/>
       </w:pPr>
       <w:rPr>
         <w:rFonts w:ascii="Arial Narrow" w:hAnsi="Arial Narrow" w:cs="Arial Narrow"/>
@@ -8334,7 +8341,7 @@
       <w:lvlText w:val="–"/>
       <w:lvlJc w:val="left"/>
       <w:pPr>
-        <w:ind w:left="1751" w:hanging="183"/>
+        <w:ind w:left="1644" w:hanging="172"/>
       </w:pPr>
       <w:rPr>
         <w:rFonts w:ascii="Arial Narrow" w:hAnsi="Arial Narrow" w:cs="Arial Narrow"/>
@@ -8539,7 +8546,7 @@
     </w:pPr>
     <w:rPr>
       <w:rFonts w:ascii="Arial Narrow" w:hAnsi="Arial Narrow" w:eastAsia="Arial Narrow"/>
-      <w:sz w:val="24"/>
+      <w:sz w:val="23"/>
     </w:rPr>
   </w:style>
   <w:style w:type="paragraph" w:styleId="Header">
@@ -20227,11 +20234,11 @@
     <w:name w:val="Notes title"/>
     <w:basedOn w:val="Normal"/>
     <w:pPr>
-      <w:spacing w:before="0" w:after="49"/>
+      <w:spacing w:before="0" w:after="46"/>
     </w:pPr>
     <w:rPr>
       <w:b/>
-      <w:sz w:val="30"/>
+      <w:sz w:val="29"/>
     </w:rPr>
   </w:style>
   <w:style w:type="paragraph" w:customStyle="1" w:styleId="Howto">
@@ -20259,7 +20266,7 @@
         <w:right w:val="single" w:sz="4" w:space="2" w:color="auto"/>
       </w:pBdr>
       <w:spacing w:before="0" w:after="0"/>
-      <w:ind w:left="245" w:hanging="245"/>
+      <w:ind w:left="230" w:hanging="230"/>
     </w:pPr>
     <w:rPr/>
   </w:style>
@@ -20268,7 +20275,7 @@
     <w:basedOn w:val="Normal"/>
     <w:pPr>
       <w:keepNext/>
-      <w:spacing w:before="86" w:after="0"/>
+      <w:spacing w:before="80" w:after="0"/>
     </w:pPr>
     <w:rPr>
       <w:b/>
@@ -20279,7 +20286,7 @@
     <w:basedOn w:val="Normal"/>
     <w:pPr>
       <w:spacing w:before="0" w:after="0"/>
-      <w:ind w:left="183" w:hanging="183"/>
+      <w:ind w:left="172" w:hanging="172"/>
     </w:pPr>
     <w:rPr/>
   </w:style>
@@ -20288,11 +20295,11 @@
     <w:basedOn w:val="Normal"/>
     <w:pPr>
       <w:keepNext/>
-      <w:spacing w:before="122" w:after="61"/>
+      <w:spacing w:before="115" w:after="57"/>
     </w:pPr>
     <w:rPr>
       <w:b/>
-      <w:sz w:val="33"/>
+      <w:sz w:val="32"/>
     </w:rPr>
   </w:style>
   <w:style w:type="paragraph" w:customStyle="1" w:styleId="Sectionheading">
@@ -20300,18 +20307,18 @@
     <w:basedOn w:val="Normal"/>
     <w:pPr>
       <w:keepNext/>
-      <w:spacing w:before="110" w:after="24"/>
+      <w:spacing w:before="103" w:after="23"/>
     </w:pPr>
     <w:rPr>
       <w:b/>
-      <w:sz w:val="28"/>
+      <w:sz w:val="27"/>
     </w:rPr>
   </w:style>
   <w:style w:type="paragraph" w:customStyle="1" w:styleId="Pointer">
     <w:name w:val="Pointer"/>
     <w:basedOn w:val="Normal"/>
     <w:pPr>
-      <w:spacing w:before="0" w:after="24"/>
+      <w:spacing w:before="0" w:after="23"/>
     </w:pPr>
     <w:rPr>
       <w:i/>
@@ -20322,7 +20329,7 @@
     <w:basedOn w:val="Normal"/>
     <w:pPr>
       <w:keepNext/>
-      <w:spacing w:before="73" w:after="0"/>
+      <w:spacing w:before="69" w:after="0"/>
     </w:pPr>
     <w:rPr/>
   </w:style>
@@ -20339,7 +20346,7 @@
     <w:basedOn w:val="Normal"/>
     <w:pPr>
       <w:spacing w:before="0" w:after="0"/>
-      <w:ind w:left="183" w:hanging="183"/>
+      <w:ind w:left="172" w:hanging="172"/>
     </w:pPr>
     <w:rPr/>
   </w:style>
@@ -20348,7 +20355,7 @@
     <w:basedOn w:val="Normal"/>
     <w:pPr>
       <w:spacing w:before="0" w:after="0"/>
-      <w:ind w:left="183" w:hanging="183"/>
+      <w:ind w:left="172" w:hanging="172"/>
     </w:pPr>
     <w:rPr/>
   </w:style>
@@ -20356,7 +20363,7 @@
     <w:name w:val="Table text"/>
     <w:basedOn w:val="Normal"/>
     <w:pPr>
-      <w:spacing w:before="0" w:after="29"/>
+      <w:spacing w:before="0" w:after="28"/>
     </w:pPr>
     <w:rPr/>
   </w:style>
@@ -20365,11 +20372,11 @@
     <w:basedOn w:val="Normal"/>
     <w:pPr>
       <w:keepNext/>
-      <w:spacing w:before="98" w:after="49"/>
+      <w:spacing w:before="92" w:after="46"/>
     </w:pPr>
     <w:rPr>
       <w:b/>
-      <w:sz w:val="33"/>
+      <w:sz w:val="32"/>
     </w:rPr>
   </w:style>
   <w:style w:type="paragraph" w:customStyle="1" w:styleId="Tabletitle">
@@ -20377,7 +20384,7 @@
     <w:basedOn w:val="Normal"/>
     <w:pPr>
       <w:keepNext/>
-      <w:spacing w:before="110" w:after="0"/>
+      <w:spacing w:before="103" w:after="0"/>
     </w:pPr>
     <w:rPr/>
   </w:style>
@@ -20386,11 +20393,11 @@
     <w:basedOn w:val="Normal"/>
     <w:pPr>
       <w:keepNext/>
-      <w:spacing w:before="98" w:after="24"/>
+      <w:spacing w:before="92" w:after="23"/>
     </w:pPr>
     <w:rPr>
       <w:b/>
-      <w:sz w:val="25"/>
+      <w:sz w:val="24"/>
     </w:rPr>
   </w:style>
   <w:style w:type="paragraph" w:customStyle="1" w:styleId="Entry">
@@ -20398,7 +20405,7 @@
     <w:basedOn w:val="Normal"/>
     <w:pPr>
       <w:spacing w:before="0" w:after="0"/>
-      <w:ind w:left="183" w:hanging="183"/>
+      <w:ind w:left="172" w:hanging="172"/>
     </w:pPr>
     <w:rPr/>
   </w:style>
@@ -20407,11 +20414,11 @@
     <w:basedOn w:val="Normal"/>
     <w:pPr>
       <w:keepNext/>
-      <w:spacing w:before="49" w:after="37"/>
+      <w:spacing w:before="46" w:after="34"/>
     </w:pPr>
     <w:rPr>
       <w:b/>
-      <w:sz w:val="30"/>
+      <w:sz w:val="29"/>
     </w:rPr>
   </w:style>
   <w:style w:type="paragraph" w:customStyle="1" w:styleId="Guidepart">
@@ -20419,11 +20426,11 @@
     <w:basedOn w:val="Normal"/>
     <w:pPr>
       <w:keepNext/>
-      <w:spacing w:before="98" w:after="24"/>
+      <w:spacing w:before="92" w:after="23"/>
     </w:pPr>
     <w:rPr>
       <w:b/>
-      <w:sz w:val="27"/>
+      <w:sz w:val="26"/>
     </w:rPr>
   </w:style>
   <w:style w:type="paragraph" w:customStyle="1" w:styleId="Guidesubheading">
@@ -20431,7 +20438,7 @@
     <w:basedOn w:val="Normal"/>
     <w:pPr>
       <w:keepNext/>
-      <w:spacing w:before="61" w:after="0"/>
+      <w:spacing w:before="57" w:after="0"/>
     </w:pPr>
     <w:rPr>
       <w:b/>
@@ -20441,7 +20448,7 @@
     <w:name w:val="Guide text"/>
     <w:basedOn w:val="Normal"/>
     <w:pPr>
-      <w:spacing w:before="0" w:after="61"/>
+      <w:spacing w:before="0" w:after="57"/>
     </w:pPr>
     <w:rPr/>
   </w:style>

--- a/Printed Exam Notes/Ch 26 Printed Notes.docx
+++ b/Printed Exam Notes/Ch 26 Printed Notes.docx
@@ -1754,7 +1754,7 @@
       </w:pPr>
       <w:r>
         <w:rPr/>
-        <w:t>How it bends a stem (26.1.10, 26.1.11): with light from one side, auxin moves to the shady side and attaches to a receptor (in the cell's nucleus, says the textbook; the slide says the plasma membrane). Proton pumps then push H+ into the cell wall, which activates enzymes that break cellulose fibers and loosen the wall; water enters, turgor pressure rises, and the cell enlarges and rebuilds a longer wall. Only the shady-side cells lengthen, so the stem bends toward the light.</w:t>
+        <w:t>How it bends a stem (26.1.10, 26.1.11): with light from one side, auxin moves to the shady side and attaches to a receptor (in the cell's nucleus, says the textbook; the slide says the plasma membrane). Proton pumps then push H+ into the cell wall, which activates enzymes that break cellulose fibers and loosen the wall; water enters, turgor pressure rises, and the cell enlarges and rebuilds a longer wall. The shady side grows longer than the lit side, so the stem bends toward the light.</w:t>
       </w:r>
     </w:p>
     <w:p>
@@ -1981,7 +1981,7 @@
       </w:pPr>
       <w:r>
         <w:rPr/>
-        <w:t>Hormones mainly handle abiotic (nonliving) stimuli: light, oxygen, water, pH, temperature. Against biotic (living) threats such as herbivores, parasites and competing plants, plants rely on their epidermis and bark and on secondary metabolites, defense chemicals once thought to be waste products. Primary metabolites, such as sugars and amino acids, are the ones every cell needs to work normally (26.1.23).</w:t>
+        <w:t>Hormones mainly handle abiotic (nonliving) stimuli: light, oxygen, water, pH, temperature. Against biotic (living) threats such as herbivores, parasites and competing plants, plants rely on their epidermis and bark and on secondary metabolites, defense chemicals once thought to be waste products. Primary metabolites, such as sugars and amino acids, are the ones a cell needs to work normally (26.1.23).</w:t>
       </w:r>
     </w:p>
     <w:p>

--- a/Printed Exam Notes/Ch 26 Printed Notes.docx
+++ b/Printed Exam Notes/Ch 26 Printed Notes.docx
@@ -8,73 +8,7 @@
       </w:pPr>
       <w:r>
         <w:rPr/>
-        <w:t>BIO II printed notes: Ch 26 (main)</w:t>
-      </w:r>
-    </w:p>
-    <w:p>
-      <w:pPr>
-        <w:pStyle w:val="Howto"/>
-      </w:pPr>
-      <w:r>
-        <w:rPr>
-          <w:b/>
-        </w:rPr>
-        <w:t>How to use these notes in the exam</w:t>
-      </w:r>
-    </w:p>
-    <w:p>
-      <w:pPr>
-        <w:pStyle w:val="Howtostep"/>
-      </w:pPr>
-      <w:r>
-        <w:rPr/>
-        <w:t>1.</w:t>
-        <w:tab/>
-        <w:t>Find the key term or the clue (a description) in the question.</w:t>
-      </w:r>
-    </w:p>
-    <w:p>
-      <w:pPr>
-        <w:pStyle w:val="Howtostep"/>
-      </w:pPr>
-      <w:r>
-        <w:rPr/>
-        <w:t>2.</w:t>
-        <w:tab/>
-        <w:t>Look it up in this chapter's Index file: the term index (term → slide) or the clue index (description → answer).</w:t>
-      </w:r>
-    </w:p>
-    <w:p>
-      <w:pPr>
-        <w:pStyle w:val="Howtostep"/>
-      </w:pPr>
-      <w:r>
-        <w:rPr/>
-        <w:t>3.</w:t>
-        <w:tab/>
-        <w:t>Go to that slide here; slides are in order, and every page header shows its slide codes.</w:t>
-      </w:r>
-    </w:p>
-    <w:p>
-      <w:pPr>
-        <w:pStyle w:val="Howtostep"/>
-      </w:pPr>
-      <w:r>
-        <w:rPr/>
-        <w:t>4.</w:t>
-        <w:tab/>
-        <w:t>Check the look-alike table: the believable wrong answer is usually the look-alike from the same slide.</w:t>
-      </w:r>
-    </w:p>
-    <w:p>
-      <w:pPr>
-        <w:pStyle w:val="Howtostep"/>
-      </w:pPr>
-      <w:r>
-        <w:rPr/>
-        <w:t>5.</w:t>
-        <w:tab/>
-        <w:t>Rule out answers with absolute words (only, all, always, exclusively, must, every): wrong every time on Unit 1.</w:t>
+        <w:t>Ch. 26: Flowering Plants: Control of Growth Responses</w:t>
       </w:r>
     </w:p>
     <w:p>
@@ -91,2203 +25,18 @@
     </w:p>
     <w:p>
       <w:pPr>
-        <w:pStyle w:val="Mapsection"/>
+        <w:pStyle w:val="Sectionheading"/>
       </w:pPr>
       <w:r>
         <w:rPr/>
-        <w:t>Contents</w:t>
+        <w:t>26.1 Plant Hormones</w:t>
       </w:r>
     </w:p>
     <w:p>
       <w:pPr>
-        <w:pStyle w:val="Mapsection"/>
-      </w:pPr>
-      <w:r>
-        <w:rPr/>
-        <w:t>Quick guide</w:t>
-      </w:r>
-    </w:p>
-    <w:p>
-      <w:pPr>
-        <w:pStyle w:val="Mapentry"/>
-        <w:tabs>
-          <w:tab w:pos="5400" w:val="right"/>
-        </w:tabs>
-      </w:pPr>
-      <w:r>
-        <w:rPr/>
-        <w:t>The big picture</w:t>
-        <w:tab/>
-      </w:r>
-      <w:r>
-        <w:fldChar w:fldCharType="begin"/>
-      </w:r>
-      <w:r>
-        <w:instrText xml:space="preserve"> PAGEREF g260 \h </w:instrText>
-      </w:r>
-      <w:r>
-        <w:fldChar w:fldCharType="separate"/>
-      </w:r>
-      <w:r>
-        <w:t>1</w:t>
-      </w:r>
-      <w:r>
-        <w:fldChar w:fldCharType="end"/>
-      </w:r>
-    </w:p>
-    <w:p>
-      <w:pPr>
-        <w:pStyle w:val="Mapentry"/>
-        <w:tabs>
-          <w:tab w:pos="5400" w:val="right"/>
-        </w:tabs>
-      </w:pPr>
-      <w:r>
-        <w:rPr/>
-        <w:t>26.1 Plant Hormones</w:t>
-        <w:tab/>
-      </w:r>
-      <w:r>
-        <w:fldChar w:fldCharType="begin"/>
-      </w:r>
-      <w:r>
-        <w:instrText xml:space="preserve"> PAGEREF g261 \h </w:instrText>
-      </w:r>
-      <w:r>
-        <w:fldChar w:fldCharType="separate"/>
-      </w:r>
-      <w:r>
-        <w:t>1</w:t>
-      </w:r>
-      <w:r>
-        <w:fldChar w:fldCharType="end"/>
-      </w:r>
-    </w:p>
-    <w:p>
-      <w:pPr>
-        <w:pStyle w:val="Mapentry"/>
-        <w:tabs>
-          <w:tab w:pos="5400" w:val="right"/>
-        </w:tabs>
-      </w:pPr>
-      <w:r>
-        <w:rPr/>
-        <w:t>26.2 Plant Growth and Movement Responses</w:t>
-        <w:tab/>
-      </w:r>
-      <w:r>
-        <w:fldChar w:fldCharType="begin"/>
-      </w:r>
-      <w:r>
-        <w:instrText xml:space="preserve"> PAGEREF g262 \h </w:instrText>
-      </w:r>
-      <w:r>
-        <w:fldChar w:fldCharType="separate"/>
-      </w:r>
-      <w:r>
-        <w:t>2</w:t>
-      </w:r>
-      <w:r>
-        <w:fldChar w:fldCharType="end"/>
-      </w:r>
-    </w:p>
-    <w:p>
-      <w:pPr>
-        <w:pStyle w:val="Mapentry"/>
-        <w:tabs>
-          <w:tab w:pos="5400" w:val="right"/>
-        </w:tabs>
-      </w:pPr>
-      <w:r>
-        <w:rPr/>
-        <w:t>26.3 Plant Responses to Phytochrome</w:t>
-        <w:tab/>
-      </w:r>
-      <w:r>
-        <w:fldChar w:fldCharType="begin"/>
-      </w:r>
-      <w:r>
-        <w:instrText xml:space="preserve"> PAGEREF g263 \h </w:instrText>
-      </w:r>
-      <w:r>
-        <w:fldChar w:fldCharType="separate"/>
-      </w:r>
-      <w:r>
-        <w:t>3</w:t>
-      </w:r>
-      <w:r>
-        <w:fldChar w:fldCharType="end"/>
-      </w:r>
-    </w:p>
-    <w:p>
-      <w:pPr>
-        <w:pStyle w:val="Mapentry"/>
-        <w:tabs>
-          <w:tab w:pos="5400" w:val="right"/>
-        </w:tabs>
-      </w:pPr>
-      <w:r>
-        <w:rPr/>
-        <w:t>Look these up, don't memorize</w:t>
-        <w:tab/>
-      </w:r>
-      <w:r>
-        <w:fldChar w:fldCharType="begin"/>
-      </w:r>
-      <w:r>
-        <w:instrText xml:space="preserve"> PAGEREF g269 \h </w:instrText>
-      </w:r>
-      <w:r>
-        <w:fldChar w:fldCharType="separate"/>
-      </w:r>
-      <w:r>
-        <w:t>3</w:t>
-      </w:r>
-      <w:r>
-        <w:fldChar w:fldCharType="end"/>
-      </w:r>
-    </w:p>
-    <w:p>
-      <w:pPr>
-        <w:pStyle w:val="Mapsection"/>
-      </w:pPr>
-      <w:r>
-        <w:rPr/>
-        <w:t>26.1 Plant Hormones</w:t>
-      </w:r>
-    </w:p>
-    <w:p>
-      <w:pPr>
-        <w:pStyle w:val="Mapentry"/>
-        <w:tabs>
-          <w:tab w:pos="5400" w:val="right"/>
-        </w:tabs>
-      </w:pPr>
-      <w:r>
-        <w:rPr/>
-        <w:t>26.1.3 Plant Hormones</w:t>
-        <w:tab/>
-      </w:r>
-      <w:r>
-        <w:fldChar w:fldCharType="begin"/>
-      </w:r>
-      <w:r>
-        <w:instrText xml:space="preserve"> PAGEREF s261003 \h </w:instrText>
-      </w:r>
-      <w:r>
-        <w:fldChar w:fldCharType="separate"/>
-      </w:r>
-      <w:r>
-        <w:t>3</w:t>
-      </w:r>
-      <w:r>
-        <w:fldChar w:fldCharType="end"/>
-      </w:r>
-    </w:p>
-    <w:p>
-      <w:pPr>
-        <w:pStyle w:val="Mapentry"/>
-        <w:tabs>
-          <w:tab w:pos="5400" w:val="right"/>
-        </w:tabs>
-      </w:pPr>
-      <w:r>
-        <w:rPr/>
-        <w:t>26.1.4 Signal Transduction</w:t>
-        <w:tab/>
-      </w:r>
-      <w:r>
-        <w:fldChar w:fldCharType="begin"/>
-      </w:r>
-      <w:r>
-        <w:instrText xml:space="preserve"> PAGEREF s261004 \h </w:instrText>
-      </w:r>
-      <w:r>
-        <w:fldChar w:fldCharType="separate"/>
-      </w:r>
-      <w:r>
-        <w:t>3</w:t>
-      </w:r>
-      <w:r>
-        <w:fldChar w:fldCharType="end"/>
-      </w:r>
-    </w:p>
-    <w:p>
-      <w:pPr>
-        <w:pStyle w:val="Mapentry"/>
-        <w:tabs>
-          <w:tab w:pos="5400" w:val="right"/>
-        </w:tabs>
-      </w:pPr>
-      <w:r>
-        <w:rPr/>
-        <w:t>26.1.5 Signal Transduction in Plants</w:t>
-        <w:tab/>
-      </w:r>
-      <w:r>
-        <w:fldChar w:fldCharType="begin"/>
-      </w:r>
-      <w:r>
-        <w:instrText xml:space="preserve"> PAGEREF s261005 \h </w:instrText>
-      </w:r>
-      <w:r>
-        <w:fldChar w:fldCharType="separate"/>
-      </w:r>
-      <w:r>
-        <w:t>3</w:t>
-      </w:r>
-      <w:r>
-        <w:fldChar w:fldCharType="end"/>
-      </w:r>
-    </w:p>
-    <w:p>
-      <w:pPr>
-        <w:pStyle w:val="Mapentry"/>
-        <w:tabs>
-          <w:tab w:pos="5400" w:val="right"/>
-        </w:tabs>
-      </w:pPr>
-      <w:r>
-        <w:rPr/>
-        <w:t>26.1.6 Hormones</w:t>
-        <w:tab/>
-      </w:r>
-      <w:r>
-        <w:fldChar w:fldCharType="begin"/>
-      </w:r>
-      <w:r>
-        <w:instrText xml:space="preserve"> PAGEREF s261006 \h </w:instrText>
-      </w:r>
-      <w:r>
-        <w:fldChar w:fldCharType="separate"/>
-      </w:r>
-      <w:r>
-        <w:t>3</w:t>
-      </w:r>
-      <w:r>
-        <w:fldChar w:fldCharType="end"/>
-      </w:r>
-    </w:p>
-    <w:p>
-      <w:pPr>
-        <w:pStyle w:val="Mapentry"/>
-        <w:tabs>
-          <w:tab w:pos="5400" w:val="right"/>
-        </w:tabs>
-      </w:pPr>
-      <w:r>
-        <w:rPr/>
-        <w:t>26.1.7 Plant Hormones</w:t>
-        <w:tab/>
-      </w:r>
-      <w:r>
-        <w:fldChar w:fldCharType="begin"/>
-      </w:r>
-      <w:r>
-        <w:instrText xml:space="preserve"> PAGEREF s261007 \h </w:instrText>
-      </w:r>
-      <w:r>
-        <w:fldChar w:fldCharType="separate"/>
-      </w:r>
-      <w:r>
-        <w:t>3</w:t>
-      </w:r>
-      <w:r>
-        <w:fldChar w:fldCharType="end"/>
-      </w:r>
-    </w:p>
-    <w:p>
-      <w:pPr>
-        <w:pStyle w:val="Mapentry"/>
-        <w:tabs>
-          <w:tab w:pos="5400" w:val="right"/>
-        </w:tabs>
-      </w:pPr>
-      <w:r>
-        <w:rPr/>
-        <w:t>26.1.8 Auxins Affect Growth and Development</w:t>
-        <w:tab/>
-      </w:r>
-      <w:r>
-        <w:fldChar w:fldCharType="begin"/>
-      </w:r>
-      <w:r>
-        <w:instrText xml:space="preserve"> PAGEREF s261008 \h </w:instrText>
-      </w:r>
-      <w:r>
-        <w:fldChar w:fldCharType="separate"/>
-      </w:r>
-      <w:r>
-        <w:t>4</w:t>
-      </w:r>
-      <w:r>
-        <w:fldChar w:fldCharType="end"/>
-      </w:r>
-    </w:p>
-    <w:p>
-      <w:pPr>
-        <w:pStyle w:val="Mapentry"/>
-        <w:tabs>
-          <w:tab w:pos="5400" w:val="right"/>
-        </w:tabs>
-      </w:pPr>
-      <w:r>
-        <w:rPr/>
-        <w:t>26.1.9 Auxin and Phototropism</w:t>
-        <w:tab/>
-      </w:r>
-      <w:r>
-        <w:fldChar w:fldCharType="begin"/>
-      </w:r>
-      <w:r>
-        <w:instrText xml:space="preserve"> PAGEREF s261009 \h </w:instrText>
-      </w:r>
-      <w:r>
-        <w:fldChar w:fldCharType="separate"/>
-      </w:r>
-      <w:r>
-        <w:t>4</w:t>
-      </w:r>
-      <w:r>
-        <w:fldChar w:fldCharType="end"/>
-      </w:r>
-    </w:p>
-    <w:p>
-      <w:pPr>
-        <w:pStyle w:val="Mapentry"/>
-        <w:tabs>
-          <w:tab w:pos="5400" w:val="right"/>
-        </w:tabs>
-      </w:pPr>
-      <w:r>
-        <w:rPr/>
-        <w:t>26.1.10 How Auxins Cause Stems to Bend</w:t>
-        <w:tab/>
-      </w:r>
-      <w:r>
-        <w:fldChar w:fldCharType="begin"/>
-      </w:r>
-      <w:r>
-        <w:instrText xml:space="preserve"> PAGEREF s261010 \h </w:instrText>
-      </w:r>
-      <w:r>
-        <w:fldChar w:fldCharType="separate"/>
-      </w:r>
-      <w:r>
-        <w:t>4</w:t>
-      </w:r>
-      <w:r>
-        <w:fldChar w:fldCharType="end"/>
-      </w:r>
-    </w:p>
-    <w:p>
-      <w:pPr>
-        <w:pStyle w:val="Mapentry"/>
-        <w:tabs>
-          <w:tab w:pos="5400" w:val="right"/>
-        </w:tabs>
-      </w:pPr>
-      <w:r>
-        <w:rPr/>
-        <w:t>26.1.11 Expansion of the Cell Wall on the Shady Side of a Plant</w:t>
-        <w:tab/>
-      </w:r>
-      <w:r>
-        <w:fldChar w:fldCharType="begin"/>
-      </w:r>
-      <w:r>
-        <w:instrText xml:space="preserve"> PAGEREF s261011 \h </w:instrText>
-      </w:r>
-      <w:r>
-        <w:fldChar w:fldCharType="separate"/>
-      </w:r>
-      <w:r>
-        <w:t>4</w:t>
-      </w:r>
-      <w:r>
-        <w:fldChar w:fldCharType="end"/>
-      </w:r>
-    </w:p>
-    <w:p>
-      <w:pPr>
-        <w:pStyle w:val="Mapentry"/>
-        <w:tabs>
-          <w:tab w:pos="5400" w:val="right"/>
-        </w:tabs>
-      </w:pPr>
-      <w:r>
-        <w:rPr/>
-        <w:t>26.1.12 Gibberellins</w:t>
-        <w:tab/>
-      </w:r>
-      <w:r>
-        <w:fldChar w:fldCharType="begin"/>
-      </w:r>
-      <w:r>
-        <w:instrText xml:space="preserve"> PAGEREF s261012 \h </w:instrText>
-      </w:r>
-      <w:r>
-        <w:fldChar w:fldCharType="separate"/>
-      </w:r>
-      <w:r>
-        <w:t>4</w:t>
-      </w:r>
-      <w:r>
-        <w:fldChar w:fldCharType="end"/>
-      </w:r>
-    </w:p>
-    <w:p>
-      <w:pPr>
-        <w:pStyle w:val="Mapentry"/>
-        <w:tabs>
-          <w:tab w:pos="5400" w:val="right"/>
-        </w:tabs>
-      </w:pPr>
-      <w:r>
-        <w:rPr/>
-        <w:t>26.1.13 Gibberellins Cause Stem Elongation</w:t>
-        <w:tab/>
-      </w:r>
-      <w:r>
-        <w:fldChar w:fldCharType="begin"/>
-      </w:r>
-      <w:r>
-        <w:instrText xml:space="preserve"> PAGEREF s261013 \h </w:instrText>
-      </w:r>
-      <w:r>
-        <w:fldChar w:fldCharType="separate"/>
-      </w:r>
-      <w:r>
-        <w:t>4</w:t>
-      </w:r>
-      <w:r>
-        <w:fldChar w:fldCharType="end"/>
-      </w:r>
-    </w:p>
-    <w:p>
-      <w:pPr>
-        <w:pStyle w:val="Mapentry"/>
-        <w:tabs>
-          <w:tab w:pos="5400" w:val="right"/>
-        </w:tabs>
-      </w:pPr>
-      <w:r>
-        <w:rPr/>
-        <w:t>26.1.14 Cytokinins</w:t>
-        <w:tab/>
-      </w:r>
-      <w:r>
-        <w:fldChar w:fldCharType="begin"/>
-      </w:r>
-      <w:r>
-        <w:instrText xml:space="preserve"> PAGEREF s261014 \h </w:instrText>
-      </w:r>
-      <w:r>
-        <w:fldChar w:fldCharType="separate"/>
-      </w:r>
-      <w:r>
-        <w:t>4</w:t>
-      </w:r>
-      <w:r>
-        <w:fldChar w:fldCharType="end"/>
-      </w:r>
-    </w:p>
-    <w:p>
-      <w:pPr>
-        <w:pStyle w:val="Mapentry"/>
-        <w:tabs>
-          <w:tab w:pos="5400" w:val="right"/>
-        </w:tabs>
-      </w:pPr>
-      <w:r>
-        <w:rPr/>
-        <w:t>26.1.15 Interaction of Cytokinins and Auxins in Organ Development</w:t>
-        <w:tab/>
-      </w:r>
-      <w:r>
-        <w:fldChar w:fldCharType="begin"/>
-      </w:r>
-      <w:r>
-        <w:instrText xml:space="preserve"> PAGEREF s261015 \h </w:instrText>
-      </w:r>
-      <w:r>
-        <w:fldChar w:fldCharType="separate"/>
-      </w:r>
-      <w:r>
-        <w:t>4</w:t>
-      </w:r>
-      <w:r>
-        <w:fldChar w:fldCharType="end"/>
-      </w:r>
-    </w:p>
-    <w:p>
-      <w:pPr>
-        <w:pStyle w:val="Mapentry"/>
-        <w:tabs>
-          <w:tab w:pos="5400" w:val="right"/>
-        </w:tabs>
-      </w:pPr>
-      <w:r>
-        <w:rPr/>
-        <w:t>26.1.16 Leaves Change Color When Cytokinin Levels Are Low</w:t>
-        <w:tab/>
-      </w:r>
-      <w:r>
-        <w:fldChar w:fldCharType="begin"/>
-      </w:r>
-      <w:r>
-        <w:instrText xml:space="preserve"> PAGEREF s261016 \h </w:instrText>
-      </w:r>
-      <w:r>
-        <w:fldChar w:fldCharType="separate"/>
-      </w:r>
-      <w:r>
-        <w:t>4</w:t>
-      </w:r>
-      <w:r>
-        <w:fldChar w:fldCharType="end"/>
-      </w:r>
-    </w:p>
-    <w:p>
-      <w:pPr>
-        <w:pStyle w:val="Mapentry"/>
-        <w:tabs>
-          <w:tab w:pos="5400" w:val="right"/>
-        </w:tabs>
-      </w:pPr>
-      <w:r>
-        <w:rPr/>
-        <w:t>26.1.17 Abscisic Acid</w:t>
-        <w:tab/>
-      </w:r>
-      <w:r>
-        <w:fldChar w:fldCharType="begin"/>
-      </w:r>
-      <w:r>
-        <w:instrText xml:space="preserve"> PAGEREF s261017 \h </w:instrText>
-      </w:r>
-      <w:r>
-        <w:fldChar w:fldCharType="separate"/>
-      </w:r>
-      <w:r>
-        <w:t>4</w:t>
-      </w:r>
-      <w:r>
-        <w:fldChar w:fldCharType="end"/>
-      </w:r>
-    </w:p>
-    <w:p>
-      <w:pPr>
-        <w:pStyle w:val="Mapentry"/>
-        <w:tabs>
-          <w:tab w:pos="5400" w:val="right"/>
-        </w:tabs>
-      </w:pPr>
-      <w:r>
-        <w:rPr/>
-        <w:t>26.1.18 Dormancy and Germination</w:t>
-        <w:tab/>
-      </w:r>
-      <w:r>
-        <w:fldChar w:fldCharType="begin"/>
-      </w:r>
-      <w:r>
-        <w:instrText xml:space="preserve"> PAGEREF s261018 \h </w:instrText>
-      </w:r>
-      <w:r>
-        <w:fldChar w:fldCharType="separate"/>
-      </w:r>
-      <w:r>
-        <w:t>4</w:t>
-      </w:r>
-      <w:r>
-        <w:fldChar w:fldCharType="end"/>
-      </w:r>
-    </w:p>
-    <w:p>
-      <w:pPr>
-        <w:pStyle w:val="Mapentry"/>
-        <w:tabs>
-          <w:tab w:pos="5400" w:val="right"/>
-        </w:tabs>
-      </w:pPr>
-      <w:r>
-        <w:rPr/>
-        <w:t>26.1.19 Abscisic Acid Promotes Closure of Stomata</w:t>
-        <w:tab/>
-      </w:r>
-      <w:r>
-        <w:fldChar w:fldCharType="begin"/>
-      </w:r>
-      <w:r>
-        <w:instrText xml:space="preserve"> PAGEREF s261019 \h </w:instrText>
-      </w:r>
-      <w:r>
-        <w:fldChar w:fldCharType="separate"/>
-      </w:r>
-      <w:r>
-        <w:t>5</w:t>
-      </w:r>
-      <w:r>
-        <w:fldChar w:fldCharType="end"/>
-      </w:r>
-    </w:p>
-    <w:p>
-      <w:pPr>
-        <w:pStyle w:val="Mapentry"/>
-        <w:tabs>
-          <w:tab w:pos="5400" w:val="right"/>
-        </w:tabs>
-      </w:pPr>
-      <w:r>
-        <w:rPr/>
-        <w:t>26.1.20 Ethylene</w:t>
-        <w:tab/>
-      </w:r>
-      <w:r>
-        <w:fldChar w:fldCharType="begin"/>
-      </w:r>
-      <w:r>
-        <w:instrText xml:space="preserve"> PAGEREF s261020 \h </w:instrText>
-      </w:r>
-      <w:r>
-        <w:fldChar w:fldCharType="separate"/>
-      </w:r>
-      <w:r>
-        <w:t>5</w:t>
-      </w:r>
-      <w:r>
-        <w:fldChar w:fldCharType="end"/>
-      </w:r>
-    </w:p>
-    <w:p>
-      <w:pPr>
-        <w:pStyle w:val="Mapentry"/>
-        <w:tabs>
-          <w:tab w:pos="5400" w:val="right"/>
-        </w:tabs>
-      </w:pPr>
-      <w:r>
-        <w:rPr/>
-        <w:t>26.1.21 Ethylene and Abscission</w:t>
-        <w:tab/>
-      </w:r>
-      <w:r>
-        <w:fldChar w:fldCharType="begin"/>
-      </w:r>
-      <w:r>
-        <w:instrText xml:space="preserve"> PAGEREF s261021 \h </w:instrText>
-      </w:r>
-      <w:r>
-        <w:fldChar w:fldCharType="separate"/>
-      </w:r>
-      <w:r>
-        <w:t>5</w:t>
-      </w:r>
-      <w:r>
-        <w:fldChar w:fldCharType="end"/>
-      </w:r>
-    </w:p>
-    <w:p>
-      <w:pPr>
-        <w:pStyle w:val="Mapentry"/>
-        <w:tabs>
-          <w:tab w:pos="5400" w:val="right"/>
-        </w:tabs>
-      </w:pPr>
-      <w:r>
-        <w:rPr/>
-        <w:t>26.1.22 Ethylene Ripens Fruit</w:t>
-        <w:tab/>
-      </w:r>
-      <w:r>
-        <w:fldChar w:fldCharType="begin"/>
-      </w:r>
-      <w:r>
-        <w:instrText xml:space="preserve"> PAGEREF s261022 \h </w:instrText>
-      </w:r>
-      <w:r>
-        <w:fldChar w:fldCharType="separate"/>
-      </w:r>
-      <w:r>
-        <w:t>5</w:t>
-      </w:r>
-      <w:r>
-        <w:fldChar w:fldCharType="end"/>
-      </w:r>
-    </w:p>
-    <w:p>
-      <w:pPr>
-        <w:pStyle w:val="Mapentry"/>
-        <w:tabs>
-          <w:tab w:pos="5400" w:val="right"/>
-        </w:tabs>
-      </w:pPr>
-      <w:r>
-        <w:rPr/>
-        <w:t>26.1.23 Responding to the Biotic Environment</w:t>
-        <w:tab/>
-      </w:r>
-      <w:r>
-        <w:fldChar w:fldCharType="begin"/>
-      </w:r>
-      <w:r>
-        <w:instrText xml:space="preserve"> PAGEREF s261023 \h </w:instrText>
-      </w:r>
-      <w:r>
-        <w:fldChar w:fldCharType="separate"/>
-      </w:r>
-      <w:r>
-        <w:t>5</w:t>
-      </w:r>
-      <w:r>
-        <w:fldChar w:fldCharType="end"/>
-      </w:r>
-    </w:p>
-    <w:p>
-      <w:pPr>
-        <w:pStyle w:val="Mapsection"/>
-      </w:pPr>
-      <w:r>
-        <w:rPr/>
-        <w:t>26.2 Plant Growth and Movement Responses</w:t>
-      </w:r>
-    </w:p>
-    <w:p>
-      <w:pPr>
-        <w:pStyle w:val="Mapentry"/>
-        <w:tabs>
-          <w:tab w:pos="5400" w:val="right"/>
-        </w:tabs>
-      </w:pPr>
-      <w:r>
-        <w:rPr/>
-        <w:t>26.2.24 Plant Growth and Movement Responses</w:t>
-        <w:tab/>
-      </w:r>
-      <w:r>
-        <w:fldChar w:fldCharType="begin"/>
-      </w:r>
-      <w:r>
-        <w:instrText xml:space="preserve"> PAGEREF s262024 \h </w:instrText>
-      </w:r>
-      <w:r>
-        <w:fldChar w:fldCharType="separate"/>
-      </w:r>
-      <w:r>
-        <w:t>5</w:t>
-      </w:r>
-      <w:r>
-        <w:fldChar w:fldCharType="end"/>
-      </w:r>
-    </w:p>
-    <w:p>
-      <w:pPr>
-        <w:pStyle w:val="Mapentry"/>
-        <w:tabs>
-          <w:tab w:pos="5400" w:val="right"/>
-        </w:tabs>
-      </w:pPr>
-      <w:r>
-        <w:rPr/>
-        <w:t>26.2.25 Phototropism</w:t>
-        <w:tab/>
-      </w:r>
-      <w:r>
-        <w:fldChar w:fldCharType="begin"/>
-      </w:r>
-      <w:r>
-        <w:instrText xml:space="preserve"> PAGEREF s262025 \h </w:instrText>
-      </w:r>
-      <w:r>
-        <w:fldChar w:fldCharType="separate"/>
-      </w:r>
-      <w:r>
-        <w:t>5</w:t>
-      </w:r>
-      <w:r>
-        <w:fldChar w:fldCharType="end"/>
-      </w:r>
-    </w:p>
-    <w:p>
-      <w:pPr>
-        <w:pStyle w:val="Mapentry"/>
-        <w:tabs>
-          <w:tab w:pos="5400" w:val="right"/>
-        </w:tabs>
-      </w:pPr>
-      <w:r>
-        <w:rPr/>
-        <w:t>26.2.26 Phototropin</w:t>
-        <w:tab/>
-      </w:r>
-      <w:r>
-        <w:fldChar w:fldCharType="begin"/>
-      </w:r>
-      <w:r>
-        <w:instrText xml:space="preserve"> PAGEREF s262026 \h </w:instrText>
-      </w:r>
-      <w:r>
-        <w:fldChar w:fldCharType="separate"/>
-      </w:r>
-      <w:r>
-        <w:t>5</w:t>
-      </w:r>
-      <w:r>
-        <w:fldChar w:fldCharType="end"/>
-      </w:r>
-    </w:p>
-    <w:p>
-      <w:pPr>
-        <w:pStyle w:val="Mapentry"/>
-        <w:tabs>
-          <w:tab w:pos="5400" w:val="right"/>
-        </w:tabs>
-      </w:pPr>
-      <w:r>
-        <w:rPr/>
-        <w:t>26.2.27 Thigmotropism</w:t>
-        <w:tab/>
-      </w:r>
-      <w:r>
-        <w:fldChar w:fldCharType="begin"/>
-      </w:r>
-      <w:r>
-        <w:instrText xml:space="preserve"> PAGEREF s262027 \h </w:instrText>
-      </w:r>
-      <w:r>
-        <w:fldChar w:fldCharType="separate"/>
-      </w:r>
-      <w:r>
-        <w:t>5</w:t>
-      </w:r>
-      <w:r>
-        <w:fldChar w:fldCharType="end"/>
-      </w:r>
-    </w:p>
-    <w:p>
-      <w:pPr>
-        <w:pStyle w:val="Mapentry"/>
-        <w:tabs>
-          <w:tab w:pos="5400" w:val="right"/>
-        </w:tabs>
-      </w:pPr>
-      <w:r>
-        <w:rPr/>
-        <w:t>26.2.28 Phototropism and Thigmotropism</w:t>
-        <w:tab/>
-      </w:r>
-      <w:r>
-        <w:fldChar w:fldCharType="begin"/>
-      </w:r>
-      <w:r>
-        <w:instrText xml:space="preserve"> PAGEREF s262028 \h </w:instrText>
-      </w:r>
-      <w:r>
-        <w:fldChar w:fldCharType="separate"/>
-      </w:r>
-      <w:r>
-        <w:t>5</w:t>
-      </w:r>
-      <w:r>
-        <w:fldChar w:fldCharType="end"/>
-      </w:r>
-    </w:p>
-    <w:p>
-      <w:pPr>
-        <w:pStyle w:val="Mapentry"/>
-        <w:tabs>
-          <w:tab w:pos="5400" w:val="right"/>
-        </w:tabs>
-      </w:pPr>
-      <w:r>
-        <w:rPr/>
-        <w:t>26.2.29 Gravitropism</w:t>
-        <w:tab/>
-      </w:r>
-      <w:r>
-        <w:fldChar w:fldCharType="begin"/>
-      </w:r>
-      <w:r>
-        <w:instrText xml:space="preserve"> PAGEREF s262029 \h </w:instrText>
-      </w:r>
-      <w:r>
-        <w:fldChar w:fldCharType="separate"/>
-      </w:r>
-      <w:r>
-        <w:t>5</w:t>
-      </w:r>
-      <w:r>
-        <w:fldChar w:fldCharType="end"/>
-      </w:r>
-    </w:p>
-    <w:p>
-      <w:pPr>
-        <w:pStyle w:val="Mapentry"/>
-        <w:tabs>
-          <w:tab w:pos="5400" w:val="right"/>
-        </w:tabs>
-      </w:pPr>
-      <w:r>
-        <w:rPr/>
-        <w:t>26.2.30 Gravitropism Examples</w:t>
-        <w:tab/>
-      </w:r>
-      <w:r>
-        <w:fldChar w:fldCharType="begin"/>
-      </w:r>
-      <w:r>
-        <w:instrText xml:space="preserve"> PAGEREF s262030 \h </w:instrText>
-      </w:r>
-      <w:r>
-        <w:fldChar w:fldCharType="separate"/>
-      </w:r>
-      <w:r>
-        <w:t>5</w:t>
-      </w:r>
-      <w:r>
-        <w:fldChar w:fldCharType="end"/>
-      </w:r>
-    </w:p>
-    <w:p>
-      <w:pPr>
-        <w:pStyle w:val="Mapentry"/>
-        <w:tabs>
-          <w:tab w:pos="5400" w:val="right"/>
-        </w:tabs>
-      </w:pPr>
-      <w:r>
-        <w:rPr/>
-        <w:t>26.2.31 Why So Many Scientists Work with Arabidopsis</w:t>
-        <w:tab/>
-      </w:r>
-      <w:r>
-        <w:fldChar w:fldCharType="begin"/>
-      </w:r>
-      <w:r>
-        <w:instrText xml:space="preserve"> PAGEREF s262031 \h </w:instrText>
-      </w:r>
-      <w:r>
-        <w:fldChar w:fldCharType="separate"/>
-      </w:r>
-      <w:r>
-        <w:t>5</w:t>
-      </w:r>
-      <w:r>
-        <w:fldChar w:fldCharType="end"/>
-      </w:r>
-    </w:p>
-    <w:p>
-      <w:pPr>
-        <w:pStyle w:val="Mapentry"/>
-        <w:tabs>
-          <w:tab w:pos="5400" w:val="right"/>
-        </w:tabs>
-      </w:pPr>
-      <w:r>
-        <w:rPr/>
-        <w:t>26.2.32 Arabidopsis thaliana</w:t>
-        <w:tab/>
-      </w:r>
-      <w:r>
-        <w:fldChar w:fldCharType="begin"/>
-      </w:r>
-      <w:r>
-        <w:instrText xml:space="preserve"> PAGEREF s262032 \h </w:instrText>
-      </w:r>
-      <w:r>
-        <w:fldChar w:fldCharType="separate"/>
-      </w:r>
-      <w:r>
-        <w:t>6</w:t>
-      </w:r>
-      <w:r>
-        <w:fldChar w:fldCharType="end"/>
-      </w:r>
-    </w:p>
-    <w:p>
-      <w:pPr>
-        <w:pStyle w:val="Mapentry"/>
-        <w:tabs>
-          <w:tab w:pos="5400" w:val="right"/>
-        </w:tabs>
-      </w:pPr>
-      <w:r>
-        <w:rPr/>
-        <w:t>26.2.33 Movement Caused by Internal Stimuli</w:t>
-        <w:tab/>
-      </w:r>
-      <w:r>
-        <w:fldChar w:fldCharType="begin"/>
-      </w:r>
-      <w:r>
-        <w:instrText xml:space="preserve"> PAGEREF s262033 \h </w:instrText>
-      </w:r>
-      <w:r>
-        <w:fldChar w:fldCharType="separate"/>
-      </w:r>
-      <w:r>
-        <w:t>6</w:t>
-      </w:r>
-      <w:r>
-        <w:fldChar w:fldCharType="end"/>
-      </w:r>
-    </w:p>
-    <w:p>
-      <w:pPr>
-        <w:pStyle w:val="Mapentry"/>
-        <w:tabs>
-          <w:tab w:pos="5400" w:val="right"/>
-        </w:tabs>
-      </w:pPr>
-      <w:r>
-        <w:rPr/>
-        <w:t>26.2.34 Plant Cell Exhibits Turgor</w:t>
-        <w:tab/>
-      </w:r>
-      <w:r>
-        <w:fldChar w:fldCharType="begin"/>
-      </w:r>
-      <w:r>
-        <w:instrText xml:space="preserve"> PAGEREF s262034 \h </w:instrText>
-      </w:r>
-      <w:r>
-        <w:fldChar w:fldCharType="separate"/>
-      </w:r>
-      <w:r>
-        <w:t>6</w:t>
-      </w:r>
-      <w:r>
-        <w:fldChar w:fldCharType="end"/>
-      </w:r>
-    </w:p>
-    <w:p>
-      <w:pPr>
-        <w:pStyle w:val="Mapentry"/>
-        <w:tabs>
-          <w:tab w:pos="5400" w:val="right"/>
-        </w:tabs>
-      </w:pPr>
-      <w:r>
-        <w:rPr/>
-        <w:t>26.2.35 Turgor Movement</w:t>
-        <w:tab/>
-      </w:r>
-      <w:r>
-        <w:fldChar w:fldCharType="begin"/>
-      </w:r>
-      <w:r>
-        <w:instrText xml:space="preserve"> PAGEREF s262035 \h </w:instrText>
-      </w:r>
-      <w:r>
-        <w:fldChar w:fldCharType="separate"/>
-      </w:r>
-      <w:r>
-        <w:t>6</w:t>
-      </w:r>
-      <w:r>
-        <w:fldChar w:fldCharType="end"/>
-      </w:r>
-    </w:p>
-    <w:p>
-      <w:pPr>
-        <w:pStyle w:val="Mapsection"/>
-      </w:pPr>
-      <w:r>
-        <w:rPr/>
-        <w:t>26.3 Plant Responses to Phytochrome</w:t>
-      </w:r>
-    </w:p>
-    <w:p>
-      <w:pPr>
-        <w:pStyle w:val="Mapentry"/>
-        <w:tabs>
-          <w:tab w:pos="5400" w:val="right"/>
-        </w:tabs>
-      </w:pPr>
-      <w:r>
-        <w:rPr/>
-        <w:t>26.3.36 Plant Responses to Phytochrome</w:t>
-        <w:tab/>
-      </w:r>
-      <w:r>
-        <w:fldChar w:fldCharType="begin"/>
-      </w:r>
-      <w:r>
-        <w:instrText xml:space="preserve"> PAGEREF s263036 \h </w:instrText>
-      </w:r>
-      <w:r>
-        <w:fldChar w:fldCharType="separate"/>
-      </w:r>
-      <w:r>
-        <w:t>6</w:t>
-      </w:r>
-      <w:r>
-        <w:fldChar w:fldCharType="end"/>
-      </w:r>
-    </w:p>
-    <w:p>
-      <w:pPr>
-        <w:pStyle w:val="Mapentry"/>
-        <w:tabs>
-          <w:tab w:pos="5400" w:val="right"/>
-        </w:tabs>
-      </w:pPr>
-      <w:r>
-        <w:rPr/>
-        <w:t>26.3.37 Phytochrome</w:t>
-        <w:tab/>
-      </w:r>
-      <w:r>
-        <w:fldChar w:fldCharType="begin"/>
-      </w:r>
-      <w:r>
-        <w:instrText xml:space="preserve"> PAGEREF s263037 \h </w:instrText>
-      </w:r>
-      <w:r>
-        <w:fldChar w:fldCharType="separate"/>
-      </w:r>
-      <w:r>
-        <w:t>6</w:t>
-      </w:r>
-      <w:r>
-        <w:fldChar w:fldCharType="end"/>
-      </w:r>
-    </w:p>
-    <w:p>
-      <w:pPr>
-        <w:pStyle w:val="Mapentry"/>
-        <w:tabs>
-          <w:tab w:pos="5400" w:val="right"/>
-        </w:tabs>
-      </w:pPr>
-      <w:r>
-        <w:rPr/>
-        <w:t>26.3.38 Inactive and Active Phytochrome</w:t>
-        <w:tab/>
-      </w:r>
-      <w:r>
-        <w:fldChar w:fldCharType="begin"/>
-      </w:r>
-      <w:r>
-        <w:instrText xml:space="preserve"> PAGEREF s263038 \h </w:instrText>
-      </w:r>
-      <w:r>
-        <w:fldChar w:fldCharType="separate"/>
-      </w:r>
-      <w:r>
-        <w:t>6</w:t>
-      </w:r>
-      <w:r>
-        <w:fldChar w:fldCharType="end"/>
-      </w:r>
-    </w:p>
-    <w:p>
-      <w:pPr>
-        <w:pStyle w:val="Mapentry"/>
-        <w:tabs>
-          <w:tab w:pos="5400" w:val="right"/>
-        </w:tabs>
-      </w:pPr>
-      <w:r>
-        <w:rPr/>
-        <w:t>26.3.39 Phytochrome Conversion Cycle</w:t>
-        <w:tab/>
-      </w:r>
-      <w:r>
-        <w:fldChar w:fldCharType="begin"/>
-      </w:r>
-      <w:r>
-        <w:instrText xml:space="preserve"> PAGEREF s263039 \h </w:instrText>
-      </w:r>
-      <w:r>
-        <w:fldChar w:fldCharType="separate"/>
-      </w:r>
-      <w:r>
-        <w:t>6</w:t>
-      </w:r>
-      <w:r>
-        <w:fldChar w:fldCharType="end"/>
-      </w:r>
-    </w:p>
-    <w:p>
-      <w:pPr>
-        <w:pStyle w:val="Mapentry"/>
-        <w:tabs>
-          <w:tab w:pos="5400" w:val="right"/>
-        </w:tabs>
-      </w:pPr>
-      <w:r>
-        <w:rPr/>
-        <w:t>26.3.40 Flowering and Photoperiodism</w:t>
-        <w:tab/>
-      </w:r>
-      <w:r>
-        <w:fldChar w:fldCharType="begin"/>
-      </w:r>
-      <w:r>
-        <w:instrText xml:space="preserve"> PAGEREF s263040 \h </w:instrText>
-      </w:r>
-      <w:r>
-        <w:fldChar w:fldCharType="separate"/>
-      </w:r>
-      <w:r>
-        <w:t>6</w:t>
-      </w:r>
-      <w:r>
-        <w:fldChar w:fldCharType="end"/>
-      </w:r>
-    </w:p>
-    <w:p>
-      <w:pPr>
-        <w:pStyle w:val="Mapentry"/>
-        <w:tabs>
-          <w:tab w:pos="5400" w:val="right"/>
-        </w:tabs>
-      </w:pPr>
-      <w:r>
-        <w:rPr/>
-        <w:t>26.3.41 Short-Day (Long-Night) Plant</w:t>
-        <w:tab/>
-      </w:r>
-      <w:r>
-        <w:fldChar w:fldCharType="begin"/>
-      </w:r>
-      <w:r>
-        <w:instrText xml:space="preserve"> PAGEREF s263041 \h </w:instrText>
-      </w:r>
-      <w:r>
-        <w:fldChar w:fldCharType="separate"/>
-      </w:r>
-      <w:r>
-        <w:t>6</w:t>
-      </w:r>
-      <w:r>
-        <w:fldChar w:fldCharType="end"/>
-      </w:r>
-    </w:p>
-    <w:p>
-      <w:pPr>
-        <w:pStyle w:val="Mapentry"/>
-        <w:tabs>
-          <w:tab w:pos="5400" w:val="right"/>
-        </w:tabs>
-      </w:pPr>
-      <w:r>
-        <w:rPr/>
-        <w:t>26.3.42 Long-Day (Short-Night) Plant</w:t>
-        <w:tab/>
-      </w:r>
-      <w:r>
-        <w:fldChar w:fldCharType="begin"/>
-      </w:r>
-      <w:r>
-        <w:instrText xml:space="preserve"> PAGEREF s263042 \h </w:instrText>
-      </w:r>
-      <w:r>
-        <w:fldChar w:fldCharType="separate"/>
-      </w:r>
-      <w:r>
-        <w:t>6</w:t>
-      </w:r>
-      <w:r>
-        <w:fldChar w:fldCharType="end"/>
-      </w:r>
-    </w:p>
-    <w:p>
-      <w:pPr>
-        <w:pStyle w:val="Mapentry"/>
-        <w:tabs>
-          <w:tab w:pos="5400" w:val="right"/>
-        </w:tabs>
-      </w:pPr>
-      <w:r>
-        <w:rPr/>
-        <w:t>26.3.43 Phytochrome Controls Shoot Elongation and Chlorophyll Production</w:t>
-        <w:tab/>
-      </w:r>
-      <w:r>
-        <w:fldChar w:fldCharType="begin"/>
-      </w:r>
-      <w:r>
-        <w:instrText xml:space="preserve"> PAGEREF s263043 \h </w:instrText>
-      </w:r>
-      <w:r>
-        <w:fldChar w:fldCharType="separate"/>
-      </w:r>
-      <w:r>
-        <w:t>6</w:t>
-      </w:r>
-      <w:r>
-        <w:fldChar w:fldCharType="end"/>
-      </w:r>
-    </w:p>
-    <w:p>
-      <w:pPr>
-        <w:pStyle w:val="Mapentry"/>
-        <w:tabs>
-          <w:tab w:pos="5400" w:val="right"/>
-        </w:tabs>
-      </w:pPr>
-      <w:r>
-        <w:rPr/>
-        <w:t>26.3.44 Phytochrome and Competition</w:t>
-        <w:tab/>
-      </w:r>
-      <w:r>
-        <w:fldChar w:fldCharType="begin"/>
-      </w:r>
-      <w:r>
-        <w:instrText xml:space="preserve"> PAGEREF s263044 \h </w:instrText>
-      </w:r>
-      <w:r>
-        <w:fldChar w:fldCharType="separate"/>
-      </w:r>
-      <w:r>
-        <w:t>6</w:t>
-      </w:r>
-      <w:r>
-        <w:fldChar w:fldCharType="end"/>
-      </w:r>
-    </w:p>
-    <w:p>
-      <w:pPr>
-        <w:pStyle w:val="Mapentry"/>
-        <w:tabs>
-          <w:tab w:pos="5400" w:val="right"/>
-        </w:tabs>
-      </w:pPr>
-      <w:r>
-        <w:rPr/>
-        <w:t>26.3.45 Circadian Rhythms</w:t>
-        <w:tab/>
-      </w:r>
-      <w:r>
-        <w:fldChar w:fldCharType="begin"/>
-      </w:r>
-      <w:r>
-        <w:instrText xml:space="preserve"> PAGEREF s263045 \h </w:instrText>
-      </w:r>
-      <w:r>
-        <w:fldChar w:fldCharType="separate"/>
-      </w:r>
-      <w:r>
-        <w:t>7</w:t>
-      </w:r>
-      <w:r>
-        <w:fldChar w:fldCharType="end"/>
-      </w:r>
-    </w:p>
-    <w:p>
-      <w:pPr>
-        <w:pStyle w:val="Mapentry"/>
-        <w:tabs>
-          <w:tab w:pos="5400" w:val="right"/>
-        </w:tabs>
-      </w:pPr>
-      <w:r>
-        <w:rPr/>
-        <w:t>26.3.46 Examples of Circadian Rhythms</w:t>
-        <w:tab/>
-      </w:r>
-      <w:r>
-        <w:fldChar w:fldCharType="begin"/>
-      </w:r>
-      <w:r>
-        <w:instrText xml:space="preserve"> PAGEREF s263046 \h </w:instrText>
-      </w:r>
-      <w:r>
-        <w:fldChar w:fldCharType="separate"/>
-      </w:r>
-      <w:r>
-        <w:t>7</w:t>
-      </w:r>
-      <w:r>
-        <w:fldChar w:fldCharType="end"/>
-      </w:r>
-    </w:p>
-    <w:p>
-      <w:pPr>
-        <w:pStyle w:val="Mapsection"/>
-      </w:pPr>
-      <w:r>
-        <w:rPr/>
-        <w:t>Lookup tables</w:t>
-      </w:r>
-    </w:p>
-    <w:p>
-      <w:pPr>
-        <w:pStyle w:val="Mapentry"/>
-        <w:tabs>
-          <w:tab w:pos="5400" w:val="right"/>
-        </w:tabs>
-      </w:pPr>
-      <w:r>
-        <w:rPr/>
-        <w:t>Comparison tables</w:t>
-        <w:tab/>
-      </w:r>
-      <w:r>
-        <w:fldChar w:fldCharType="begin"/>
-      </w:r>
-      <w:r>
-        <w:instrText xml:space="preserve"> PAGEREF lk26LkTables \h </w:instrText>
-      </w:r>
-      <w:r>
-        <w:fldChar w:fldCharType="separate"/>
-      </w:r>
-      <w:r>
-        <w:t>7</w:t>
-      </w:r>
-      <w:r>
-        <w:fldChar w:fldCharType="end"/>
-      </w:r>
-    </w:p>
-    <w:p>
-      <w:pPr>
-        <w:pStyle w:val="Mapentry"/>
-        <w:tabs>
-          <w:tab w:pos="5400" w:val="right"/>
-        </w:tabs>
-      </w:pPr>
-      <w:r>
-        <w:rPr/>
-        <w:t>Sequences</w:t>
-        <w:tab/>
-      </w:r>
-      <w:r>
-        <w:fldChar w:fldCharType="begin"/>
-      </w:r>
-      <w:r>
-        <w:instrText xml:space="preserve"> PAGEREF lk26LkSeq \h </w:instrText>
-      </w:r>
-      <w:r>
-        <w:fldChar w:fldCharType="separate"/>
-      </w:r>
-      <w:r>
-        <w:t>8</w:t>
-      </w:r>
-      <w:r>
-        <w:fldChar w:fldCharType="end"/>
-      </w:r>
-    </w:p>
-    <w:p>
-      <w:pPr>
-        <w:pStyle w:val="Mapentry"/>
-        <w:tabs>
-          <w:tab w:pos="5400" w:val="right"/>
-        </w:tabs>
-      </w:pPr>
-      <w:r>
-        <w:rPr/>
-        <w:t>Uses</w:t>
-        <w:tab/>
-      </w:r>
-      <w:r>
-        <w:fldChar w:fldCharType="begin"/>
-      </w:r>
-      <w:r>
-        <w:instrText xml:space="preserve"> PAGEREF lk26LkUses \h </w:instrText>
-      </w:r>
-      <w:r>
-        <w:fldChar w:fldCharType="separate"/>
-      </w:r>
-      <w:r>
-        <w:t>8</w:t>
-      </w:r>
-      <w:r>
-        <w:fldChar w:fldCharType="end"/>
-      </w:r>
-    </w:p>
-    <w:p>
-      <w:pPr>
-        <w:pStyle w:val="Mapsection"/>
-      </w:pPr>
-      <w:r>
-        <w:rPr/>
-        <w:t>Indexes: see Ch 26 in the index file (clue index, glossary, term index)</w:t>
-      </w:r>
-    </w:p>
-    <w:p>
-      <w:pPr>
-        <w:pStyle w:val="Chapterheading"/>
-      </w:pPr>
-      <w:r>
-        <w:rPr/>
-        <w:t>Chapter 26: Flowering Plants: Control of Growth Responses</w:t>
-      </w:r>
-    </w:p>
-    <w:p>
-      <w:pPr>
-        <w:pStyle w:val="Guideheading"/>
-      </w:pPr>
-      <w:bookmarkStart w:id="1" w:name="g260"/>
-      <w:r>
-        <w:rPr>
-          <w:rStyle w:val="Slidecode"/>
-        </w:rPr>
-        <w:t>Quick guide: the big picture</w:t>
-      </w:r>
-      <w:bookmarkEnd w:id="1"/>
-    </w:p>
-    <w:p>
-      <w:pPr>
-        <w:pStyle w:val="Guidetext"/>
-      </w:pPr>
-      <w:r>
-        <w:rPr/>
-        <w:t>Plants can't move away from danger or toward food, so they respond to their surroundings mostly by changing how they grow (26.1.3). Ch 26 has three parts: hormones, the chemical signals that carry messages around the plant (26.1); growth and movement responses to light, gravity and touch (26.2); and phytochrome, the pigment that lets plants track day and night length (26.3).</w:t>
-      </w:r>
-    </w:p>
-    <w:p>
-      <w:pPr>
-        <w:pStyle w:val="Guidepart"/>
-      </w:pPr>
-      <w:bookmarkStart w:id="2" w:name="g261"/>
-      <w:r>
-        <w:rPr>
-          <w:rStyle w:val="Slidecode"/>
-        </w:rPr>
-        <w:t>26.1 Plant Hormones</w:t>
-      </w:r>
-      <w:r>
-        <w:rPr/>
-        <w:t xml:space="preserve"> (slides 3–23)</w:t>
-      </w:r>
-      <w:bookmarkEnd w:id="2"/>
-    </w:p>
-    <w:p>
-      <w:pPr>
-        <w:pStyle w:val="Guidetext"/>
-      </w:pPr>
-      <w:r>
-        <w:rPr/>
-        <w:t>Plants respond to stimuli such as light, gravity, carbon dioxide levels, pathogen infection, drought and touch, and responding helps the species survive. Responses can be short-term, like stomata opening and closing with light levels, or long-term, like roots growing down and stems growing up in response to gravity (26.1.3).</w:t>
-      </w:r>
-    </w:p>
-    <w:p>
-      <w:pPr>
-        <w:pStyle w:val="Guidetext"/>
-      </w:pPr>
-      <w:r>
-        <w:rPr/>
-        <w:t>Plants respond through signal transduction (26.1.4, 26.1.5): a receptor, a protein in the plasma membrane, cytoplasm or nucleus, is activated by a specific signal (for example, blue light); a transduction pathway of relay proteins or enzymes amplifies the signal and converts it into one the cell's machinery understands; the cellular response follows, most often a change in gene expression (for example, a stem bending or roots growing).</w:t>
-      </w:r>
-    </w:p>
-    <w:p>
-      <w:pPr>
-        <w:pStyle w:val="Guidetext"/>
-      </w:pPr>
-      <w:r>
-        <w:rPr/>
-        <w:t>Hormones are chemical signals that let plant cells communicate and coordinate their responses. Each is made in one part of the plant and travels in the phloem or from cell to cell (26.1.6). There are five main ones (26.1.7).</w:t>
-      </w:r>
-    </w:p>
-    <w:p>
-      <w:pPr>
-        <w:pStyle w:val="Guidesubheading"/>
-      </w:pPr>
-      <w:r>
-        <w:rPr/>
-        <w:t>Auxin (26.1.8 to 26.1.11)</w:t>
-      </w:r>
-    </w:p>
-    <w:p>
-      <w:pPr>
-        <w:pStyle w:val="Guidebullet"/>
-        <w:numPr>
-          <w:ilvl w:val="0"/>
-          <w:numId w:val="90"/>
-        </w:numPr>
-      </w:pPr>
-      <w:r>
-        <w:rPr/>
-        <w:t>Made in the shoot apical meristem; found in young leaves, flowers and fruits (26.1.8).</w:t>
-      </w:r>
-    </w:p>
-    <w:p>
-      <w:pPr>
-        <w:pStyle w:val="Guidebullet"/>
-        <w:numPr>
-          <w:ilvl w:val="0"/>
-          <w:numId w:val="90"/>
-        </w:numPr>
-      </w:pPr>
-      <w:r>
-        <w:rPr/>
-        <w:t>Apical dominance: auxin from the shoot tip prevents the axillary buds below from growing (26.1.8), which is why pruning the tip makes a plant bushier (textbook).</w:t>
-      </w:r>
-    </w:p>
-    <w:p>
-      <w:pPr>
-        <w:pStyle w:val="Guidebullet"/>
-        <w:numPr>
-          <w:ilvl w:val="0"/>
-          <w:numId w:val="90"/>
-        </w:numPr>
-      </w:pPr>
-      <w:r>
-        <w:rPr/>
-        <w:t>Promotes growth of roots and fruit, prevents loss of leaves and fruit, and makes stems bend toward light (positive phototropism) (26.1.8).</w:t>
-      </w:r>
-    </w:p>
-    <w:p>
-      <w:pPr>
-        <w:pStyle w:val="Guidebullet"/>
-        <w:numPr>
-          <w:ilvl w:val="0"/>
-          <w:numId w:val="90"/>
-        </w:numPr>
-      </w:pPr>
-      <w:r>
-        <w:rPr/>
-        <w:t>Discovery: auxin from a coleoptile tip (the sheath over a grass seedling's first leaves), collected in a block of agar (a jelly) and placed on one side of a cut seedling, makes it curve (26.1.9).</w:t>
-      </w:r>
-    </w:p>
-    <w:p>
-      <w:pPr>
-        <w:pStyle w:val="Guidebullet"/>
-        <w:numPr>
-          <w:ilvl w:val="0"/>
-          <w:numId w:val="90"/>
-        </w:numPr>
-      </w:pPr>
-      <w:r>
-        <w:rPr/>
-        <w:t>How it bends a stem (26.1.10, 26.1.11): with light from one side, auxin moves to the shady side and attaches to a receptor (in the cell's nucleus, says the textbook; the slide says the plasma membrane). Proton pumps then push H+ into the cell wall, which activates enzymes that break cellulose fibers and loosen the wall; water enters, turgor pressure rises, and the cell enlarges and rebuilds a longer wall. The shady side grows longer than the lit side, so the stem bends toward the light.</w:t>
-      </w:r>
-    </w:p>
-    <w:p>
-      <w:pPr>
-        <w:pStyle w:val="Guidebullet"/>
-        <w:numPr>
-          <w:ilvl w:val="0"/>
-          <w:numId w:val="90"/>
-        </w:numPr>
-      </w:pPr>
-      <w:r>
-        <w:rPr/>
-        <w:t>Synthetic auxins are used as herbicides (weed killers), such as 2,4-D and Agent Orange (26.1.7, 26.1.10).</w:t>
-      </w:r>
-    </w:p>
-    <w:p>
-      <w:pPr>
-        <w:pStyle w:val="Guidesubheading"/>
-      </w:pPr>
-      <w:r>
-        <w:rPr/>
-        <w:t>Gibberellins (26.1.12, 26.1.13)</w:t>
-      </w:r>
-    </w:p>
-    <w:p>
-      <w:pPr>
-        <w:pStyle w:val="Guidebullet"/>
-        <w:numPr>
-          <w:ilvl w:val="0"/>
-          <w:numId w:val="90"/>
-        </w:numPr>
-      </w:pPr>
-      <w:r>
-        <w:rPr/>
-        <w:t>Growth-promoting hormones that cause stem elongation; the most common is gibberellic acid; used commercially to induce growth in crops (26.1.12, 26.1.13).</w:t>
-      </w:r>
-    </w:p>
-    <w:p>
-      <w:pPr>
-        <w:pStyle w:val="Guidebullet"/>
-        <w:numPr>
-          <w:ilvl w:val="0"/>
-          <w:numId w:val="90"/>
-        </w:numPr>
-      </w:pPr>
-      <w:r>
-        <w:rPr/>
-        <w:t>They break the dormancy of buds and seeds; dormancy is a period when growth is suspended (26.1.12).</w:t>
-      </w:r>
-    </w:p>
-    <w:p>
-      <w:pPr>
-        <w:pStyle w:val="Guidesubheading"/>
-      </w:pPr>
-      <w:r>
-        <w:rPr/>
-        <w:t>Cytokinins (26.1.14 to 26.1.16)</w:t>
-      </w:r>
-    </w:p>
-    <w:p>
-      <w:pPr>
-        <w:pStyle w:val="Guidebullet"/>
-        <w:numPr>
-          <w:ilvl w:val="0"/>
-          <w:numId w:val="90"/>
-        </w:numPr>
-      </w:pPr>
-      <w:r>
-        <w:rPr/>
-        <w:t>Promote cell division and organ formation; found in dividing root tissue, seeds and fruits (26.1.14).</w:t>
-      </w:r>
-    </w:p>
-    <w:p>
-      <w:pPr>
-        <w:pStyle w:val="Guidebullet"/>
-        <w:numPr>
-          <w:ilvl w:val="0"/>
-          <w:numId w:val="90"/>
-        </w:numPr>
-      </w:pPr>
-      <w:r>
-        <w:rPr/>
-        <w:t>Responsible for root nodules (which house nitrogen-fixing bacteria) and galls (swellings) on wounded trees (26.1.14).</w:t>
-      </w:r>
-    </w:p>
-    <w:p>
-      <w:pPr>
-        <w:pStyle w:val="Guidebullet"/>
-        <w:numPr>
-          <w:ilvl w:val="0"/>
-          <w:numId w:val="90"/>
-        </w:numPr>
-      </w:pPr>
-      <w:r>
-        <w:rPr/>
-        <w:t>Together with auxin, prevent senescence (aging); in autumn, low cytokinin levels let leaves change color and die; used to keep cut flowers and stored vegetables fresh (26.1.14, 26.1.16).</w:t>
-      </w:r>
-    </w:p>
-    <w:p>
-      <w:pPr>
-        <w:pStyle w:val="Guidebullet"/>
-        <w:numPr>
-          <w:ilvl w:val="0"/>
-          <w:numId w:val="90"/>
-        </w:numPr>
-      </w:pPr>
-      <w:r>
-        <w:rPr/>
-        <w:t>In tissue culture, the ratio of auxin to cytokinin decides what forms: an undifferentiated callus, roots, leafy shoots or flowers (26.1.15; textbook).</w:t>
-      </w:r>
-    </w:p>
-    <w:p>
-      <w:pPr>
-        <w:pStyle w:val="Guidesubheading"/>
-      </w:pPr>
-      <w:r>
-        <w:rPr/>
-        <w:t>Abscisic acid, ABA (26.1.17 to 26.1.19)</w:t>
-      </w:r>
-    </w:p>
-    <w:p>
-      <w:pPr>
-        <w:pStyle w:val="Guidebullet"/>
-        <w:numPr>
-          <w:ilvl w:val="0"/>
-          <w:numId w:val="90"/>
-        </w:numPr>
-      </w:pPr>
-      <w:r>
-        <w:rPr/>
-        <w:t>Produced by any green tissue; called the stress hormone (26.1.17).</w:t>
-      </w:r>
-    </w:p>
-    <w:p>
-      <w:pPr>
-        <w:pStyle w:val="Guidebullet"/>
-        <w:numPr>
-          <w:ilvl w:val="0"/>
-          <w:numId w:val="90"/>
-        </w:numPr>
-      </w:pPr>
-      <w:r>
-        <w:rPr/>
-        <w:t>Starts and maintains seed and bud dormancy; corn that can't respond to ABA shows vivipary, sprouting while still on the cob (26.1.17, 26.1.18).</w:t>
-      </w:r>
-    </w:p>
-    <w:p>
-      <w:pPr>
-        <w:pStyle w:val="Guidebullet"/>
-        <w:numPr>
-          <w:ilvl w:val="0"/>
-          <w:numId w:val="90"/>
-        </w:numPr>
-      </w:pPr>
-      <w:r>
-        <w:rPr/>
-        <w:t>Closes stomata (26.1.17, 26.1.19). How (textbook): ABA binds a receptor on the guard cell, calcium ions enter as a second messenger (a signal inside the cell), K+ channels open, K+ and then water leave, and the stoma closes.</w:t>
-      </w:r>
-    </w:p>
-    <w:p>
-      <w:pPr>
-        <w:pStyle w:val="Guidesubheading"/>
-      </w:pPr>
-      <w:r>
-        <w:rPr/>
-        <w:t>Ethylene (26.1.20 to 26.1.22)</w:t>
-      </w:r>
-    </w:p>
-    <w:p>
-      <w:pPr>
-        <w:pStyle w:val="Guidebullet"/>
-        <w:numPr>
-          <w:ilvl w:val="0"/>
-          <w:numId w:val="90"/>
-        </w:numPr>
-      </w:pPr>
-      <w:r>
-        <w:rPr/>
-        <w:t>A gas formed from the amino acid methionine (26.1.20).</w:t>
-      </w:r>
-    </w:p>
-    <w:p>
-      <w:pPr>
-        <w:pStyle w:val="Guidebullet"/>
-        <w:numPr>
-          <w:ilvl w:val="0"/>
-          <w:numId w:val="90"/>
-        </w:numPr>
-      </w:pPr>
-      <w:r>
-        <w:rPr/>
-        <w:t>Causes abscission, the dropping of leaves, fruit or flowers, by stimulating enzymes such as cellulase; a ripe apple under a jar makes a holly twig drop its leaves (26.1.20, 26.1.21).</w:t>
-      </w:r>
-    </w:p>
-    <w:p>
-      <w:pPr>
-        <w:pStyle w:val="Guidebullet"/>
-        <w:numPr>
-          <w:ilvl w:val="0"/>
-          <w:numId w:val="90"/>
-        </w:numPr>
-      </w:pPr>
-      <w:r>
-        <w:rPr/>
-        <w:t>Ripens fruit, by activating enzymes that soften it and produce its flavor and smell (26.1.20, 26.1.22).</w:t>
-      </w:r>
-    </w:p>
-    <w:p>
-      <w:pPr>
-        <w:pStyle w:val="Guidebullet"/>
-        <w:numPr>
-          <w:ilvl w:val="0"/>
-          <w:numId w:val="90"/>
-        </w:numPr>
-      </w:pPr>
-      <w:r>
-        <w:rPr/>
-        <w:t>Also inhibits axillary buds and suppresses stem and root elongation (26.1.20).</w:t>
-      </w:r>
-    </w:p>
-    <w:p>
-      <w:pPr>
-        <w:pStyle w:val="Guidetext"/>
-      </w:pPr>
-      <w:r>
-        <w:rPr/>
-        <w:t>Hormones mainly handle abiotic (nonliving) stimuli: light, oxygen, water, pH, temperature. Against biotic (living) threats such as herbivores, parasites and competing plants, plants rely on their epidermis and bark and on secondary metabolites, defense chemicals once thought to be waste products. Primary metabolites, such as sugars and amino acids, are the ones a cell needs to work normally (26.1.23).</w:t>
-      </w:r>
-    </w:p>
-    <w:p>
-      <w:pPr>
-        <w:pStyle w:val="Guidetext"/>
-      </w:pPr>
-      <w:r>
-        <w:rPr/>
-        <w:t>Traps: abscisic acid vs abscission (the ABA slide defines abscission, but ethylene causes it; the textbook says ABA no longer counts as its natural cause); gibberellins (break dormancy) vs ABA (keeps dormancy); auxin (apical dominance, elongation) vs cytokinins (cell division); primary vs secondary metabolites (26.1.12, 26.1.17, 26.1.20, 26.1.23).</w:t>
-      </w:r>
-    </w:p>
-    <w:p>
-      <w:pPr>
-        <w:pStyle w:val="Guidepart"/>
-      </w:pPr>
-      <w:bookmarkStart w:id="3" w:name="g262"/>
-      <w:r>
-        <w:rPr>
-          <w:rStyle w:val="Slidecode"/>
-        </w:rPr>
-        <w:t>26.2 Plant Growth and Movement Responses</w:t>
-      </w:r>
-      <w:r>
-        <w:rPr/>
-        <w:t xml:space="preserve"> (slides 24–35)</w:t>
-      </w:r>
-      <w:bookmarkEnd w:id="3"/>
-    </w:p>
-    <w:p>
-      <w:pPr>
-        <w:pStyle w:val="Guidetext"/>
-      </w:pPr>
-      <w:r>
-        <w:rPr/>
-        <w:t>A tropism is plant growth toward or away from a stimulus that comes from one direction: positive tropism is growth toward it, negative tropism is growth away (26.2.24). It happens because one side of the organ grows faster than the other (textbook).</w:t>
-      </w:r>
-    </w:p>
-    <w:p>
-      <w:pPr>
-        <w:pStyle w:val="Guidesubheading"/>
-      </w:pPr>
-      <w:r>
-        <w:rPr/>
-        <w:t>The three tropisms</w:t>
-      </w:r>
-    </w:p>
-    <w:p>
-      <w:pPr>
-        <w:pStyle w:val="Guidebullet"/>
-        <w:numPr>
-          <w:ilvl w:val="0"/>
-          <w:numId w:val="90"/>
-        </w:numPr>
-      </w:pPr>
-      <w:r>
-        <w:rPr/>
-        <w:t>Phototropism (light): stems bend toward light because auxin makes the cells on the shady side elongate. The receptor pigment phototropin absorbs blue light, becomes phosphorylated (gains a phosphate group) and starts the transduction pathway that moves auxin. Roots are insensitive to light or grow away from it (26.2.25, 26.2.26).</w:t>
-      </w:r>
-    </w:p>
-    <w:p>
-      <w:pPr>
-        <w:pStyle w:val="Guidebullet"/>
-        <w:numPr>
-          <w:ilvl w:val="0"/>
-          <w:numId w:val="90"/>
-        </w:numPr>
-      </w:pPr>
-      <w:r>
-        <w:rPr/>
-        <w:t>Thigmotropism (touch from another plant, an animal, a rock or wind): stems and tendrils of runner beans and morning glories coil around a support. Thigmomorphogenesis is a change in the plant's overall shape due to touch, such as a barrier, wind or rain (26.2.27, 26.2.28).</w:t>
-      </w:r>
-    </w:p>
-    <w:p>
-      <w:pPr>
-        <w:pStyle w:val="Guidebullet"/>
-        <w:numPr>
-          <w:ilvl w:val="0"/>
-          <w:numId w:val="90"/>
-        </w:numPr>
-      </w:pPr>
-      <w:r>
-        <w:rPr/>
-        <w:t>Gravitropism (gravity): a plant laid on its side grows its stem upward and its roots downward. Roots sense gravity with statoliths, starch grains inside organelles called amyloplasts in root-cap cells, which settle to the bottom of each cell and signal the downward direction; auxin may then direct the bending (26.2.29, 26.2.30). A clinostat keeps a plant turning so statoliths can't settle (26.2.30). The slide's “stems with root caps grow downward” should say roots (26.2.29).</w:t>
-      </w:r>
-    </w:p>
-    <w:p>
-      <w:pPr>
-        <w:pStyle w:val="Guidetext"/>
-      </w:pPr>
-      <w:r>
-        <w:rPr/>
-        <w:t>Arabidopsis thaliana, a small weed related to cabbage and mustard, is the model organism for plant molecular genetics (26.2.31).</w:t>
-      </w:r>
-    </w:p>
-    <w:p>
-      <w:pPr>
-        <w:pStyle w:val="Guidetext"/>
-      </w:pPr>
-      <w:r>
-        <w:rPr/>
-        <w:t>Turgor movements, also called nastic movements, don't involve growth and don't depend on the direction of the stimulus. Touch, shaking or heat can trigger them, but the movement itself comes from inside the plant: electrical impulses, hormone action or changes in turgor pressure, which is why the slide calls them internal (26.2.33). A cell that fills with water is turgid; one that loses water goes limp (26.2.34).</w:t>
-      </w:r>
-    </w:p>
-    <w:p>
-      <w:pPr>
-        <w:pStyle w:val="Guidetext"/>
-      </w:pPr>
-      <w:r>
-        <w:rPr/>
-        <w:t>Examples (26.2.33, 26.2.35): touching Mimosa pudica (the sensitive plant) makes its leaflets collapse within a second, because cells in the leaf petiole lose turgor pressure; the Venus flytrap snaps shut when touched; and sleep movements, leaves folding daily with light and dark, follow a circadian rhythm.</w:t>
-      </w:r>
-    </w:p>
-    <w:p>
-      <w:pPr>
-        <w:pStyle w:val="Guidetext"/>
-      </w:pPr>
-      <w:r>
-        <w:rPr/>
-        <w:t>Traps: tropism (growth, directional) vs turgor movement (no growth, not directional); positive vs negative tropism; phototropin (blue light, phototropism) vs phytochrome (red and far-red, photoperiod) (26.2.24, 26.2.25, 26.2.33, 26.3.37).</w:t>
-      </w:r>
-    </w:p>
-    <w:p>
-      <w:pPr>
-        <w:pStyle w:val="Guidepart"/>
-      </w:pPr>
-      <w:bookmarkStart w:id="4" w:name="g263"/>
-      <w:r>
-        <w:rPr>
-          <w:rStyle w:val="Slidecode"/>
-        </w:rPr>
-        <w:t>26.3 Plant Responses to Phytochrome</w:t>
-      </w:r>
-      <w:r>
-        <w:rPr/>
-        <w:t xml:space="preserve"> (slides 36–46)</w:t>
-      </w:r>
-      <w:bookmarkEnd w:id="4"/>
-    </w:p>
-    <w:p>
-      <w:pPr>
-        <w:pStyle w:val="Guidetext"/>
-      </w:pPr>
-      <w:r>
-        <w:rPr/>
-        <w:t>Photoperiodism is any physiological response to changes in the length of day or night, such as when to flower. It requires a biological clock and the photoreceptor (light-sensing pigment) phytochrome (26.3.36).</w:t>
-      </w:r>
-    </w:p>
-    <w:p>
-      <w:pPr>
-        <w:pStyle w:val="Guidetext"/>
-      </w:pPr>
-      <w:r>
-        <w:rPr/>
-        <w:t>Phytochrome is a blue-green leaf pigment with two forms (26.3.37, 26.3.38, 26.3.39). Pr (phytochrome red), the inactive form, absorbs red light, which is plentiful in daylight, and turns into Pfr, the active form. Pfr absorbs far-red light and turns back into Pr in the evening and whenever light is limited (shade, night). Switching between the two lets the plant detect photoperiod changes. Phytochrome also promotes seed germination and flowering and inhibits shoot elongation (26.3.37).</w:t>
-      </w:r>
-    </w:p>
-    <w:p>
-      <w:pPr>
-        <w:pStyle w:val="Guidetext"/>
-      </w:pPr>
-      <w:r>
-        <w:rPr/>
-        <w:t>Flowering (26.3.40, 26.3.41, 26.3.42): each plant has a critical length, a set number of hours of day (or night) that its flowering depends on. Short-day plants flower when the day is shorter than the critical length; long-day plants, such as clover, flower when it is longer; day-neutral plants flower regardless of day length. What really counts is night length: a flash of light in the middle of the long night stops a short-day plant from flowering but makes a long-day plant flower. So short-day plants are long-night plants, and long-day plants are short-night plants.</w:t>
-      </w:r>
-    </w:p>
-    <w:p>
-      <w:pPr>
-        <w:pStyle w:val="Guidetext"/>
-      </w:pPr>
-      <w:r>
-        <w:rPr/>
-        <w:t>Shade and spacing (26.3.43, 26.3.44): leaf shade increases far-red light relative to red light, and plants measure the far-red light bounced back by neighboring plants; the more far-red they sense, the more energy they spend growing taller to outcompete the others for sunlight. Seedlings grown in darkness are etiolated: the shoot keeps elongating, and the leaves stay small and yellow (26.3.43; textbook).</w:t>
-      </w:r>
-    </w:p>
-    <w:p>
-      <w:pPr>
-        <w:pStyle w:val="Guidetext"/>
-      </w:pPr>
-      <w:r>
-        <w:rPr/>
-        <w:t>Circadian rhythms are biological rhythms with a cycle of about 24 hours, such as sleep movements and flowers opening and closing (26.3.45, 26.3.46). They persist without outside cues because a biological clock runs them, but a plant kept in dim light shifts its sleep cycle (26.3.45). Entrainment means being synchronized to light at daybreak (26.3.45).</w:t>
-      </w:r>
-    </w:p>
-    <w:p>
-      <w:pPr>
-        <w:pStyle w:val="Guidetext"/>
-      </w:pPr>
-      <w:r>
-        <w:rPr/>
-        <w:t>Traps: Pr (inactive, absorbs red) vs Pfr (active, absorbs far-red); short-day means long-night; a night flash changes night length, not day length; photoperiodism (seasons) vs circadian rhythm (daily) (26.3.37, 26.3.41, 26.3.42, 26.3.45).</w:t>
-      </w:r>
-    </w:p>
-    <w:p>
-      <w:pPr>
-        <w:pStyle w:val="Guidepart"/>
-      </w:pPr>
-      <w:bookmarkStart w:id="5" w:name="g269"/>
-      <w:r>
-        <w:rPr/>
-        <w:t>Look these up, don't memorize</w:t>
-      </w:r>
-      <w:bookmarkEnd w:id="5"/>
-    </w:p>
-    <w:p>
-      <w:pPr>
-        <w:pStyle w:val="Guidebullet"/>
-        <w:numPr>
-          <w:ilvl w:val="0"/>
-          <w:numId w:val="90"/>
-        </w:numPr>
-      </w:pPr>
-      <w:r>
-        <w:rPr/>
-        <w:t>Each hormone: where it's made, what it does, its commercial use: the Plant hormones table.</w:t>
-      </w:r>
-    </w:p>
-    <w:p>
-      <w:pPr>
-        <w:pStyle w:val="Guidebullet"/>
-        <w:numPr>
-          <w:ilvl w:val="0"/>
-          <w:numId w:val="90"/>
-        </w:numPr>
-      </w:pPr>
-      <w:r>
-        <w:rPr/>
-        <w:t>Tropisms and turgor movements side by side: the Movements table.</w:t>
-      </w:r>
-    </w:p>
-    <w:p>
-      <w:pPr>
-        <w:pStyle w:val="Guidebullet"/>
-        <w:numPr>
-          <w:ilvl w:val="0"/>
-          <w:numId w:val="90"/>
-        </w:numPr>
-      </w:pPr>
-      <w:r>
-        <w:rPr/>
-        <w:t>Short-day, long-day and day-neutral plants and the night flash; Pr and Pfr: the Photoperiod and Phytochrome tables.</w:t>
-      </w:r>
-    </w:p>
-    <w:p>
-      <w:pPr>
-        <w:pStyle w:val="Guidebullet"/>
-        <w:numPr>
-          <w:ilvl w:val="0"/>
-          <w:numId w:val="90"/>
-        </w:numPr>
-      </w:pPr>
-      <w:r>
-        <w:rPr/>
-        <w:t>How auxin bends a stem, how ABA closes stomata, how roots sense gravity: the Sequences.</w:t>
-      </w:r>
-    </w:p>
-    <w:p>
-      <w:pPr>
-        <w:pStyle w:val="Guidebullet"/>
-        <w:numPr>
-          <w:ilvl w:val="0"/>
-          <w:numId w:val="90"/>
-        </w:numPr>
-      </w:pPr>
-      <w:r>
-        <w:rPr/>
-        <w:t>Exact numbers (136 gibberellins, Arabidopsis details): don't memorize them.</w:t>
-      </w:r>
-    </w:p>
-    <w:p>
-      <w:pPr>
-        <w:pStyle w:val="Sectionheading"/>
-      </w:pPr>
-      <w:r>
-        <w:rPr/>
-        <w:t>26.1 Plant Hormones</w:t>
-      </w:r>
-    </w:p>
-    <w:p>
-      <w:pPr>
-        <w:pStyle w:val="Pointer"/>
-      </w:pPr>
-      <w:r>
-        <w:rPr/>
-        <w:t xml:space="preserve">Quick guide for this section: page </w:t>
-      </w:r>
-      <w:r>
-        <w:fldChar w:fldCharType="begin"/>
-      </w:r>
-      <w:r>
-        <w:instrText xml:space="preserve"> PAGEREF g261 \h </w:instrText>
-      </w:r>
-      <w:r>
-        <w:fldChar w:fldCharType="separate"/>
-      </w:r>
-      <w:r>
-        <w:t>1</w:t>
-      </w:r>
-      <w:r>
-        <w:fldChar w:fldCharType="end"/>
-      </w:r>
-    </w:p>
-    <w:p>
-      <w:pPr>
         <w:pStyle w:val="Slideheading"/>
       </w:pPr>
-      <w:bookmarkStart w:id="6" w:name="s261003"/>
+      <w:bookmarkStart w:id="1" w:name="s261003"/>
       <w:r>
         <w:rPr>
           <w:rStyle w:val="Slidecode"/>
@@ -2295,7 +44,7 @@
         </w:rPr>
         <w:t>26.1.3</w:t>
       </w:r>
-      <w:bookmarkEnd w:id="6"/>
+      <w:bookmarkEnd w:id="1"/>
     </w:p>
     <w:p>
       <w:pPr>
@@ -2405,7 +154,7 @@
       <w:pPr>
         <w:pStyle w:val="Slideheading"/>
       </w:pPr>
-      <w:bookmarkStart w:id="7" w:name="s261004"/>
+      <w:bookmarkStart w:id="2" w:name="s261004"/>
       <w:r>
         <w:rPr>
           <w:rStyle w:val="Slidecode"/>
@@ -2419,7 +168,7 @@
         </w:rPr>
         <w:t xml:space="preserve"> Signal Transduction</w:t>
       </w:r>
-      <w:bookmarkEnd w:id="7"/>
+      <w:bookmarkEnd w:id="2"/>
     </w:p>
     <w:p>
       <w:pPr>
@@ -2503,7 +252,7 @@
       <w:pPr>
         <w:pStyle w:val="Slideheading"/>
       </w:pPr>
-      <w:bookmarkStart w:id="8" w:name="s261005"/>
+      <w:bookmarkStart w:id="3" w:name="s261005"/>
       <w:r>
         <w:rPr>
           <w:rStyle w:val="Slidecode"/>
@@ -2517,7 +266,7 @@
         </w:rPr>
         <w:t xml:space="preserve"> Signal Transduction in Plants</w:t>
       </w:r>
-      <w:bookmarkEnd w:id="8"/>
+      <w:bookmarkEnd w:id="3"/>
     </w:p>
     <w:p>
       <w:pPr>
@@ -2538,7 +287,7 @@
       <w:pPr>
         <w:pStyle w:val="Slideheading"/>
       </w:pPr>
-      <w:bookmarkStart w:id="9" w:name="s261006"/>
+      <w:bookmarkStart w:id="4" w:name="s261006"/>
       <w:r>
         <w:rPr>
           <w:rStyle w:val="Slidecode"/>
@@ -2552,7 +301,7 @@
         </w:rPr>
         <w:t xml:space="preserve"> Hormones</w:t>
       </w:r>
-      <w:bookmarkEnd w:id="9"/>
+      <w:bookmarkEnd w:id="4"/>
     </w:p>
     <w:p>
       <w:pPr>
@@ -2610,7 +359,7 @@
       <w:pPr>
         <w:pStyle w:val="Slideheading"/>
       </w:pPr>
-      <w:bookmarkStart w:id="10" w:name="s261007"/>
+      <w:bookmarkStart w:id="5" w:name="s261007"/>
       <w:r>
         <w:rPr>
           <w:rStyle w:val="Slidecode"/>
@@ -2618,7 +367,7 @@
         </w:rPr>
         <w:t>26.1.7</w:t>
       </w:r>
-      <w:bookmarkEnd w:id="10"/>
+      <w:bookmarkEnd w:id="5"/>
     </w:p>
     <w:p>
       <w:pPr>
@@ -2639,7 +388,7 @@
       <w:pPr>
         <w:pStyle w:val="Slideheading"/>
       </w:pPr>
-      <w:bookmarkStart w:id="11" w:name="s261008"/>
+      <w:bookmarkStart w:id="6" w:name="s261008"/>
       <w:r>
         <w:rPr>
           <w:rStyle w:val="Slidecode"/>
@@ -2653,7 +402,7 @@
         </w:rPr>
         <w:t xml:space="preserve"> Auxins Affect Growth and Development</w:t>
       </w:r>
-      <w:bookmarkEnd w:id="11"/>
+      <w:bookmarkEnd w:id="6"/>
     </w:p>
     <w:p>
       <w:pPr>
@@ -2763,7 +512,7 @@
       <w:pPr>
         <w:pStyle w:val="Slideheading"/>
       </w:pPr>
-      <w:bookmarkStart w:id="12" w:name="s261009"/>
+      <w:bookmarkStart w:id="7" w:name="s261009"/>
       <w:r>
         <w:rPr>
           <w:rStyle w:val="Slidecode"/>
@@ -2777,7 +526,7 @@
         </w:rPr>
         <w:t xml:space="preserve"> Auxin and Phototropism</w:t>
       </w:r>
-      <w:bookmarkEnd w:id="12"/>
+      <w:bookmarkEnd w:id="7"/>
     </w:p>
     <w:p>
       <w:pPr>
@@ -2798,7 +547,7 @@
       <w:pPr>
         <w:pStyle w:val="Slideheading"/>
       </w:pPr>
-      <w:bookmarkStart w:id="13" w:name="s261010"/>
+      <w:bookmarkStart w:id="8" w:name="s261010"/>
       <w:r>
         <w:rPr>
           <w:rStyle w:val="Slidecode"/>
@@ -2812,7 +561,7 @@
         </w:rPr>
         <w:t xml:space="preserve"> How Auxins Cause Stems to Bend</w:t>
       </w:r>
-      <w:bookmarkEnd w:id="13"/>
+      <w:bookmarkEnd w:id="8"/>
     </w:p>
     <w:p>
       <w:pPr>
@@ -2938,7 +687,7 @@
       <w:pPr>
         <w:pStyle w:val="Slideheading"/>
       </w:pPr>
-      <w:bookmarkStart w:id="14" w:name="s261011"/>
+      <w:bookmarkStart w:id="9" w:name="s261011"/>
       <w:r>
         <w:rPr>
           <w:rStyle w:val="Slidecode"/>
@@ -2952,7 +701,7 @@
         </w:rPr>
         <w:t xml:space="preserve"> Expansion of the Cell Wall on the Shady Side of a Plant</w:t>
       </w:r>
-      <w:bookmarkEnd w:id="14"/>
+      <w:bookmarkEnd w:id="9"/>
     </w:p>
     <w:p>
       <w:pPr>
@@ -2973,7 +722,7 @@
       <w:pPr>
         <w:pStyle w:val="Slideheading"/>
       </w:pPr>
-      <w:bookmarkStart w:id="15" w:name="s261012"/>
+      <w:bookmarkStart w:id="10" w:name="s261012"/>
       <w:r>
         <w:rPr>
           <w:rStyle w:val="Slidecode"/>
@@ -2987,7 +736,7 @@
         </w:rPr>
         <w:t xml:space="preserve"> Gibberellins</w:t>
       </w:r>
-      <w:bookmarkEnd w:id="15"/>
+      <w:bookmarkEnd w:id="10"/>
     </w:p>
     <w:p>
       <w:pPr>
@@ -3097,7 +846,7 @@
       <w:pPr>
         <w:pStyle w:val="Slideheading"/>
       </w:pPr>
-      <w:bookmarkStart w:id="16" w:name="s261013"/>
+      <w:bookmarkStart w:id="11" w:name="s261013"/>
       <w:r>
         <w:rPr>
           <w:rStyle w:val="Slidecode"/>
@@ -3111,7 +860,7 @@
         </w:rPr>
         <w:t xml:space="preserve"> Gibberellins Cause Stem Elongation</w:t>
       </w:r>
-      <w:bookmarkEnd w:id="16"/>
+      <w:bookmarkEnd w:id="11"/>
     </w:p>
     <w:p>
       <w:pPr>
@@ -3147,7 +896,7 @@
       <w:pPr>
         <w:pStyle w:val="Slideheading"/>
       </w:pPr>
-      <w:bookmarkStart w:id="17" w:name="s261014"/>
+      <w:bookmarkStart w:id="12" w:name="s261014"/>
       <w:r>
         <w:rPr>
           <w:rStyle w:val="Slidecode"/>
@@ -3161,7 +910,7 @@
         </w:rPr>
         <w:t xml:space="preserve"> Cytokinins</w:t>
       </w:r>
-      <w:bookmarkEnd w:id="17"/>
+      <w:bookmarkEnd w:id="12"/>
     </w:p>
     <w:p>
       <w:pPr>
@@ -3245,7 +994,7 @@
       <w:pPr>
         <w:pStyle w:val="Slideheading"/>
       </w:pPr>
-      <w:bookmarkStart w:id="18" w:name="s261015"/>
+      <w:bookmarkStart w:id="13" w:name="s261015"/>
       <w:r>
         <w:rPr>
           <w:rStyle w:val="Slidecode"/>
@@ -3259,7 +1008,7 @@
         </w:rPr>
         <w:t xml:space="preserve"> Interaction of Cytokinins and Auxins in Organ Development</w:t>
       </w:r>
-      <w:bookmarkEnd w:id="18"/>
+      <w:bookmarkEnd w:id="13"/>
     </w:p>
     <w:p>
       <w:pPr>
@@ -3295,7 +1044,7 @@
       <w:pPr>
         <w:pStyle w:val="Slideheading"/>
       </w:pPr>
-      <w:bookmarkStart w:id="19" w:name="s261016"/>
+      <w:bookmarkStart w:id="14" w:name="s261016"/>
       <w:r>
         <w:rPr>
           <w:rStyle w:val="Slidecode"/>
@@ -3309,7 +1058,7 @@
         </w:rPr>
         <w:t xml:space="preserve"> Leaves Change Color When Cytokinin Levels Are Low</w:t>
       </w:r>
-      <w:bookmarkEnd w:id="19"/>
+      <w:bookmarkEnd w:id="14"/>
     </w:p>
     <w:p>
       <w:pPr>
@@ -3330,7 +1079,7 @@
       <w:pPr>
         <w:pStyle w:val="Slideheading"/>
       </w:pPr>
-      <w:bookmarkStart w:id="20" w:name="s261017"/>
+      <w:bookmarkStart w:id="15" w:name="s261017"/>
       <w:r>
         <w:rPr>
           <w:rStyle w:val="Slidecode"/>
@@ -3344,7 +1093,7 @@
         </w:rPr>
         <w:t xml:space="preserve"> Abscisic Acid</w:t>
       </w:r>
-      <w:bookmarkEnd w:id="20"/>
+      <w:bookmarkEnd w:id="15"/>
     </w:p>
     <w:p>
       <w:pPr>
@@ -3444,7 +1193,7 @@
       <w:pPr>
         <w:pStyle w:val="Slideheading"/>
       </w:pPr>
-      <w:bookmarkStart w:id="21" w:name="s261018"/>
+      <w:bookmarkStart w:id="16" w:name="s261018"/>
       <w:r>
         <w:rPr>
           <w:rStyle w:val="Slidecode"/>
@@ -3458,7 +1207,7 @@
         </w:rPr>
         <w:t xml:space="preserve"> Dormancy and Germination</w:t>
       </w:r>
-      <w:bookmarkEnd w:id="21"/>
+      <w:bookmarkEnd w:id="16"/>
     </w:p>
     <w:p>
       <w:pPr>
@@ -3479,7 +1228,7 @@
       <w:pPr>
         <w:pStyle w:val="Slideheading"/>
       </w:pPr>
-      <w:bookmarkStart w:id="22" w:name="s261019"/>
+      <w:bookmarkStart w:id="17" w:name="s261019"/>
       <w:r>
         <w:rPr>
           <w:rStyle w:val="Slidecode"/>
@@ -3493,7 +1242,7 @@
         </w:rPr>
         <w:t xml:space="preserve"> Abscisic Acid Promotes Closure of Stomata</w:t>
       </w:r>
-      <w:bookmarkEnd w:id="22"/>
+      <w:bookmarkEnd w:id="17"/>
     </w:p>
     <w:p>
       <w:pPr>
@@ -3529,7 +1278,7 @@
       <w:pPr>
         <w:pStyle w:val="Slideheading"/>
       </w:pPr>
-      <w:bookmarkStart w:id="23" w:name="s261020"/>
+      <w:bookmarkStart w:id="18" w:name="s261020"/>
       <w:r>
         <w:rPr>
           <w:rStyle w:val="Slidecode"/>
@@ -3543,7 +1292,7 @@
         </w:rPr>
         <w:t xml:space="preserve"> Ethylene</w:t>
       </w:r>
-      <w:bookmarkEnd w:id="23"/>
+      <w:bookmarkEnd w:id="18"/>
     </w:p>
     <w:p>
       <w:pPr>
@@ -3666,7 +1415,7 @@
       <w:pPr>
         <w:pStyle w:val="Slideheading"/>
       </w:pPr>
-      <w:bookmarkStart w:id="24" w:name="s261021"/>
+      <w:bookmarkStart w:id="19" w:name="s261021"/>
       <w:r>
         <w:rPr>
           <w:rStyle w:val="Slidecode"/>
@@ -3680,7 +1429,7 @@
         </w:rPr>
         <w:t xml:space="preserve"> Ethylene and Abscission</w:t>
       </w:r>
-      <w:bookmarkEnd w:id="24"/>
+      <w:bookmarkEnd w:id="19"/>
     </w:p>
     <w:p>
       <w:pPr>
@@ -3727,7 +1476,7 @@
       <w:pPr>
         <w:pStyle w:val="Slideheading"/>
       </w:pPr>
-      <w:bookmarkStart w:id="25" w:name="s261022"/>
+      <w:bookmarkStart w:id="20" w:name="s261022"/>
       <w:r>
         <w:rPr>
           <w:rStyle w:val="Slidecode"/>
@@ -3741,7 +1490,7 @@
         </w:rPr>
         <w:t xml:space="preserve"> Ethylene Ripens Fruit</w:t>
       </w:r>
-      <w:bookmarkEnd w:id="25"/>
+      <w:bookmarkEnd w:id="20"/>
     </w:p>
     <w:p>
       <w:pPr>
@@ -3762,7 +1511,7 @@
       <w:pPr>
         <w:pStyle w:val="Slideheading"/>
       </w:pPr>
-      <w:bookmarkStart w:id="26" w:name="s261023"/>
+      <w:bookmarkStart w:id="21" w:name="s261023"/>
       <w:r>
         <w:rPr>
           <w:rStyle w:val="Slidecode"/>
@@ -3776,7 +1525,7 @@
         </w:rPr>
         <w:t xml:space="preserve"> Responding to the Biotic Environment</w:t>
       </w:r>
-      <w:bookmarkEnd w:id="26"/>
+      <w:bookmarkEnd w:id="21"/>
     </w:p>
     <w:p>
       <w:pPr>
@@ -3867,33 +1616,9 @@
     </w:p>
     <w:p>
       <w:pPr>
-        <w:pStyle w:val="Pointer"/>
-      </w:pPr>
-      <w:r>
-        <w:rPr/>
-        <w:t xml:space="preserve">Quick guide for this section: page </w:t>
-      </w:r>
-      <w:r>
-        <w:fldChar w:fldCharType="begin"/>
-      </w:r>
-      <w:r>
-        <w:instrText xml:space="preserve"> PAGEREF g262 \h </w:instrText>
-      </w:r>
-      <w:r>
-        <w:fldChar w:fldCharType="separate"/>
-      </w:r>
-      <w:r>
-        <w:t>2</w:t>
-      </w:r>
-      <w:r>
-        <w:fldChar w:fldCharType="end"/>
-      </w:r>
-    </w:p>
-    <w:p>
-      <w:pPr>
         <w:pStyle w:val="Slideheading"/>
       </w:pPr>
-      <w:bookmarkStart w:id="27" w:name="s262024"/>
+      <w:bookmarkStart w:id="22" w:name="s262024"/>
       <w:r>
         <w:rPr>
           <w:rStyle w:val="Slidecode"/>
@@ -3901,7 +1626,7 @@
         </w:rPr>
         <w:t>26.2.24</w:t>
       </w:r>
-      <w:bookmarkEnd w:id="27"/>
+      <w:bookmarkEnd w:id="22"/>
     </w:p>
     <w:p>
       <w:pPr>
@@ -3985,7 +1710,7 @@
       <w:pPr>
         <w:pStyle w:val="Slideheading"/>
       </w:pPr>
-      <w:bookmarkStart w:id="28" w:name="s262025"/>
+      <w:bookmarkStart w:id="23" w:name="s262025"/>
       <w:r>
         <w:rPr>
           <w:rStyle w:val="Slidecode"/>
@@ -3999,7 +1724,7 @@
         </w:rPr>
         <w:t xml:space="preserve"> Phototropism</w:t>
       </w:r>
-      <w:bookmarkEnd w:id="28"/>
+      <w:bookmarkEnd w:id="23"/>
     </w:p>
     <w:p>
       <w:pPr>
@@ -4070,7 +1795,7 @@
       <w:pPr>
         <w:pStyle w:val="Slideheading"/>
       </w:pPr>
-      <w:bookmarkStart w:id="29" w:name="s262026"/>
+      <w:bookmarkStart w:id="24" w:name="s262026"/>
       <w:r>
         <w:rPr>
           <w:rStyle w:val="Slidecode"/>
@@ -4084,7 +1809,7 @@
         </w:rPr>
         <w:t xml:space="preserve"> Phototropin</w:t>
       </w:r>
-      <w:bookmarkEnd w:id="29"/>
+      <w:bookmarkEnd w:id="24"/>
     </w:p>
     <w:p>
       <w:pPr>
@@ -4105,7 +1830,7 @@
       <w:pPr>
         <w:pStyle w:val="Slideheading"/>
       </w:pPr>
-      <w:bookmarkStart w:id="30" w:name="s262027"/>
+      <w:bookmarkStart w:id="25" w:name="s262027"/>
       <w:r>
         <w:rPr>
           <w:rStyle w:val="Slidecode"/>
@@ -4119,7 +1844,7 @@
         </w:rPr>
         <w:t xml:space="preserve"> Thigmotropism</w:t>
       </w:r>
-      <w:bookmarkEnd w:id="30"/>
+      <w:bookmarkEnd w:id="25"/>
     </w:p>
     <w:p>
       <w:pPr>
@@ -4177,7 +1902,7 @@
       <w:pPr>
         <w:pStyle w:val="Slideheading"/>
       </w:pPr>
-      <w:bookmarkStart w:id="31" w:name="s262028"/>
+      <w:bookmarkStart w:id="26" w:name="s262028"/>
       <w:r>
         <w:rPr>
           <w:rStyle w:val="Slidecode"/>
@@ -4191,7 +1916,7 @@
         </w:rPr>
         <w:t xml:space="preserve"> Phototropism and Thigmotropism</w:t>
       </w:r>
-      <w:bookmarkEnd w:id="31"/>
+      <w:bookmarkEnd w:id="26"/>
     </w:p>
     <w:p>
       <w:pPr>
@@ -4225,7 +1950,7 @@
       <w:pPr>
         <w:pStyle w:val="Slideheading"/>
       </w:pPr>
-      <w:bookmarkStart w:id="32" w:name="s262029"/>
+      <w:bookmarkStart w:id="27" w:name="s262029"/>
       <w:r>
         <w:rPr>
           <w:rStyle w:val="Slidecode"/>
@@ -4239,7 +1964,7 @@
         </w:rPr>
         <w:t xml:space="preserve"> Gravitropism</w:t>
       </w:r>
-      <w:bookmarkEnd w:id="32"/>
+      <w:bookmarkEnd w:id="27"/>
     </w:p>
     <w:p>
       <w:pPr>
@@ -4339,7 +2064,7 @@
       <w:pPr>
         <w:pStyle w:val="Slideheading"/>
       </w:pPr>
-      <w:bookmarkStart w:id="33" w:name="s262030"/>
+      <w:bookmarkStart w:id="28" w:name="s262030"/>
       <w:r>
         <w:rPr>
           <w:rStyle w:val="Slidecode"/>
@@ -4353,7 +2078,7 @@
         </w:rPr>
         <w:t xml:space="preserve"> Gravitropism Examples</w:t>
       </w:r>
-      <w:bookmarkEnd w:id="33"/>
+      <w:bookmarkEnd w:id="28"/>
     </w:p>
     <w:p>
       <w:pPr>
@@ -4374,7 +2099,7 @@
       <w:pPr>
         <w:pStyle w:val="Slideheading"/>
       </w:pPr>
-      <w:bookmarkStart w:id="34" w:name="s262031"/>
+      <w:bookmarkStart w:id="29" w:name="s262031"/>
       <w:r>
         <w:rPr>
           <w:rStyle w:val="Slidecode"/>
@@ -4388,7 +2113,7 @@
         </w:rPr>
         <w:t xml:space="preserve"> Why So Many Scientists Work with Arabidopsis</w:t>
       </w:r>
-      <w:bookmarkEnd w:id="34"/>
+      <w:bookmarkEnd w:id="29"/>
     </w:p>
     <w:p>
       <w:pPr>
@@ -4498,7 +2223,7 @@
       <w:pPr>
         <w:pStyle w:val="Slideheading"/>
       </w:pPr>
-      <w:bookmarkStart w:id="35" w:name="s262032"/>
+      <w:bookmarkStart w:id="30" w:name="s262032"/>
       <w:r>
         <w:rPr>
           <w:rStyle w:val="Slidecode"/>
@@ -4512,7 +2237,7 @@
         </w:rPr>
         <w:t xml:space="preserve"> Arabidopsis thaliana</w:t>
       </w:r>
-      <w:bookmarkEnd w:id="35"/>
+      <w:bookmarkEnd w:id="30"/>
     </w:p>
     <w:p>
       <w:pPr>
@@ -4533,7 +2258,7 @@
       <w:pPr>
         <w:pStyle w:val="Slideheading"/>
       </w:pPr>
-      <w:bookmarkStart w:id="36" w:name="s262033"/>
+      <w:bookmarkStart w:id="31" w:name="s262033"/>
       <w:r>
         <w:rPr>
           <w:rStyle w:val="Slidecode"/>
@@ -4547,7 +2272,7 @@
         </w:rPr>
         <w:t xml:space="preserve"> Movement Caused by Internal Stimuli</w:t>
       </w:r>
-      <w:bookmarkEnd w:id="36"/>
+      <w:bookmarkEnd w:id="31"/>
     </w:p>
     <w:p>
       <w:pPr>
@@ -4683,7 +2408,7 @@
       <w:pPr>
         <w:pStyle w:val="Slideheading"/>
       </w:pPr>
-      <w:bookmarkStart w:id="37" w:name="s262034"/>
+      <w:bookmarkStart w:id="32" w:name="s262034"/>
       <w:r>
         <w:rPr>
           <w:rStyle w:val="Slidecode"/>
@@ -4697,7 +2422,7 @@
         </w:rPr>
         <w:t xml:space="preserve"> Plant Cell Exhibits Turgor</w:t>
       </w:r>
-      <w:bookmarkEnd w:id="37"/>
+      <w:bookmarkEnd w:id="32"/>
     </w:p>
     <w:p>
       <w:pPr>
@@ -4744,7 +2469,7 @@
       <w:pPr>
         <w:pStyle w:val="Slideheading"/>
       </w:pPr>
-      <w:bookmarkStart w:id="38" w:name="s262035"/>
+      <w:bookmarkStart w:id="33" w:name="s262035"/>
       <w:r>
         <w:rPr>
           <w:rStyle w:val="Slidecode"/>
@@ -4758,7 +2483,7 @@
         </w:rPr>
         <w:t xml:space="preserve"> Turgor Movement</w:t>
       </w:r>
-      <w:bookmarkEnd w:id="38"/>
+      <w:bookmarkEnd w:id="33"/>
     </w:p>
     <w:p>
       <w:pPr>
@@ -4786,33 +2511,9 @@
     </w:p>
     <w:p>
       <w:pPr>
-        <w:pStyle w:val="Pointer"/>
-      </w:pPr>
-      <w:r>
-        <w:rPr/>
-        <w:t xml:space="preserve">Quick guide for this section: page </w:t>
-      </w:r>
-      <w:r>
-        <w:fldChar w:fldCharType="begin"/>
-      </w:r>
-      <w:r>
-        <w:instrText xml:space="preserve"> PAGEREF g263 \h </w:instrText>
-      </w:r>
-      <w:r>
-        <w:fldChar w:fldCharType="separate"/>
-      </w:r>
-      <w:r>
-        <w:t>3</w:t>
-      </w:r>
-      <w:r>
-        <w:fldChar w:fldCharType="end"/>
-      </w:r>
-    </w:p>
-    <w:p>
-      <w:pPr>
         <w:pStyle w:val="Slideheading"/>
       </w:pPr>
-      <w:bookmarkStart w:id="39" w:name="s263036"/>
+      <w:bookmarkStart w:id="34" w:name="s263036"/>
       <w:r>
         <w:rPr>
           <w:rStyle w:val="Slidecode"/>
@@ -4820,7 +2521,7 @@
         </w:rPr>
         <w:t>26.3.36</w:t>
       </w:r>
-      <w:bookmarkEnd w:id="39"/>
+      <w:bookmarkEnd w:id="34"/>
     </w:p>
     <w:p>
       <w:pPr>
@@ -4865,7 +2566,7 @@
       <w:pPr>
         <w:pStyle w:val="Slideheading"/>
       </w:pPr>
-      <w:bookmarkStart w:id="40" w:name="s263037"/>
+      <w:bookmarkStart w:id="35" w:name="s263037"/>
       <w:r>
         <w:rPr>
           <w:rStyle w:val="Slidecode"/>
@@ -4879,7 +2580,7 @@
         </w:rPr>
         <w:t xml:space="preserve"> Phytochrome</w:t>
       </w:r>
-      <w:bookmarkEnd w:id="40"/>
+      <w:bookmarkEnd w:id="35"/>
     </w:p>
     <w:p>
       <w:pPr>
@@ -4950,7 +2651,7 @@
       <w:pPr>
         <w:pStyle w:val="Slideheading"/>
       </w:pPr>
-      <w:bookmarkStart w:id="41" w:name="s263038"/>
+      <w:bookmarkStart w:id="36" w:name="s263038"/>
       <w:r>
         <w:rPr>
           <w:rStyle w:val="Slidecode"/>
@@ -4964,7 +2665,7 @@
         </w:rPr>
         <w:t xml:space="preserve"> Inactive and Active Phytochrome</w:t>
       </w:r>
-      <w:bookmarkEnd w:id="41"/>
+      <w:bookmarkEnd w:id="36"/>
     </w:p>
     <w:p>
       <w:pPr>
@@ -5009,7 +2710,7 @@
       <w:pPr>
         <w:pStyle w:val="Slideheading"/>
       </w:pPr>
-      <w:bookmarkStart w:id="42" w:name="s263039"/>
+      <w:bookmarkStart w:id="37" w:name="s263039"/>
       <w:r>
         <w:rPr>
           <w:rStyle w:val="Slidecode"/>
@@ -5023,7 +2724,7 @@
         </w:rPr>
         <w:t xml:space="preserve"> Phytochrome Conversion Cycle</w:t>
       </w:r>
-      <w:bookmarkEnd w:id="42"/>
+      <w:bookmarkEnd w:id="37"/>
     </w:p>
     <w:p>
       <w:pPr>
@@ -5044,7 +2745,7 @@
       <w:pPr>
         <w:pStyle w:val="Slideheading"/>
       </w:pPr>
-      <w:bookmarkStart w:id="43" w:name="s263040"/>
+      <w:bookmarkStart w:id="38" w:name="s263040"/>
       <w:r>
         <w:rPr>
           <w:rStyle w:val="Slidecode"/>
@@ -5058,7 +2759,7 @@
         </w:rPr>
         <w:t xml:space="preserve"> Flowering and Photoperiodism</w:t>
       </w:r>
-      <w:bookmarkEnd w:id="43"/>
+      <w:bookmarkEnd w:id="38"/>
     </w:p>
     <w:p>
       <w:pPr>
@@ -5155,7 +2856,7 @@
       <w:pPr>
         <w:pStyle w:val="Slideheading"/>
       </w:pPr>
-      <w:bookmarkStart w:id="44" w:name="s263041"/>
+      <w:bookmarkStart w:id="39" w:name="s263041"/>
       <w:r>
         <w:rPr>
           <w:rStyle w:val="Slidecode"/>
@@ -5169,7 +2870,7 @@
         </w:rPr>
         <w:t xml:space="preserve"> Short-Day (Long-Night) Plant</w:t>
       </w:r>
-      <w:bookmarkEnd w:id="44"/>
+      <w:bookmarkEnd w:id="39"/>
     </w:p>
     <w:p>
       <w:pPr>
@@ -5219,7 +2920,7 @@
       <w:pPr>
         <w:pStyle w:val="Slideheading"/>
       </w:pPr>
-      <w:bookmarkStart w:id="45" w:name="s263042"/>
+      <w:bookmarkStart w:id="40" w:name="s263042"/>
       <w:r>
         <w:rPr>
           <w:rStyle w:val="Slidecode"/>
@@ -5233,7 +2934,7 @@
         </w:rPr>
         <w:t xml:space="preserve"> Long-Day (Short-Night) Plant</w:t>
       </w:r>
-      <w:bookmarkEnd w:id="45"/>
+      <w:bookmarkEnd w:id="40"/>
     </w:p>
     <w:p>
       <w:pPr>
@@ -5267,7 +2968,7 @@
       <w:pPr>
         <w:pStyle w:val="Slideheading"/>
       </w:pPr>
-      <w:bookmarkStart w:id="46" w:name="s263043"/>
+      <w:bookmarkStart w:id="41" w:name="s263043"/>
       <w:r>
         <w:rPr>
           <w:rStyle w:val="Slidecode"/>
@@ -5281,7 +2982,7 @@
         </w:rPr>
         <w:t xml:space="preserve"> Phytochrome Controls Shoot Elongation and Chlorophyll Production</w:t>
       </w:r>
-      <w:bookmarkEnd w:id="46"/>
+      <w:bookmarkEnd w:id="41"/>
     </w:p>
     <w:p>
       <w:pPr>
@@ -5317,7 +3018,7 @@
       <w:pPr>
         <w:pStyle w:val="Slideheading"/>
       </w:pPr>
-      <w:bookmarkStart w:id="47" w:name="s263044"/>
+      <w:bookmarkStart w:id="42" w:name="s263044"/>
       <w:r>
         <w:rPr>
           <w:rStyle w:val="Slidecode"/>
@@ -5331,7 +3032,7 @@
         </w:rPr>
         <w:t xml:space="preserve"> Phytochrome and Competition</w:t>
       </w:r>
-      <w:bookmarkEnd w:id="47"/>
+      <w:bookmarkEnd w:id="42"/>
     </w:p>
     <w:p>
       <w:pPr>
@@ -5402,7 +3103,7 @@
       <w:pPr>
         <w:pStyle w:val="Slideheading"/>
       </w:pPr>
-      <w:bookmarkStart w:id="48" w:name="s263045"/>
+      <w:bookmarkStart w:id="43" w:name="s263045"/>
       <w:r>
         <w:rPr>
           <w:rStyle w:val="Slidecode"/>
@@ -5416,7 +3117,7 @@
         </w:rPr>
         <w:t xml:space="preserve"> Circadian Rhythms</w:t>
       </w:r>
-      <w:bookmarkEnd w:id="48"/>
+      <w:bookmarkEnd w:id="43"/>
     </w:p>
     <w:p>
       <w:pPr>
@@ -5500,7 +3201,7 @@
       <w:pPr>
         <w:pStyle w:val="Slideheading"/>
       </w:pPr>
-      <w:bookmarkStart w:id="49" w:name="s263046"/>
+      <w:bookmarkStart w:id="44" w:name="s263046"/>
       <w:r>
         <w:rPr>
           <w:rStyle w:val="Slidecode"/>
@@ -5514,7 +3215,7 @@
         </w:rPr>
         <w:t xml:space="preserve"> Examples of Circadian Rhythms</w:t>
       </w:r>
-      <w:bookmarkEnd w:id="49"/>
+      <w:bookmarkEnd w:id="44"/>
     </w:p>
     <w:p>
       <w:pPr>
@@ -5535,14 +3236,14 @@
       <w:pPr>
         <w:pStyle w:val="Lookupheading"/>
       </w:pPr>
-      <w:bookmarkStart w:id="50" w:name="lk26LkTables"/>
+      <w:bookmarkStart w:id="45" w:name="lk26LkTables"/>
       <w:r>
         <w:rPr>
           <w:rStyle w:val="Slidecode"/>
         </w:rPr>
         <w:t>Comparison tables</w:t>
       </w:r>
-      <w:bookmarkEnd w:id="50"/>
+      <w:bookmarkEnd w:id="45"/>
     </w:p>
     <w:p>
       <w:pPr>
@@ -7459,14 +5160,14 @@
       <w:pPr>
         <w:pStyle w:val="Lookupheading"/>
       </w:pPr>
-      <w:bookmarkStart w:id="51" w:name="lk26LkSeq"/>
+      <w:bookmarkStart w:id="46" w:name="lk26LkSeq"/>
       <w:r>
         <w:rPr>
           <w:rStyle w:val="Slidecode"/>
         </w:rPr>
         <w:t>Sequences</w:t>
       </w:r>
-      <w:bookmarkEnd w:id="51"/>
+      <w:bookmarkEnd w:id="46"/>
     </w:p>
     <w:p>
       <w:pPr>
@@ -7616,14 +5317,14 @@
       <w:pPr>
         <w:pStyle w:val="Lookupheading"/>
       </w:pPr>
-      <w:bookmarkStart w:id="52" w:name="lk26LkUses"/>
+      <w:bookmarkStart w:id="47" w:name="lk26LkUses"/>
       <w:r>
         <w:rPr>
           <w:rStyle w:val="Slidecode"/>
         </w:rPr>
         <w:t>Uses</w:t>
       </w:r>
-      <w:bookmarkEnd w:id="52"/>
+      <w:bookmarkEnd w:id="47"/>
     </w:p>
     <w:p>
       <w:pPr>
@@ -7992,7 +5693,7 @@
       <w:rPr>
         <w:sz w:val="15"/>
       </w:rPr>
-      <w:t>BIO II printed notes: Ch 26 (main)</w:t>
+      <w:t>Ch. 26: Flowering Plants: Control of Growth Responses</w:t>
       <w:tab/>
     </w:r>
     <w:r>
@@ -20312,16 +18013,6 @@
     <w:rPr>
       <w:b/>
       <w:sz w:val="27"/>
-    </w:rPr>
-  </w:style>
-  <w:style w:type="paragraph" w:customStyle="1" w:styleId="Pointer">
-    <w:name w:val="Pointer"/>
-    <w:basedOn w:val="Normal"/>
-    <w:pPr>
-      <w:spacing w:before="0" w:after="23"/>
-    </w:pPr>
-    <w:rPr>
-      <w:i/>
     </w:rPr>
   </w:style>
   <w:style w:type="paragraph" w:customStyle="1" w:styleId="Slideheading">

--- a/Printed Exam Notes/Ch 26 Printed Notes.docx
+++ b/Printed Exam Notes/Ch 26 Printed Notes.docx
@@ -6,19 +6,26 @@
       <w:pPr>
         <w:pStyle w:val="Notestitle"/>
       </w:pPr>
+      <w:bookmarkStart w:id="1" w:name="t26"/>
       <w:r>
         <w:rPr/>
         <w:t>Ch. 26: Flowering Plants: Control of Growth Responses</w:t>
       </w:r>
+      <w:bookmarkEnd w:id="1"/>
     </w:p>
     <w:p>
       <w:pPr>
         <w:sectPr>
           <w:headerReference w:type="default" r:id="rId9"/>
-          <w:footerReference w:type="default" r:id="rId10"/>
+          <w:headerReference w:type="first" r:id="rId10"/>
+          <w:footerReference w:type="default" r:id="rId11"/>
+          <w:footerReference w:type="first" r:id="rId12"/>
+          <w:type w:val="oddPage"/>
           <w:pgSz w:w="12240" w:h="15840"/>
           <w:pgMar w:top="792" w:right="576" w:bottom="720" w:left="576" w:header="432" w:footer="360" w:gutter="0"/>
+          <w:pgNumType w:start="27"/>
           <w:cols w:space="720"/>
+          <w:titlePg/>
           <w:docGrid w:linePitch="360"/>
         </w:sectPr>
       </w:pPr>
@@ -36,7 +43,7 @@
       <w:pPr>
         <w:pStyle w:val="Slideheading"/>
       </w:pPr>
-      <w:bookmarkStart w:id="1" w:name="s261003"/>
+      <w:bookmarkStart w:id="2" w:name="s261003"/>
       <w:r>
         <w:rPr>
           <w:rStyle w:val="Slidecode"/>
@@ -44,7 +51,7 @@
         </w:rPr>
         <w:t>26.1.3</w:t>
       </w:r>
-      <w:bookmarkEnd w:id="1"/>
+      <w:bookmarkEnd w:id="2"/>
     </w:p>
     <w:p>
       <w:pPr>
@@ -154,7 +161,7 @@
       <w:pPr>
         <w:pStyle w:val="Slideheading"/>
       </w:pPr>
-      <w:bookmarkStart w:id="2" w:name="s261004"/>
+      <w:bookmarkStart w:id="3" w:name="s261004"/>
       <w:r>
         <w:rPr>
           <w:rStyle w:val="Slidecode"/>
@@ -168,7 +175,7 @@
         </w:rPr>
         <w:t xml:space="preserve"> Signal Transduction</w:t>
       </w:r>
-      <w:bookmarkEnd w:id="2"/>
+      <w:bookmarkEnd w:id="3"/>
     </w:p>
     <w:p>
       <w:pPr>
@@ -252,7 +259,7 @@
       <w:pPr>
         <w:pStyle w:val="Slideheading"/>
       </w:pPr>
-      <w:bookmarkStart w:id="3" w:name="s261005"/>
+      <w:bookmarkStart w:id="4" w:name="s261005"/>
       <w:r>
         <w:rPr>
           <w:rStyle w:val="Slidecode"/>
@@ -266,7 +273,7 @@
         </w:rPr>
         <w:t xml:space="preserve"> Signal Transduction in Plants</w:t>
       </w:r>
-      <w:bookmarkEnd w:id="3"/>
+      <w:bookmarkEnd w:id="4"/>
     </w:p>
     <w:p>
       <w:pPr>
@@ -287,7 +294,7 @@
       <w:pPr>
         <w:pStyle w:val="Slideheading"/>
       </w:pPr>
-      <w:bookmarkStart w:id="4" w:name="s261006"/>
+      <w:bookmarkStart w:id="5" w:name="s261006"/>
       <w:r>
         <w:rPr>
           <w:rStyle w:val="Slidecode"/>
@@ -301,7 +308,7 @@
         </w:rPr>
         <w:t xml:space="preserve"> Hormones</w:t>
       </w:r>
-      <w:bookmarkEnd w:id="4"/>
+      <w:bookmarkEnd w:id="5"/>
     </w:p>
     <w:p>
       <w:pPr>
@@ -359,7 +366,7 @@
       <w:pPr>
         <w:pStyle w:val="Slideheading"/>
       </w:pPr>
-      <w:bookmarkStart w:id="5" w:name="s261007"/>
+      <w:bookmarkStart w:id="6" w:name="s261007"/>
       <w:r>
         <w:rPr>
           <w:rStyle w:val="Slidecode"/>
@@ -367,7 +374,7 @@
         </w:rPr>
         <w:t>26.1.7</w:t>
       </w:r>
-      <w:bookmarkEnd w:id="5"/>
+      <w:bookmarkEnd w:id="6"/>
     </w:p>
     <w:p>
       <w:pPr>
@@ -388,7 +395,7 @@
       <w:pPr>
         <w:pStyle w:val="Slideheading"/>
       </w:pPr>
-      <w:bookmarkStart w:id="6" w:name="s261008"/>
+      <w:bookmarkStart w:id="7" w:name="s261008"/>
       <w:r>
         <w:rPr>
           <w:rStyle w:val="Slidecode"/>
@@ -402,7 +409,7 @@
         </w:rPr>
         <w:t xml:space="preserve"> Auxins Affect Growth and Development</w:t>
       </w:r>
-      <w:bookmarkEnd w:id="6"/>
+      <w:bookmarkEnd w:id="7"/>
     </w:p>
     <w:p>
       <w:pPr>
@@ -512,7 +519,7 @@
       <w:pPr>
         <w:pStyle w:val="Slideheading"/>
       </w:pPr>
-      <w:bookmarkStart w:id="7" w:name="s261009"/>
+      <w:bookmarkStart w:id="8" w:name="s261009"/>
       <w:r>
         <w:rPr>
           <w:rStyle w:val="Slidecode"/>
@@ -526,7 +533,7 @@
         </w:rPr>
         <w:t xml:space="preserve"> Auxin and Phototropism</w:t>
       </w:r>
-      <w:bookmarkEnd w:id="7"/>
+      <w:bookmarkEnd w:id="8"/>
     </w:p>
     <w:p>
       <w:pPr>
@@ -547,7 +554,7 @@
       <w:pPr>
         <w:pStyle w:val="Slideheading"/>
       </w:pPr>
-      <w:bookmarkStart w:id="8" w:name="s261010"/>
+      <w:bookmarkStart w:id="9" w:name="s261010"/>
       <w:r>
         <w:rPr>
           <w:rStyle w:val="Slidecode"/>
@@ -561,7 +568,7 @@
         </w:rPr>
         <w:t xml:space="preserve"> How Auxins Cause Stems to Bend</w:t>
       </w:r>
-      <w:bookmarkEnd w:id="8"/>
+      <w:bookmarkEnd w:id="9"/>
     </w:p>
     <w:p>
       <w:pPr>
@@ -687,7 +694,7 @@
       <w:pPr>
         <w:pStyle w:val="Slideheading"/>
       </w:pPr>
-      <w:bookmarkStart w:id="9" w:name="s261011"/>
+      <w:bookmarkStart w:id="10" w:name="s261011"/>
       <w:r>
         <w:rPr>
           <w:rStyle w:val="Slidecode"/>
@@ -701,7 +708,7 @@
         </w:rPr>
         <w:t xml:space="preserve"> Expansion of the Cell Wall on the Shady Side of a Plant</w:t>
       </w:r>
-      <w:bookmarkEnd w:id="9"/>
+      <w:bookmarkEnd w:id="10"/>
     </w:p>
     <w:p>
       <w:pPr>
@@ -722,7 +729,7 @@
       <w:pPr>
         <w:pStyle w:val="Slideheading"/>
       </w:pPr>
-      <w:bookmarkStart w:id="10" w:name="s261012"/>
+      <w:bookmarkStart w:id="11" w:name="s261012"/>
       <w:r>
         <w:rPr>
           <w:rStyle w:val="Slidecode"/>
@@ -736,7 +743,7 @@
         </w:rPr>
         <w:t xml:space="preserve"> Gibberellins</w:t>
       </w:r>
-      <w:bookmarkEnd w:id="10"/>
+      <w:bookmarkEnd w:id="11"/>
     </w:p>
     <w:p>
       <w:pPr>
@@ -846,7 +853,7 @@
       <w:pPr>
         <w:pStyle w:val="Slideheading"/>
       </w:pPr>
-      <w:bookmarkStart w:id="11" w:name="s261013"/>
+      <w:bookmarkStart w:id="12" w:name="s261013"/>
       <w:r>
         <w:rPr>
           <w:rStyle w:val="Slidecode"/>
@@ -860,7 +867,7 @@
         </w:rPr>
         <w:t xml:space="preserve"> Gibberellins Cause Stem Elongation</w:t>
       </w:r>
-      <w:bookmarkEnd w:id="11"/>
+      <w:bookmarkEnd w:id="12"/>
     </w:p>
     <w:p>
       <w:pPr>
@@ -896,7 +903,7 @@
       <w:pPr>
         <w:pStyle w:val="Slideheading"/>
       </w:pPr>
-      <w:bookmarkStart w:id="12" w:name="s261014"/>
+      <w:bookmarkStart w:id="13" w:name="s261014"/>
       <w:r>
         <w:rPr>
           <w:rStyle w:val="Slidecode"/>
@@ -910,7 +917,7 @@
         </w:rPr>
         <w:t xml:space="preserve"> Cytokinins</w:t>
       </w:r>
-      <w:bookmarkEnd w:id="12"/>
+      <w:bookmarkEnd w:id="13"/>
     </w:p>
     <w:p>
       <w:pPr>
@@ -994,7 +1001,7 @@
       <w:pPr>
         <w:pStyle w:val="Slideheading"/>
       </w:pPr>
-      <w:bookmarkStart w:id="13" w:name="s261015"/>
+      <w:bookmarkStart w:id="14" w:name="s261015"/>
       <w:r>
         <w:rPr>
           <w:rStyle w:val="Slidecode"/>
@@ -1008,7 +1015,7 @@
         </w:rPr>
         <w:t xml:space="preserve"> Interaction of Cytokinins and Auxins in Organ Development</w:t>
       </w:r>
-      <w:bookmarkEnd w:id="13"/>
+      <w:bookmarkEnd w:id="14"/>
     </w:p>
     <w:p>
       <w:pPr>
@@ -1044,7 +1051,7 @@
       <w:pPr>
         <w:pStyle w:val="Slideheading"/>
       </w:pPr>
-      <w:bookmarkStart w:id="14" w:name="s261016"/>
+      <w:bookmarkStart w:id="15" w:name="s261016"/>
       <w:r>
         <w:rPr>
           <w:rStyle w:val="Slidecode"/>
@@ -1058,7 +1065,7 @@
         </w:rPr>
         <w:t xml:space="preserve"> Leaves Change Color When Cytokinin Levels Are Low</w:t>
       </w:r>
-      <w:bookmarkEnd w:id="14"/>
+      <w:bookmarkEnd w:id="15"/>
     </w:p>
     <w:p>
       <w:pPr>
@@ -1079,7 +1086,7 @@
       <w:pPr>
         <w:pStyle w:val="Slideheading"/>
       </w:pPr>
-      <w:bookmarkStart w:id="15" w:name="s261017"/>
+      <w:bookmarkStart w:id="16" w:name="s261017"/>
       <w:r>
         <w:rPr>
           <w:rStyle w:val="Slidecode"/>
@@ -1093,7 +1100,7 @@
         </w:rPr>
         <w:t xml:space="preserve"> Abscisic Acid</w:t>
       </w:r>
-      <w:bookmarkEnd w:id="15"/>
+      <w:bookmarkEnd w:id="16"/>
     </w:p>
     <w:p>
       <w:pPr>
@@ -1193,7 +1200,7 @@
       <w:pPr>
         <w:pStyle w:val="Slideheading"/>
       </w:pPr>
-      <w:bookmarkStart w:id="16" w:name="s261018"/>
+      <w:bookmarkStart w:id="17" w:name="s261018"/>
       <w:r>
         <w:rPr>
           <w:rStyle w:val="Slidecode"/>
@@ -1207,7 +1214,7 @@
         </w:rPr>
         <w:t xml:space="preserve"> Dormancy and Germination</w:t>
       </w:r>
-      <w:bookmarkEnd w:id="16"/>
+      <w:bookmarkEnd w:id="17"/>
     </w:p>
     <w:p>
       <w:pPr>
@@ -1228,7 +1235,7 @@
       <w:pPr>
         <w:pStyle w:val="Slideheading"/>
       </w:pPr>
-      <w:bookmarkStart w:id="17" w:name="s261019"/>
+      <w:bookmarkStart w:id="18" w:name="s261019"/>
       <w:r>
         <w:rPr>
           <w:rStyle w:val="Slidecode"/>
@@ -1242,7 +1249,7 @@
         </w:rPr>
         <w:t xml:space="preserve"> Abscisic Acid Promotes Closure of Stomata</w:t>
       </w:r>
-      <w:bookmarkEnd w:id="17"/>
+      <w:bookmarkEnd w:id="18"/>
     </w:p>
     <w:p>
       <w:pPr>
@@ -1278,7 +1285,7 @@
       <w:pPr>
         <w:pStyle w:val="Slideheading"/>
       </w:pPr>
-      <w:bookmarkStart w:id="18" w:name="s261020"/>
+      <w:bookmarkStart w:id="19" w:name="s261020"/>
       <w:r>
         <w:rPr>
           <w:rStyle w:val="Slidecode"/>
@@ -1292,7 +1299,7 @@
         </w:rPr>
         <w:t xml:space="preserve"> Ethylene</w:t>
       </w:r>
-      <w:bookmarkEnd w:id="18"/>
+      <w:bookmarkEnd w:id="19"/>
     </w:p>
     <w:p>
       <w:pPr>
@@ -1415,7 +1422,7 @@
       <w:pPr>
         <w:pStyle w:val="Slideheading"/>
       </w:pPr>
-      <w:bookmarkStart w:id="19" w:name="s261021"/>
+      <w:bookmarkStart w:id="20" w:name="s261021"/>
       <w:r>
         <w:rPr>
           <w:rStyle w:val="Slidecode"/>
@@ -1429,7 +1436,7 @@
         </w:rPr>
         <w:t xml:space="preserve"> Ethylene and Abscission</w:t>
       </w:r>
-      <w:bookmarkEnd w:id="19"/>
+      <w:bookmarkEnd w:id="20"/>
     </w:p>
     <w:p>
       <w:pPr>
@@ -1476,7 +1483,7 @@
       <w:pPr>
         <w:pStyle w:val="Slideheading"/>
       </w:pPr>
-      <w:bookmarkStart w:id="20" w:name="s261022"/>
+      <w:bookmarkStart w:id="21" w:name="s261022"/>
       <w:r>
         <w:rPr>
           <w:rStyle w:val="Slidecode"/>
@@ -1490,7 +1497,7 @@
         </w:rPr>
         <w:t xml:space="preserve"> Ethylene Ripens Fruit</w:t>
       </w:r>
-      <w:bookmarkEnd w:id="20"/>
+      <w:bookmarkEnd w:id="21"/>
     </w:p>
     <w:p>
       <w:pPr>
@@ -1511,7 +1518,7 @@
       <w:pPr>
         <w:pStyle w:val="Slideheading"/>
       </w:pPr>
-      <w:bookmarkStart w:id="21" w:name="s261023"/>
+      <w:bookmarkStart w:id="22" w:name="s261023"/>
       <w:r>
         <w:rPr>
           <w:rStyle w:val="Slidecode"/>
@@ -1525,7 +1532,7 @@
         </w:rPr>
         <w:t xml:space="preserve"> Responding to the Biotic Environment</w:t>
       </w:r>
-      <w:bookmarkEnd w:id="21"/>
+      <w:bookmarkEnd w:id="22"/>
     </w:p>
     <w:p>
       <w:pPr>
@@ -1618,7 +1625,7 @@
       <w:pPr>
         <w:pStyle w:val="Slideheading"/>
       </w:pPr>
-      <w:bookmarkStart w:id="22" w:name="s262024"/>
+      <w:bookmarkStart w:id="23" w:name="s262024"/>
       <w:r>
         <w:rPr>
           <w:rStyle w:val="Slidecode"/>
@@ -1626,7 +1633,7 @@
         </w:rPr>
         <w:t>26.2.24</w:t>
       </w:r>
-      <w:bookmarkEnd w:id="22"/>
+      <w:bookmarkEnd w:id="23"/>
     </w:p>
     <w:p>
       <w:pPr>
@@ -1710,7 +1717,7 @@
       <w:pPr>
         <w:pStyle w:val="Slideheading"/>
       </w:pPr>
-      <w:bookmarkStart w:id="23" w:name="s262025"/>
+      <w:bookmarkStart w:id="24" w:name="s262025"/>
       <w:r>
         <w:rPr>
           <w:rStyle w:val="Slidecode"/>
@@ -1724,7 +1731,7 @@
         </w:rPr>
         <w:t xml:space="preserve"> Phototropism</w:t>
       </w:r>
-      <w:bookmarkEnd w:id="23"/>
+      <w:bookmarkEnd w:id="24"/>
     </w:p>
     <w:p>
       <w:pPr>
@@ -1795,7 +1802,7 @@
       <w:pPr>
         <w:pStyle w:val="Slideheading"/>
       </w:pPr>
-      <w:bookmarkStart w:id="24" w:name="s262026"/>
+      <w:bookmarkStart w:id="25" w:name="s262026"/>
       <w:r>
         <w:rPr>
           <w:rStyle w:val="Slidecode"/>
@@ -1809,7 +1816,7 @@
         </w:rPr>
         <w:t xml:space="preserve"> Phototropin</w:t>
       </w:r>
-      <w:bookmarkEnd w:id="24"/>
+      <w:bookmarkEnd w:id="25"/>
     </w:p>
     <w:p>
       <w:pPr>
@@ -1830,7 +1837,7 @@
       <w:pPr>
         <w:pStyle w:val="Slideheading"/>
       </w:pPr>
-      <w:bookmarkStart w:id="25" w:name="s262027"/>
+      <w:bookmarkStart w:id="26" w:name="s262027"/>
       <w:r>
         <w:rPr>
           <w:rStyle w:val="Slidecode"/>
@@ -1844,7 +1851,7 @@
         </w:rPr>
         <w:t xml:space="preserve"> Thigmotropism</w:t>
       </w:r>
-      <w:bookmarkEnd w:id="25"/>
+      <w:bookmarkEnd w:id="26"/>
     </w:p>
     <w:p>
       <w:pPr>
@@ -1902,7 +1909,7 @@
       <w:pPr>
         <w:pStyle w:val="Slideheading"/>
       </w:pPr>
-      <w:bookmarkStart w:id="26" w:name="s262028"/>
+      <w:bookmarkStart w:id="27" w:name="s262028"/>
       <w:r>
         <w:rPr>
           <w:rStyle w:val="Slidecode"/>
@@ -1916,7 +1923,7 @@
         </w:rPr>
         <w:t xml:space="preserve"> Phototropism and Thigmotropism</w:t>
       </w:r>
-      <w:bookmarkEnd w:id="26"/>
+      <w:bookmarkEnd w:id="27"/>
     </w:p>
     <w:p>
       <w:pPr>
@@ -1950,7 +1957,7 @@
       <w:pPr>
         <w:pStyle w:val="Slideheading"/>
       </w:pPr>
-      <w:bookmarkStart w:id="27" w:name="s262029"/>
+      <w:bookmarkStart w:id="28" w:name="s262029"/>
       <w:r>
         <w:rPr>
           <w:rStyle w:val="Slidecode"/>
@@ -1964,7 +1971,7 @@
         </w:rPr>
         <w:t xml:space="preserve"> Gravitropism</w:t>
       </w:r>
-      <w:bookmarkEnd w:id="27"/>
+      <w:bookmarkEnd w:id="28"/>
     </w:p>
     <w:p>
       <w:pPr>
@@ -2064,7 +2071,7 @@
       <w:pPr>
         <w:pStyle w:val="Slideheading"/>
       </w:pPr>
-      <w:bookmarkStart w:id="28" w:name="s262030"/>
+      <w:bookmarkStart w:id="29" w:name="s262030"/>
       <w:r>
         <w:rPr>
           <w:rStyle w:val="Slidecode"/>
@@ -2078,7 +2085,7 @@
         </w:rPr>
         <w:t xml:space="preserve"> Gravitropism Examples</w:t>
       </w:r>
-      <w:bookmarkEnd w:id="28"/>
+      <w:bookmarkEnd w:id="29"/>
     </w:p>
     <w:p>
       <w:pPr>
@@ -2099,7 +2106,7 @@
       <w:pPr>
         <w:pStyle w:val="Slideheading"/>
       </w:pPr>
-      <w:bookmarkStart w:id="29" w:name="s262031"/>
+      <w:bookmarkStart w:id="30" w:name="s262031"/>
       <w:r>
         <w:rPr>
           <w:rStyle w:val="Slidecode"/>
@@ -2113,7 +2120,7 @@
         </w:rPr>
         <w:t xml:space="preserve"> Why So Many Scientists Work with Arabidopsis</w:t>
       </w:r>
-      <w:bookmarkEnd w:id="29"/>
+      <w:bookmarkEnd w:id="30"/>
     </w:p>
     <w:p>
       <w:pPr>
@@ -2223,7 +2230,7 @@
       <w:pPr>
         <w:pStyle w:val="Slideheading"/>
       </w:pPr>
-      <w:bookmarkStart w:id="30" w:name="s262032"/>
+      <w:bookmarkStart w:id="31" w:name="s262032"/>
       <w:r>
         <w:rPr>
           <w:rStyle w:val="Slidecode"/>
@@ -2237,7 +2244,7 @@
         </w:rPr>
         <w:t xml:space="preserve"> Arabidopsis thaliana</w:t>
       </w:r>
-      <w:bookmarkEnd w:id="30"/>
+      <w:bookmarkEnd w:id="31"/>
     </w:p>
     <w:p>
       <w:pPr>
@@ -2258,7 +2265,7 @@
       <w:pPr>
         <w:pStyle w:val="Slideheading"/>
       </w:pPr>
-      <w:bookmarkStart w:id="31" w:name="s262033"/>
+      <w:bookmarkStart w:id="32" w:name="s262033"/>
       <w:r>
         <w:rPr>
           <w:rStyle w:val="Slidecode"/>
@@ -2272,7 +2279,7 @@
         </w:rPr>
         <w:t xml:space="preserve"> Movement Caused by Internal Stimuli</w:t>
       </w:r>
-      <w:bookmarkEnd w:id="31"/>
+      <w:bookmarkEnd w:id="32"/>
     </w:p>
     <w:p>
       <w:pPr>
@@ -2408,7 +2415,7 @@
       <w:pPr>
         <w:pStyle w:val="Slideheading"/>
       </w:pPr>
-      <w:bookmarkStart w:id="32" w:name="s262034"/>
+      <w:bookmarkStart w:id="33" w:name="s262034"/>
       <w:r>
         <w:rPr>
           <w:rStyle w:val="Slidecode"/>
@@ -2422,7 +2429,7 @@
         </w:rPr>
         <w:t xml:space="preserve"> Plant Cell Exhibits Turgor</w:t>
       </w:r>
-      <w:bookmarkEnd w:id="32"/>
+      <w:bookmarkEnd w:id="33"/>
     </w:p>
     <w:p>
       <w:pPr>
@@ -2469,7 +2476,7 @@
       <w:pPr>
         <w:pStyle w:val="Slideheading"/>
       </w:pPr>
-      <w:bookmarkStart w:id="33" w:name="s262035"/>
+      <w:bookmarkStart w:id="34" w:name="s262035"/>
       <w:r>
         <w:rPr>
           <w:rStyle w:val="Slidecode"/>
@@ -2483,7 +2490,7 @@
         </w:rPr>
         <w:t xml:space="preserve"> Turgor Movement</w:t>
       </w:r>
-      <w:bookmarkEnd w:id="33"/>
+      <w:bookmarkEnd w:id="34"/>
     </w:p>
     <w:p>
       <w:pPr>
@@ -2513,7 +2520,7 @@
       <w:pPr>
         <w:pStyle w:val="Slideheading"/>
       </w:pPr>
-      <w:bookmarkStart w:id="34" w:name="s263036"/>
+      <w:bookmarkStart w:id="35" w:name="s263036"/>
       <w:r>
         <w:rPr>
           <w:rStyle w:val="Slidecode"/>
@@ -2521,7 +2528,7 @@
         </w:rPr>
         <w:t>26.3.36</w:t>
       </w:r>
-      <w:bookmarkEnd w:id="34"/>
+      <w:bookmarkEnd w:id="35"/>
     </w:p>
     <w:p>
       <w:pPr>
@@ -2566,7 +2573,7 @@
       <w:pPr>
         <w:pStyle w:val="Slideheading"/>
       </w:pPr>
-      <w:bookmarkStart w:id="35" w:name="s263037"/>
+      <w:bookmarkStart w:id="36" w:name="s263037"/>
       <w:r>
         <w:rPr>
           <w:rStyle w:val="Slidecode"/>
@@ -2580,7 +2587,7 @@
         </w:rPr>
         <w:t xml:space="preserve"> Phytochrome</w:t>
       </w:r>
-      <w:bookmarkEnd w:id="35"/>
+      <w:bookmarkEnd w:id="36"/>
     </w:p>
     <w:p>
       <w:pPr>
@@ -2651,7 +2658,7 @@
       <w:pPr>
         <w:pStyle w:val="Slideheading"/>
       </w:pPr>
-      <w:bookmarkStart w:id="36" w:name="s263038"/>
+      <w:bookmarkStart w:id="37" w:name="s263038"/>
       <w:r>
         <w:rPr>
           <w:rStyle w:val="Slidecode"/>
@@ -2665,7 +2672,7 @@
         </w:rPr>
         <w:t xml:space="preserve"> Inactive and Active Phytochrome</w:t>
       </w:r>
-      <w:bookmarkEnd w:id="36"/>
+      <w:bookmarkEnd w:id="37"/>
     </w:p>
     <w:p>
       <w:pPr>
@@ -2710,7 +2717,7 @@
       <w:pPr>
         <w:pStyle w:val="Slideheading"/>
       </w:pPr>
-      <w:bookmarkStart w:id="37" w:name="s263039"/>
+      <w:bookmarkStart w:id="38" w:name="s263039"/>
       <w:r>
         <w:rPr>
           <w:rStyle w:val="Slidecode"/>
@@ -2724,7 +2731,7 @@
         </w:rPr>
         <w:t xml:space="preserve"> Phytochrome Conversion Cycle</w:t>
       </w:r>
-      <w:bookmarkEnd w:id="37"/>
+      <w:bookmarkEnd w:id="38"/>
     </w:p>
     <w:p>
       <w:pPr>
@@ -2745,7 +2752,7 @@
       <w:pPr>
         <w:pStyle w:val="Slideheading"/>
       </w:pPr>
-      <w:bookmarkStart w:id="38" w:name="s263040"/>
+      <w:bookmarkStart w:id="39" w:name="s263040"/>
       <w:r>
         <w:rPr>
           <w:rStyle w:val="Slidecode"/>
@@ -2759,7 +2766,7 @@
         </w:rPr>
         <w:t xml:space="preserve"> Flowering and Photoperiodism</w:t>
       </w:r>
-      <w:bookmarkEnd w:id="38"/>
+      <w:bookmarkEnd w:id="39"/>
     </w:p>
     <w:p>
       <w:pPr>
@@ -2856,7 +2863,7 @@
       <w:pPr>
         <w:pStyle w:val="Slideheading"/>
       </w:pPr>
-      <w:bookmarkStart w:id="39" w:name="s263041"/>
+      <w:bookmarkStart w:id="40" w:name="s263041"/>
       <w:r>
         <w:rPr>
           <w:rStyle w:val="Slidecode"/>
@@ -2870,7 +2877,7 @@
         </w:rPr>
         <w:t xml:space="preserve"> Short-Day (Long-Night) Plant</w:t>
       </w:r>
-      <w:bookmarkEnd w:id="39"/>
+      <w:bookmarkEnd w:id="40"/>
     </w:p>
     <w:p>
       <w:pPr>
@@ -2920,7 +2927,7 @@
       <w:pPr>
         <w:pStyle w:val="Slideheading"/>
       </w:pPr>
-      <w:bookmarkStart w:id="40" w:name="s263042"/>
+      <w:bookmarkStart w:id="41" w:name="s263042"/>
       <w:r>
         <w:rPr>
           <w:rStyle w:val="Slidecode"/>
@@ -2934,7 +2941,7 @@
         </w:rPr>
         <w:t xml:space="preserve"> Long-Day (Short-Night) Plant</w:t>
       </w:r>
-      <w:bookmarkEnd w:id="40"/>
+      <w:bookmarkEnd w:id="41"/>
     </w:p>
     <w:p>
       <w:pPr>
@@ -2968,7 +2975,7 @@
       <w:pPr>
         <w:pStyle w:val="Slideheading"/>
       </w:pPr>
-      <w:bookmarkStart w:id="41" w:name="s263043"/>
+      <w:bookmarkStart w:id="42" w:name="s263043"/>
       <w:r>
         <w:rPr>
           <w:rStyle w:val="Slidecode"/>
@@ -2982,7 +2989,7 @@
         </w:rPr>
         <w:t xml:space="preserve"> Phytochrome Controls Shoot Elongation and Chlorophyll Production</w:t>
       </w:r>
-      <w:bookmarkEnd w:id="41"/>
+      <w:bookmarkEnd w:id="42"/>
     </w:p>
     <w:p>
       <w:pPr>
@@ -3018,7 +3025,7 @@
       <w:pPr>
         <w:pStyle w:val="Slideheading"/>
       </w:pPr>
-      <w:bookmarkStart w:id="42" w:name="s263044"/>
+      <w:bookmarkStart w:id="43" w:name="s263044"/>
       <w:r>
         <w:rPr>
           <w:rStyle w:val="Slidecode"/>
@@ -3032,7 +3039,7 @@
         </w:rPr>
         <w:t xml:space="preserve"> Phytochrome and Competition</w:t>
       </w:r>
-      <w:bookmarkEnd w:id="42"/>
+      <w:bookmarkEnd w:id="43"/>
     </w:p>
     <w:p>
       <w:pPr>
@@ -3103,7 +3110,7 @@
       <w:pPr>
         <w:pStyle w:val="Slideheading"/>
       </w:pPr>
-      <w:bookmarkStart w:id="43" w:name="s263045"/>
+      <w:bookmarkStart w:id="44" w:name="s263045"/>
       <w:r>
         <w:rPr>
           <w:rStyle w:val="Slidecode"/>
@@ -3117,7 +3124,7 @@
         </w:rPr>
         <w:t xml:space="preserve"> Circadian Rhythms</w:t>
       </w:r>
-      <w:bookmarkEnd w:id="43"/>
+      <w:bookmarkEnd w:id="44"/>
     </w:p>
     <w:p>
       <w:pPr>
@@ -3201,7 +3208,7 @@
       <w:pPr>
         <w:pStyle w:val="Slideheading"/>
       </w:pPr>
-      <w:bookmarkStart w:id="44" w:name="s263046"/>
+      <w:bookmarkStart w:id="45" w:name="s263046"/>
       <w:r>
         <w:rPr>
           <w:rStyle w:val="Slidecode"/>
@@ -3215,7 +3222,7 @@
         </w:rPr>
         <w:t xml:space="preserve"> Examples of Circadian Rhythms</w:t>
       </w:r>
-      <w:bookmarkEnd w:id="44"/>
+      <w:bookmarkEnd w:id="45"/>
     </w:p>
     <w:p>
       <w:pPr>
@@ -3236,14 +3243,14 @@
       <w:pPr>
         <w:pStyle w:val="Lookupheading"/>
       </w:pPr>
-      <w:bookmarkStart w:id="45" w:name="lk26LkTables"/>
+      <w:bookmarkStart w:id="46" w:name="lk26LkTables"/>
       <w:r>
         <w:rPr>
           <w:rStyle w:val="Slidecode"/>
         </w:rPr>
         <w:t>Comparison tables</w:t>
       </w:r>
-      <w:bookmarkEnd w:id="45"/>
+      <w:bookmarkEnd w:id="46"/>
     </w:p>
     <w:p>
       <w:pPr>
@@ -3289,8 +3296,8 @@
         <w:tblLook w:firstColumn="1" w:firstRow="1" w:lastColumn="0" w:lastRow="0" w:noHBand="0" w:noVBand="1" w:val="04A0"/>
       </w:tblPr>
       <w:tblGrid>
-        <w:gridCol w:w="1497"/>
-        <w:gridCol w:w="3903"/>
+        <w:gridCol w:w="1337"/>
+        <w:gridCol w:w="4063"/>
       </w:tblGrid>
       <w:tr>
         <w:trPr>
@@ -3298,7 +3305,7 @@
         </w:trPr>
         <w:tc>
           <w:tcPr>
-            <w:tcW w:type="dxa" w:w="1497"/>
+            <w:tcW w:type="dxa" w:w="1337"/>
           </w:tcPr>
           <w:p>
             <w:pPr>
@@ -3312,7 +3319,7 @@
         </w:tc>
         <w:tc>
           <w:tcPr>
-            <w:tcW w:type="dxa" w:w="3903"/>
+            <w:tcW w:type="dxa" w:w="4063"/>
           </w:tcPr>
           <w:p>
             <w:pPr>
@@ -3331,7 +3338,7 @@
         </w:trPr>
         <w:tc>
           <w:tcPr>
-            <w:tcW w:type="dxa" w:w="1497"/>
+            <w:tcW w:type="dxa" w:w="1337"/>
           </w:tcPr>
           <w:p>
             <w:pPr>
@@ -3345,7 +3352,7 @@
         </w:tc>
         <w:tc>
           <w:tcPr>
-            <w:tcW w:type="dxa" w:w="3903"/>
+            <w:tcW w:type="dxa" w:w="4063"/>
           </w:tcPr>
           <w:p>
             <w:pPr>
@@ -3364,7 +3371,7 @@
         </w:trPr>
         <w:tc>
           <w:tcPr>
-            <w:tcW w:type="dxa" w:w="1497"/>
+            <w:tcW w:type="dxa" w:w="1337"/>
           </w:tcPr>
           <w:p>
             <w:pPr>
@@ -3378,7 +3385,7 @@
         </w:tc>
         <w:tc>
           <w:tcPr>
-            <w:tcW w:type="dxa" w:w="3903"/>
+            <w:tcW w:type="dxa" w:w="4063"/>
           </w:tcPr>
           <w:p>
             <w:pPr>
@@ -3426,8 +3433,8 @@
         <w:tblLook w:firstColumn="1" w:firstRow="1" w:lastColumn="0" w:lastRow="0" w:noHBand="0" w:noVBand="1" w:val="04A0"/>
       </w:tblPr>
       <w:tblGrid>
-        <w:gridCol w:w="1744"/>
-        <w:gridCol w:w="3656"/>
+        <w:gridCol w:w="1588"/>
+        <w:gridCol w:w="3812"/>
       </w:tblGrid>
       <w:tr>
         <w:trPr>
@@ -3435,7 +3442,7 @@
         </w:trPr>
         <w:tc>
           <w:tcPr>
-            <w:tcW w:type="dxa" w:w="1744"/>
+            <w:tcW w:type="dxa" w:w="1588"/>
           </w:tcPr>
           <w:p>
             <w:pPr>
@@ -3449,7 +3456,7 @@
         </w:tc>
         <w:tc>
           <w:tcPr>
-            <w:tcW w:type="dxa" w:w="3656"/>
+            <w:tcW w:type="dxa" w:w="3812"/>
           </w:tcPr>
           <w:p>
             <w:pPr>
@@ -3468,7 +3475,7 @@
         </w:trPr>
         <w:tc>
           <w:tcPr>
-            <w:tcW w:type="dxa" w:w="1744"/>
+            <w:tcW w:type="dxa" w:w="1588"/>
           </w:tcPr>
           <w:p>
             <w:pPr>
@@ -3482,7 +3489,7 @@
         </w:tc>
         <w:tc>
           <w:tcPr>
-            <w:tcW w:type="dxa" w:w="3656"/>
+            <w:tcW w:type="dxa" w:w="3812"/>
           </w:tcPr>
           <w:p>
             <w:pPr>
@@ -3501,7 +3508,7 @@
         </w:trPr>
         <w:tc>
           <w:tcPr>
-            <w:tcW w:type="dxa" w:w="1744"/>
+            <w:tcW w:type="dxa" w:w="1588"/>
           </w:tcPr>
           <w:p>
             <w:pPr>
@@ -3515,7 +3522,7 @@
         </w:tc>
         <w:tc>
           <w:tcPr>
-            <w:tcW w:type="dxa" w:w="3656"/>
+            <w:tcW w:type="dxa" w:w="3812"/>
           </w:tcPr>
           <w:p>
             <w:pPr>
@@ -3563,8 +3570,8 @@
         <w:tblLook w:firstColumn="1" w:firstRow="1" w:lastColumn="0" w:lastRow="0" w:noHBand="0" w:noVBand="1" w:val="04A0"/>
       </w:tblPr>
       <w:tblGrid>
-        <w:gridCol w:w="1539"/>
-        <w:gridCol w:w="3861"/>
+        <w:gridCol w:w="1388"/>
+        <w:gridCol w:w="4012"/>
       </w:tblGrid>
       <w:tr>
         <w:trPr>
@@ -3572,7 +3579,7 @@
         </w:trPr>
         <w:tc>
           <w:tcPr>
-            <w:tcW w:type="dxa" w:w="1539"/>
+            <w:tcW w:type="dxa" w:w="1388"/>
           </w:tcPr>
           <w:p>
             <w:pPr>
@@ -3586,7 +3593,7 @@
         </w:tc>
         <w:tc>
           <w:tcPr>
-            <w:tcW w:type="dxa" w:w="3861"/>
+            <w:tcW w:type="dxa" w:w="4012"/>
           </w:tcPr>
           <w:p>
             <w:pPr>
@@ -3605,7 +3612,7 @@
         </w:trPr>
         <w:tc>
           <w:tcPr>
-            <w:tcW w:type="dxa" w:w="1539"/>
+            <w:tcW w:type="dxa" w:w="1388"/>
           </w:tcPr>
           <w:p>
             <w:pPr>
@@ -3619,7 +3626,7 @@
         </w:tc>
         <w:tc>
           <w:tcPr>
-            <w:tcW w:type="dxa" w:w="3861"/>
+            <w:tcW w:type="dxa" w:w="4012"/>
           </w:tcPr>
           <w:p>
             <w:pPr>
@@ -3638,7 +3645,7 @@
         </w:trPr>
         <w:tc>
           <w:tcPr>
-            <w:tcW w:type="dxa" w:w="1539"/>
+            <w:tcW w:type="dxa" w:w="1388"/>
           </w:tcPr>
           <w:p>
             <w:pPr>
@@ -3652,7 +3659,7 @@
         </w:tc>
         <w:tc>
           <w:tcPr>
-            <w:tcW w:type="dxa" w:w="3861"/>
+            <w:tcW w:type="dxa" w:w="4012"/>
           </w:tcPr>
           <w:p>
             <w:pPr>
@@ -3700,8 +3707,8 @@
         <w:tblLook w:firstColumn="1" w:firstRow="1" w:lastColumn="0" w:lastRow="0" w:noHBand="0" w:noVBand="1" w:val="04A0"/>
       </w:tblPr>
       <w:tblGrid>
-        <w:gridCol w:w="1627"/>
-        <w:gridCol w:w="3773"/>
+        <w:gridCol w:w="1489"/>
+        <w:gridCol w:w="3911"/>
       </w:tblGrid>
       <w:tr>
         <w:trPr>
@@ -3709,7 +3716,7 @@
         </w:trPr>
         <w:tc>
           <w:tcPr>
-            <w:tcW w:type="dxa" w:w="1627"/>
+            <w:tcW w:type="dxa" w:w="1489"/>
           </w:tcPr>
           <w:p>
             <w:pPr>
@@ -3723,7 +3730,7 @@
         </w:tc>
         <w:tc>
           <w:tcPr>
-            <w:tcW w:type="dxa" w:w="3773"/>
+            <w:tcW w:type="dxa" w:w="3911"/>
           </w:tcPr>
           <w:p>
             <w:pPr>
@@ -3742,7 +3749,7 @@
         </w:trPr>
         <w:tc>
           <w:tcPr>
-            <w:tcW w:type="dxa" w:w="1627"/>
+            <w:tcW w:type="dxa" w:w="1489"/>
           </w:tcPr>
           <w:p>
             <w:pPr>
@@ -3756,7 +3763,7 @@
         </w:tc>
         <w:tc>
           <w:tcPr>
-            <w:tcW w:type="dxa" w:w="3773"/>
+            <w:tcW w:type="dxa" w:w="3911"/>
           </w:tcPr>
           <w:p>
             <w:pPr>
@@ -3775,7 +3782,7 @@
         </w:trPr>
         <w:tc>
           <w:tcPr>
-            <w:tcW w:type="dxa" w:w="1627"/>
+            <w:tcW w:type="dxa" w:w="1489"/>
           </w:tcPr>
           <w:p>
             <w:pPr>
@@ -3789,7 +3796,7 @@
         </w:tc>
         <w:tc>
           <w:tcPr>
-            <w:tcW w:type="dxa" w:w="3773"/>
+            <w:tcW w:type="dxa" w:w="3911"/>
           </w:tcPr>
           <w:p>
             <w:pPr>
@@ -3837,8 +3844,8 @@
         <w:tblLook w:firstColumn="1" w:firstRow="1" w:lastColumn="0" w:lastRow="0" w:noHBand="0" w:noVBand="1" w:val="04A0"/>
       </w:tblPr>
       <w:tblGrid>
-        <w:gridCol w:w="1595"/>
-        <w:gridCol w:w="3805"/>
+        <w:gridCol w:w="1446"/>
+        <w:gridCol w:w="3954"/>
       </w:tblGrid>
       <w:tr>
         <w:trPr>
@@ -3846,7 +3853,7 @@
         </w:trPr>
         <w:tc>
           <w:tcPr>
-            <w:tcW w:type="dxa" w:w="1595"/>
+            <w:tcW w:type="dxa" w:w="1446"/>
           </w:tcPr>
           <w:p>
             <w:pPr>
@@ -3860,7 +3867,7 @@
         </w:tc>
         <w:tc>
           <w:tcPr>
-            <w:tcW w:type="dxa" w:w="3805"/>
+            <w:tcW w:type="dxa" w:w="3954"/>
           </w:tcPr>
           <w:p>
             <w:pPr>
@@ -3879,7 +3886,7 @@
         </w:trPr>
         <w:tc>
           <w:tcPr>
-            <w:tcW w:type="dxa" w:w="1595"/>
+            <w:tcW w:type="dxa" w:w="1446"/>
           </w:tcPr>
           <w:p>
             <w:pPr>
@@ -3893,7 +3900,7 @@
         </w:tc>
         <w:tc>
           <w:tcPr>
-            <w:tcW w:type="dxa" w:w="3805"/>
+            <w:tcW w:type="dxa" w:w="3954"/>
           </w:tcPr>
           <w:p>
             <w:pPr>
@@ -3912,7 +3919,7 @@
         </w:trPr>
         <w:tc>
           <w:tcPr>
-            <w:tcW w:type="dxa" w:w="1595"/>
+            <w:tcW w:type="dxa" w:w="1446"/>
           </w:tcPr>
           <w:p>
             <w:pPr>
@@ -3926,7 +3933,7 @@
         </w:tc>
         <w:tc>
           <w:tcPr>
-            <w:tcW w:type="dxa" w:w="3805"/>
+            <w:tcW w:type="dxa" w:w="3954"/>
           </w:tcPr>
           <w:p>
             <w:pPr>
@@ -3980,8 +3987,8 @@
         <w:tblLook w:firstColumn="1" w:firstRow="1" w:lastColumn="0" w:lastRow="0" w:noHBand="0" w:noVBand="1" w:val="04A0"/>
       </w:tblPr>
       <w:tblGrid>
-        <w:gridCol w:w="2417"/>
-        <w:gridCol w:w="2983"/>
+        <w:gridCol w:w="2128"/>
+        <w:gridCol w:w="3272"/>
       </w:tblGrid>
       <w:tr>
         <w:trPr>
@@ -3990,7 +3997,7 @@
         </w:trPr>
         <w:tc>
           <w:tcPr>
-            <w:tcW w:type="dxa" w:w="2417"/>
+            <w:tcW w:type="dxa" w:w="2128"/>
           </w:tcPr>
           <w:p>
             <w:pPr>
@@ -4006,7 +4013,7 @@
         </w:tc>
         <w:tc>
           <w:tcPr>
-            <w:tcW w:type="dxa" w:w="2983"/>
+            <w:tcW w:type="dxa" w:w="3272"/>
           </w:tcPr>
           <w:p>
             <w:pPr>
@@ -4027,7 +4034,7 @@
         </w:trPr>
         <w:tc>
           <w:tcPr>
-            <w:tcW w:type="dxa" w:w="2417"/>
+            <w:tcW w:type="dxa" w:w="2128"/>
           </w:tcPr>
           <w:p>
             <w:pPr>
@@ -4041,7 +4048,7 @@
         </w:tc>
         <w:tc>
           <w:tcPr>
-            <w:tcW w:type="dxa" w:w="2983"/>
+            <w:tcW w:type="dxa" w:w="3272"/>
           </w:tcPr>
           <w:p>
             <w:pPr>
@@ -4060,7 +4067,7 @@
         </w:trPr>
         <w:tc>
           <w:tcPr>
-            <w:tcW w:type="dxa" w:w="2417"/>
+            <w:tcW w:type="dxa" w:w="2128"/>
           </w:tcPr>
           <w:p>
             <w:pPr>
@@ -4074,7 +4081,7 @@
         </w:tc>
         <w:tc>
           <w:tcPr>
-            <w:tcW w:type="dxa" w:w="2983"/>
+            <w:tcW w:type="dxa" w:w="3272"/>
           </w:tcPr>
           <w:p>
             <w:pPr>
@@ -4093,7 +4100,7 @@
         </w:trPr>
         <w:tc>
           <w:tcPr>
-            <w:tcW w:type="dxa" w:w="2417"/>
+            <w:tcW w:type="dxa" w:w="2128"/>
           </w:tcPr>
           <w:p>
             <w:pPr>
@@ -4107,7 +4114,7 @@
         </w:tc>
         <w:tc>
           <w:tcPr>
-            <w:tcW w:type="dxa" w:w="2983"/>
+            <w:tcW w:type="dxa" w:w="3272"/>
           </w:tcPr>
           <w:p>
             <w:pPr>
@@ -4126,7 +4133,7 @@
         </w:trPr>
         <w:tc>
           <w:tcPr>
-            <w:tcW w:type="dxa" w:w="2417"/>
+            <w:tcW w:type="dxa" w:w="2128"/>
           </w:tcPr>
           <w:p>
             <w:pPr>
@@ -4140,7 +4147,7 @@
         </w:tc>
         <w:tc>
           <w:tcPr>
-            <w:tcW w:type="dxa" w:w="2983"/>
+            <w:tcW w:type="dxa" w:w="3272"/>
           </w:tcPr>
           <w:p>
             <w:pPr>
@@ -4159,7 +4166,7 @@
         </w:trPr>
         <w:tc>
           <w:tcPr>
-            <w:tcW w:type="dxa" w:w="2417"/>
+            <w:tcW w:type="dxa" w:w="2128"/>
           </w:tcPr>
           <w:p>
             <w:pPr>
@@ -4173,7 +4180,7 @@
         </w:tc>
         <w:tc>
           <w:tcPr>
-            <w:tcW w:type="dxa" w:w="2983"/>
+            <w:tcW w:type="dxa" w:w="3272"/>
           </w:tcPr>
           <w:p>
             <w:pPr>
@@ -4192,7 +4199,7 @@
         </w:trPr>
         <w:tc>
           <w:tcPr>
-            <w:tcW w:type="dxa" w:w="2417"/>
+            <w:tcW w:type="dxa" w:w="2128"/>
           </w:tcPr>
           <w:p>
             <w:pPr>
@@ -4206,7 +4213,7 @@
         </w:tc>
         <w:tc>
           <w:tcPr>
-            <w:tcW w:type="dxa" w:w="2983"/>
+            <w:tcW w:type="dxa" w:w="3272"/>
           </w:tcPr>
           <w:p>
             <w:pPr>
@@ -4260,9 +4267,9 @@
         <w:tblLook w:firstColumn="1" w:firstRow="1" w:lastColumn="0" w:lastRow="0" w:noHBand="0" w:noVBand="1" w:val="04A0"/>
       </w:tblPr>
       <w:tblGrid>
-        <w:gridCol w:w="1741"/>
-        <w:gridCol w:w="2333"/>
-        <w:gridCol w:w="1326"/>
+        <w:gridCol w:w="1856"/>
+        <w:gridCol w:w="2284"/>
+        <w:gridCol w:w="1260"/>
       </w:tblGrid>
       <w:tr>
         <w:trPr>
@@ -4271,7 +4278,7 @@
         </w:trPr>
         <w:tc>
           <w:tcPr>
-            <w:tcW w:type="dxa" w:w="1741"/>
+            <w:tcW w:type="dxa" w:w="1856"/>
           </w:tcPr>
           <w:p>
             <w:pPr>
@@ -4287,7 +4294,7 @@
         </w:tc>
         <w:tc>
           <w:tcPr>
-            <w:tcW w:type="dxa" w:w="2333"/>
+            <w:tcW w:type="dxa" w:w="2284"/>
           </w:tcPr>
           <w:p>
             <w:pPr>
@@ -4303,7 +4310,7 @@
         </w:tc>
         <w:tc>
           <w:tcPr>
-            <w:tcW w:type="dxa" w:w="1326"/>
+            <w:tcW w:type="dxa" w:w="1260"/>
           </w:tcPr>
           <w:p>
             <w:pPr>
@@ -4324,7 +4331,7 @@
         </w:trPr>
         <w:tc>
           <w:tcPr>
-            <w:tcW w:type="dxa" w:w="1741"/>
+            <w:tcW w:type="dxa" w:w="1856"/>
           </w:tcPr>
           <w:p>
             <w:pPr>
@@ -4338,7 +4345,7 @@
         </w:tc>
         <w:tc>
           <w:tcPr>
-            <w:tcW w:type="dxa" w:w="2333"/>
+            <w:tcW w:type="dxa" w:w="2284"/>
           </w:tcPr>
           <w:p>
             <w:pPr>
@@ -4352,7 +4359,7 @@
         </w:tc>
         <w:tc>
           <w:tcPr>
-            <w:tcW w:type="dxa" w:w="1326"/>
+            <w:tcW w:type="dxa" w:w="1260"/>
           </w:tcPr>
           <w:p>
             <w:pPr>
@@ -4371,7 +4378,7 @@
         </w:trPr>
         <w:tc>
           <w:tcPr>
-            <w:tcW w:type="dxa" w:w="1741"/>
+            <w:tcW w:type="dxa" w:w="1856"/>
           </w:tcPr>
           <w:p>
             <w:pPr>
@@ -4385,7 +4392,7 @@
         </w:tc>
         <w:tc>
           <w:tcPr>
-            <w:tcW w:type="dxa" w:w="2333"/>
+            <w:tcW w:type="dxa" w:w="2284"/>
           </w:tcPr>
           <w:p>
             <w:pPr>
@@ -4399,7 +4406,7 @@
         </w:tc>
         <w:tc>
           <w:tcPr>
-            <w:tcW w:type="dxa" w:w="1326"/>
+            <w:tcW w:type="dxa" w:w="1260"/>
           </w:tcPr>
           <w:p>
             <w:pPr>
@@ -4418,7 +4425,7 @@
         </w:trPr>
         <w:tc>
           <w:tcPr>
-            <w:tcW w:type="dxa" w:w="1741"/>
+            <w:tcW w:type="dxa" w:w="1856"/>
           </w:tcPr>
           <w:p>
             <w:pPr>
@@ -4432,7 +4439,7 @@
         </w:tc>
         <w:tc>
           <w:tcPr>
-            <w:tcW w:type="dxa" w:w="2333"/>
+            <w:tcW w:type="dxa" w:w="2284"/>
           </w:tcPr>
           <w:p>
             <w:pPr>
@@ -4446,7 +4453,7 @@
         </w:tc>
         <w:tc>
           <w:tcPr>
-            <w:tcW w:type="dxa" w:w="1326"/>
+            <w:tcW w:type="dxa" w:w="1260"/>
           </w:tcPr>
           <w:p>
             <w:pPr>
@@ -4500,8 +4507,8 @@
         <w:tblLook w:firstColumn="1" w:firstRow="1" w:lastColumn="0" w:lastRow="0" w:noHBand="0" w:noVBand="1" w:val="04A0"/>
       </w:tblPr>
       <w:tblGrid>
-        <w:gridCol w:w="1245"/>
-        <w:gridCol w:w="4155"/>
+        <w:gridCol w:w="1230"/>
+        <w:gridCol w:w="4170"/>
       </w:tblGrid>
       <w:tr>
         <w:trPr>
@@ -4510,7 +4517,7 @@
         </w:trPr>
         <w:tc>
           <w:tcPr>
-            <w:tcW w:type="dxa" w:w="1245"/>
+            <w:tcW w:type="dxa" w:w="1230"/>
           </w:tcPr>
           <w:p>
             <w:pPr>
@@ -4525,7 +4532,7 @@
         </w:tc>
         <w:tc>
           <w:tcPr>
-            <w:tcW w:type="dxa" w:w="4155"/>
+            <w:tcW w:type="dxa" w:w="4170"/>
           </w:tcPr>
           <w:p>
             <w:pPr>
@@ -4546,7 +4553,7 @@
         </w:trPr>
         <w:tc>
           <w:tcPr>
-            <w:tcW w:type="dxa" w:w="1245"/>
+            <w:tcW w:type="dxa" w:w="1230"/>
           </w:tcPr>
           <w:p>
             <w:pPr>
@@ -4560,7 +4567,7 @@
         </w:tc>
         <w:tc>
           <w:tcPr>
-            <w:tcW w:type="dxa" w:w="4155"/>
+            <w:tcW w:type="dxa" w:w="4170"/>
           </w:tcPr>
           <w:p>
             <w:pPr>
@@ -4579,7 +4586,7 @@
         </w:trPr>
         <w:tc>
           <w:tcPr>
-            <w:tcW w:type="dxa" w:w="1245"/>
+            <w:tcW w:type="dxa" w:w="1230"/>
           </w:tcPr>
           <w:p>
             <w:pPr>
@@ -4593,7 +4600,7 @@
         </w:tc>
         <w:tc>
           <w:tcPr>
-            <w:tcW w:type="dxa" w:w="4155"/>
+            <w:tcW w:type="dxa" w:w="4170"/>
           </w:tcPr>
           <w:p>
             <w:pPr>
@@ -4612,7 +4619,7 @@
         </w:trPr>
         <w:tc>
           <w:tcPr>
-            <w:tcW w:type="dxa" w:w="1245"/>
+            <w:tcW w:type="dxa" w:w="1230"/>
           </w:tcPr>
           <w:p>
             <w:pPr>
@@ -4626,7 +4633,7 @@
         </w:tc>
         <w:tc>
           <w:tcPr>
-            <w:tcW w:type="dxa" w:w="4155"/>
+            <w:tcW w:type="dxa" w:w="4170"/>
           </w:tcPr>
           <w:p>
             <w:pPr>
@@ -4645,7 +4652,7 @@
         </w:trPr>
         <w:tc>
           <w:tcPr>
-            <w:tcW w:type="dxa" w:w="1245"/>
+            <w:tcW w:type="dxa" w:w="1230"/>
           </w:tcPr>
           <w:p>
             <w:pPr>
@@ -4659,7 +4666,7 @@
         </w:tc>
         <w:tc>
           <w:tcPr>
-            <w:tcW w:type="dxa" w:w="4155"/>
+            <w:tcW w:type="dxa" w:w="4170"/>
           </w:tcPr>
           <w:p>
             <w:pPr>
@@ -4678,7 +4685,7 @@
         </w:trPr>
         <w:tc>
           <w:tcPr>
-            <w:tcW w:type="dxa" w:w="1245"/>
+            <w:tcW w:type="dxa" w:w="1230"/>
           </w:tcPr>
           <w:p>
             <w:pPr>
@@ -4692,7 +4699,7 @@
         </w:tc>
         <w:tc>
           <w:tcPr>
-            <w:tcW w:type="dxa" w:w="4155"/>
+            <w:tcW w:type="dxa" w:w="4170"/>
           </w:tcPr>
           <w:p>
             <w:pPr>
@@ -4746,8 +4753,8 @@
         <w:tblLook w:firstColumn="1" w:firstRow="1" w:lastColumn="0" w:lastRow="0" w:noHBand="0" w:noVBand="1" w:val="04A0"/>
       </w:tblPr>
       <w:tblGrid>
-        <w:gridCol w:w="2659"/>
-        <w:gridCol w:w="2741"/>
+        <w:gridCol w:w="2480"/>
+        <w:gridCol w:w="2920"/>
       </w:tblGrid>
       <w:tr>
         <w:trPr>
@@ -4756,7 +4763,7 @@
         </w:trPr>
         <w:tc>
           <w:tcPr>
-            <w:tcW w:type="dxa" w:w="2659"/>
+            <w:tcW w:type="dxa" w:w="2480"/>
           </w:tcPr>
           <w:p>
             <w:pPr>
@@ -4772,7 +4779,7 @@
         </w:tc>
         <w:tc>
           <w:tcPr>
-            <w:tcW w:type="dxa" w:w="2741"/>
+            <w:tcW w:type="dxa" w:w="2920"/>
           </w:tcPr>
           <w:p>
             <w:pPr>
@@ -4793,7 +4800,7 @@
         </w:trPr>
         <w:tc>
           <w:tcPr>
-            <w:tcW w:type="dxa" w:w="2659"/>
+            <w:tcW w:type="dxa" w:w="2480"/>
           </w:tcPr>
           <w:p>
             <w:pPr>
@@ -4807,7 +4814,7 @@
         </w:tc>
         <w:tc>
           <w:tcPr>
-            <w:tcW w:type="dxa" w:w="2741"/>
+            <w:tcW w:type="dxa" w:w="2920"/>
           </w:tcPr>
           <w:p>
             <w:pPr>
@@ -4826,7 +4833,7 @@
         </w:trPr>
         <w:tc>
           <w:tcPr>
-            <w:tcW w:type="dxa" w:w="2659"/>
+            <w:tcW w:type="dxa" w:w="2480"/>
           </w:tcPr>
           <w:p>
             <w:pPr>
@@ -4840,7 +4847,7 @@
         </w:tc>
         <w:tc>
           <w:tcPr>
-            <w:tcW w:type="dxa" w:w="2741"/>
+            <w:tcW w:type="dxa" w:w="2920"/>
           </w:tcPr>
           <w:p>
             <w:pPr>
@@ -4859,7 +4866,7 @@
         </w:trPr>
         <w:tc>
           <w:tcPr>
-            <w:tcW w:type="dxa" w:w="2659"/>
+            <w:tcW w:type="dxa" w:w="2480"/>
           </w:tcPr>
           <w:p>
             <w:pPr>
@@ -4873,7 +4880,7 @@
         </w:tc>
         <w:tc>
           <w:tcPr>
-            <w:tcW w:type="dxa" w:w="2741"/>
+            <w:tcW w:type="dxa" w:w="2920"/>
           </w:tcPr>
           <w:p>
             <w:pPr>
@@ -4892,7 +4899,7 @@
         </w:trPr>
         <w:tc>
           <w:tcPr>
-            <w:tcW w:type="dxa" w:w="2659"/>
+            <w:tcW w:type="dxa" w:w="2480"/>
           </w:tcPr>
           <w:p>
             <w:pPr>
@@ -4906,7 +4913,7 @@
         </w:tc>
         <w:tc>
           <w:tcPr>
-            <w:tcW w:type="dxa" w:w="2741"/>
+            <w:tcW w:type="dxa" w:w="2920"/>
           </w:tcPr>
           <w:p>
             <w:pPr>
@@ -4925,7 +4932,7 @@
         </w:trPr>
         <w:tc>
           <w:tcPr>
-            <w:tcW w:type="dxa" w:w="2659"/>
+            <w:tcW w:type="dxa" w:w="2480"/>
           </w:tcPr>
           <w:p>
             <w:pPr>
@@ -4939,7 +4946,7 @@
         </w:tc>
         <w:tc>
           <w:tcPr>
-            <w:tcW w:type="dxa" w:w="2741"/>
+            <w:tcW w:type="dxa" w:w="2920"/>
           </w:tcPr>
           <w:p>
             <w:pPr>
@@ -4958,7 +4965,7 @@
         </w:trPr>
         <w:tc>
           <w:tcPr>
-            <w:tcW w:type="dxa" w:w="2659"/>
+            <w:tcW w:type="dxa" w:w="2480"/>
           </w:tcPr>
           <w:p>
             <w:pPr>
@@ -4972,7 +4979,7 @@
         </w:tc>
         <w:tc>
           <w:tcPr>
-            <w:tcW w:type="dxa" w:w="2741"/>
+            <w:tcW w:type="dxa" w:w="2920"/>
           </w:tcPr>
           <w:p>
             <w:pPr>
@@ -4991,7 +4998,7 @@
         </w:trPr>
         <w:tc>
           <w:tcPr>
-            <w:tcW w:type="dxa" w:w="2659"/>
+            <w:tcW w:type="dxa" w:w="2480"/>
           </w:tcPr>
           <w:p>
             <w:pPr>
@@ -5005,7 +5012,7 @@
         </w:tc>
         <w:tc>
           <w:tcPr>
-            <w:tcW w:type="dxa" w:w="2741"/>
+            <w:tcW w:type="dxa" w:w="2920"/>
           </w:tcPr>
           <w:p>
             <w:pPr>
@@ -5024,7 +5031,7 @@
         </w:trPr>
         <w:tc>
           <w:tcPr>
-            <w:tcW w:type="dxa" w:w="2659"/>
+            <w:tcW w:type="dxa" w:w="2480"/>
           </w:tcPr>
           <w:p>
             <w:pPr>
@@ -5038,7 +5045,7 @@
         </w:tc>
         <w:tc>
           <w:tcPr>
-            <w:tcW w:type="dxa" w:w="2741"/>
+            <w:tcW w:type="dxa" w:w="2920"/>
           </w:tcPr>
           <w:p>
             <w:pPr>
@@ -5057,7 +5064,7 @@
         </w:trPr>
         <w:tc>
           <w:tcPr>
-            <w:tcW w:type="dxa" w:w="2659"/>
+            <w:tcW w:type="dxa" w:w="2480"/>
           </w:tcPr>
           <w:p>
             <w:pPr>
@@ -5071,7 +5078,7 @@
         </w:tc>
         <w:tc>
           <w:tcPr>
-            <w:tcW w:type="dxa" w:w="2741"/>
+            <w:tcW w:type="dxa" w:w="2920"/>
           </w:tcPr>
           <w:p>
             <w:pPr>
@@ -5090,7 +5097,7 @@
         </w:trPr>
         <w:tc>
           <w:tcPr>
-            <w:tcW w:type="dxa" w:w="2659"/>
+            <w:tcW w:type="dxa" w:w="2480"/>
           </w:tcPr>
           <w:p>
             <w:pPr>
@@ -5104,7 +5111,7 @@
         </w:tc>
         <w:tc>
           <w:tcPr>
-            <w:tcW w:type="dxa" w:w="2741"/>
+            <w:tcW w:type="dxa" w:w="2920"/>
           </w:tcPr>
           <w:p>
             <w:pPr>
@@ -5123,7 +5130,7 @@
         </w:trPr>
         <w:tc>
           <w:tcPr>
-            <w:tcW w:type="dxa" w:w="2659"/>
+            <w:tcW w:type="dxa" w:w="2480"/>
           </w:tcPr>
           <w:p>
             <w:pPr>
@@ -5137,7 +5144,7 @@
         </w:tc>
         <w:tc>
           <w:tcPr>
-            <w:tcW w:type="dxa" w:w="2741"/>
+            <w:tcW w:type="dxa" w:w="2920"/>
           </w:tcPr>
           <w:p>
             <w:pPr>
@@ -5160,14 +5167,14 @@
       <w:pPr>
         <w:pStyle w:val="Lookupheading"/>
       </w:pPr>
-      <w:bookmarkStart w:id="46" w:name="lk26LkSeq"/>
+      <w:bookmarkStart w:id="47" w:name="lk26LkSeq"/>
       <w:r>
         <w:rPr>
           <w:rStyle w:val="Slidecode"/>
         </w:rPr>
         <w:t>Sequences</w:t>
       </w:r>
-      <w:bookmarkEnd w:id="46"/>
+      <w:bookmarkEnd w:id="47"/>
     </w:p>
     <w:p>
       <w:pPr>
@@ -5317,14 +5324,14 @@
       <w:pPr>
         <w:pStyle w:val="Lookupheading"/>
       </w:pPr>
-      <w:bookmarkStart w:id="47" w:name="lk26LkUses"/>
+      <w:bookmarkStart w:id="48" w:name="lk26LkUses"/>
       <w:r>
         <w:rPr>
           <w:rStyle w:val="Slidecode"/>
         </w:rPr>
         <w:t>Uses</w:t>
       </w:r>
-      <w:bookmarkEnd w:id="47"/>
+      <w:bookmarkEnd w:id="48"/>
     </w:p>
     <w:p>
       <w:pPr>
@@ -5360,8 +5367,8 @@
         <w:tblLook w:firstColumn="1" w:firstRow="1" w:lastColumn="0" w:lastRow="0" w:noHBand="0" w:noVBand="1" w:val="04A0"/>
       </w:tblPr>
       <w:tblGrid>
-        <w:gridCol w:w="1660"/>
-        <w:gridCol w:w="3740"/>
+        <w:gridCol w:w="1577"/>
+        <w:gridCol w:w="3823"/>
       </w:tblGrid>
       <w:tr>
         <w:trPr>
@@ -5370,7 +5377,7 @@
         </w:trPr>
         <w:tc>
           <w:tcPr>
-            <w:tcW w:type="dxa" w:w="1660"/>
+            <w:tcW w:type="dxa" w:w="1577"/>
           </w:tcPr>
           <w:p>
             <w:pPr>
@@ -5386,7 +5393,7 @@
         </w:tc>
         <w:tc>
           <w:tcPr>
-            <w:tcW w:type="dxa" w:w="3740"/>
+            <w:tcW w:type="dxa" w:w="3823"/>
           </w:tcPr>
           <w:p>
             <w:pPr>
@@ -5407,7 +5414,7 @@
         </w:trPr>
         <w:tc>
           <w:tcPr>
-            <w:tcW w:type="dxa" w:w="1660"/>
+            <w:tcW w:type="dxa" w:w="1577"/>
           </w:tcPr>
           <w:p>
             <w:pPr>
@@ -5421,7 +5428,7 @@
         </w:tc>
         <w:tc>
           <w:tcPr>
-            <w:tcW w:type="dxa" w:w="3740"/>
+            <w:tcW w:type="dxa" w:w="3823"/>
           </w:tcPr>
           <w:p>
             <w:pPr>
@@ -5440,7 +5447,7 @@
         </w:trPr>
         <w:tc>
           <w:tcPr>
-            <w:tcW w:type="dxa" w:w="1660"/>
+            <w:tcW w:type="dxa" w:w="1577"/>
           </w:tcPr>
           <w:p>
             <w:pPr>
@@ -5454,7 +5461,7 @@
         </w:tc>
         <w:tc>
           <w:tcPr>
-            <w:tcW w:type="dxa" w:w="3740"/>
+            <w:tcW w:type="dxa" w:w="3823"/>
           </w:tcPr>
           <w:p>
             <w:pPr>
@@ -5473,7 +5480,7 @@
         </w:trPr>
         <w:tc>
           <w:tcPr>
-            <w:tcW w:type="dxa" w:w="1660"/>
+            <w:tcW w:type="dxa" w:w="1577"/>
           </w:tcPr>
           <w:p>
             <w:pPr>
@@ -5487,7 +5494,7 @@
         </w:tc>
         <w:tc>
           <w:tcPr>
-            <w:tcW w:type="dxa" w:w="3740"/>
+            <w:tcW w:type="dxa" w:w="3823"/>
           </w:tcPr>
           <w:p>
             <w:pPr>
@@ -5506,7 +5513,7 @@
         </w:trPr>
         <w:tc>
           <w:tcPr>
-            <w:tcW w:type="dxa" w:w="1660"/>
+            <w:tcW w:type="dxa" w:w="1577"/>
           </w:tcPr>
           <w:p>
             <w:pPr>
@@ -5520,7 +5527,7 @@
         </w:tc>
         <w:tc>
           <w:tcPr>
-            <w:tcW w:type="dxa" w:w="3740"/>
+            <w:tcW w:type="dxa" w:w="3823"/>
           </w:tcPr>
           <w:p>
             <w:pPr>
@@ -5539,7 +5546,7 @@
         </w:trPr>
         <w:tc>
           <w:tcPr>
-            <w:tcW w:type="dxa" w:w="1660"/>
+            <w:tcW w:type="dxa" w:w="1577"/>
           </w:tcPr>
           <w:p>
             <w:pPr>
@@ -5553,7 +5560,7 @@
         </w:tc>
         <w:tc>
           <w:tcPr>
-            <w:tcW w:type="dxa" w:w="3740"/>
+            <w:tcW w:type="dxa" w:w="3823"/>
           </w:tcPr>
           <w:p>
             <w:pPr>
@@ -5572,7 +5579,7 @@
         </w:trPr>
         <w:tc>
           <w:tcPr>
-            <w:tcW w:type="dxa" w:w="1660"/>
+            <w:tcW w:type="dxa" w:w="1577"/>
           </w:tcPr>
           <w:p>
             <w:pPr>
@@ -5586,7 +5593,7 @@
         </w:tc>
         <w:tc>
           <w:tcPr>
-            <w:tcW w:type="dxa" w:w="3740"/>
+            <w:tcW w:type="dxa" w:w="3823"/>
           </w:tcPr>
           <w:p>
             <w:pPr>
@@ -5605,7 +5612,7 @@
         </w:trPr>
         <w:tc>
           <w:tcPr>
-            <w:tcW w:type="dxa" w:w="1660"/>
+            <w:tcW w:type="dxa" w:w="1577"/>
           </w:tcPr>
           <w:p>
             <w:pPr>
@@ -5619,7 +5626,7 @@
         </w:tc>
         <w:tc>
           <w:tcPr>
-            <w:tcW w:type="dxa" w:w="3740"/>
+            <w:tcW w:type="dxa" w:w="3823"/>
           </w:tcPr>
           <w:p>
             <w:pPr>
@@ -5642,7 +5649,9 @@
       <w:type w:val="continuous"/>
       <w:pgSz w:w="12240" w:h="15840"/>
       <w:pgMar w:top="792" w:right="576" w:bottom="720" w:left="576" w:header="432" w:footer="360" w:gutter="0"/>
+      <w:pgNumType w:start="27"/>
       <w:cols w:space="288" w:num="2" w:sep="1"/>
+      <w:titlePg/>
       <w:docGrid w:linePitch="360"/>
     </w:sectPr>
   </w:body>
@@ -5666,7 +5675,33 @@
       <w:fldChar w:fldCharType="separate"/>
     </w:r>
     <w:r>
-      <w:t>1</w:t>
+      <w:t>27</w:t>
+    </w:r>
+    <w:r>
+      <w:fldChar w:fldCharType="end"/>
+    </w:r>
+  </w:p>
+</w:ftr>
+</file>
+
+<file path=word/footer2.xml><?xml version="1.0" encoding="utf-8"?>
+<w:ftr xmlns:m="http://schemas.openxmlformats.org/officeDocument/2006/math" xmlns:mc="http://schemas.openxmlformats.org/markup-compatibility/2006" xmlns:mo="http://schemas.microsoft.com/office/mac/office/2008/main" xmlns:mv="urn:schemas-microsoft-com:mac:vml" xmlns:o="urn:schemas-microsoft-com:office:office" xmlns:r="http://schemas.openxmlformats.org/officeDocument/2006/relationships" xmlns:v="urn:schemas-microsoft-com:vml" xmlns:w10="urn:schemas-microsoft-com:office:word" xmlns:w14="http://schemas.microsoft.com/office/word/2010/wordml" xmlns:w="http://schemas.openxmlformats.org/wordprocessingml/2006/main" xmlns:wne="http://schemas.microsoft.com/office/word/2006/wordml" xmlns:wp14="http://schemas.microsoft.com/office/word/2010/wordprocessingDrawing" xmlns:wp="http://schemas.openxmlformats.org/drawingml/2006/wordprocessingDrawing" xmlns:wpc="http://schemas.microsoft.com/office/word/2010/wordprocessingCanvas" xmlns:wpg="http://schemas.microsoft.com/office/word/2010/wordprocessingGroup" xmlns:wpi="http://schemas.microsoft.com/office/word/2010/wordprocessingInk" xmlns:wps="http://schemas.microsoft.com/office/word/2010/wordprocessingShape" mc:Ignorable="w14 wp14">
+  <w:p>
+    <w:pPr>
+      <w:pStyle w:val="Footer"/>
+      <w:jc w:val="center"/>
+    </w:pPr>
+    <w:r>
+      <w:fldChar w:fldCharType="begin"/>
+    </w:r>
+    <w:r>
+      <w:instrText xml:space="preserve"> PAGE </w:instrText>
+    </w:r>
+    <w:r>
+      <w:fldChar w:fldCharType="separate"/>
+    </w:r>
+    <w:r>
+      <w:t>27</w:t>
     </w:r>
     <w:r>
       <w:fldChar w:fldCharType="end"/>
@@ -5766,6 +5801,16 @@
 </w:hdr>
 </file>
 
+<file path=word/header2.xml><?xml version="1.0" encoding="utf-8"?>
+<w:hdr xmlns:m="http://schemas.openxmlformats.org/officeDocument/2006/math" xmlns:mc="http://schemas.openxmlformats.org/markup-compatibility/2006" xmlns:mo="http://schemas.microsoft.com/office/mac/office/2008/main" xmlns:mv="urn:schemas-microsoft-com:mac:vml" xmlns:o="urn:schemas-microsoft-com:office:office" xmlns:r="http://schemas.openxmlformats.org/officeDocument/2006/relationships" xmlns:v="urn:schemas-microsoft-com:vml" xmlns:w10="urn:schemas-microsoft-com:office:word" xmlns:w14="http://schemas.microsoft.com/office/word/2010/wordml" xmlns:w="http://schemas.openxmlformats.org/wordprocessingml/2006/main" xmlns:wne="http://schemas.microsoft.com/office/word/2006/wordml" xmlns:wp14="http://schemas.microsoft.com/office/word/2010/wordprocessingDrawing" xmlns:wp="http://schemas.openxmlformats.org/drawingml/2006/wordprocessingDrawing" xmlns:wpc="http://schemas.microsoft.com/office/word/2010/wordprocessingCanvas" xmlns:wpg="http://schemas.microsoft.com/office/word/2010/wordprocessingGroup" xmlns:wpi="http://schemas.microsoft.com/office/word/2010/wordprocessingInk" xmlns:wps="http://schemas.microsoft.com/office/word/2010/wordprocessingShape" mc:Ignorable="w14 wp14">
+  <w:p>
+    <w:pPr>
+      <w:pStyle w:val="Header"/>
+    </w:pPr>
+  </w:p>
+</w:hdr>
+</file>
+
 <file path=word/numbering.xml><?xml version="1.0" encoding="utf-8"?>
 <w:numbering xmlns:wpc="http://schemas.microsoft.com/office/word/2010/wordprocessingCanvas" xmlns:mo="http://schemas.microsoft.com/office/mac/office/2008/main" xmlns:mc="http://schemas.openxmlformats.org/markup-compatibility/2006" xmlns:mv="urn:schemas-microsoft-com:mac:vml" xmlns:o="urn:schemas-microsoft-com:office:office" xmlns:r="http://schemas.openxmlformats.org/officeDocument/2006/relationships" xmlns:m="http://schemas.openxmlformats.org/officeDocument/2006/math" xmlns:v="urn:schemas-microsoft-com:vml" xmlns:wp14="http://schemas.microsoft.com/office/word/2010/wordprocessingDrawing" xmlns:wp="http://schemas.openxmlformats.org/drawingml/2006/wordprocessingDrawing" xmlns:w10="urn:schemas-microsoft-com:office:word" xmlns:w="http://schemas.openxmlformats.org/wordprocessingml/2006/main" xmlns:w14="http://schemas.microsoft.com/office/word/2010/wordml" xmlns:wpg="http://schemas.microsoft.com/office/word/2010/wordprocessingGroup" xmlns:wpi="http://schemas.microsoft.com/office/word/2010/wordprocessingInk" xmlns:wne="http://schemas.microsoft.com/office/word/2006/wordml" xmlns:wps="http://schemas.microsoft.com/office/word/2010/wordprocessingShape" mc:Ignorable="w14 wp14">
   <w:abstractNum w:abstractNumId="0">
@@ -5949,7 +5994,7 @@
         <w:ind w:left="172" w:hanging="172"/>
       </w:pPr>
       <w:rPr>
-        <w:rFonts w:ascii="Arial Narrow" w:hAnsi="Arial Narrow" w:cs="Arial Narrow"/>
+        <w:rFonts w:ascii="Handwriting Final" w:hAnsi="Handwriting Final" w:cs="Handwriting Final"/>
       </w:rPr>
     </w:lvl>
     <w:lvl w:ilvl="1">
@@ -5961,7 +6006,7 @@
         <w:ind w:left="356" w:hanging="172"/>
       </w:pPr>
       <w:rPr>
-        <w:rFonts w:ascii="Arial Narrow" w:hAnsi="Arial Narrow" w:cs="Arial Narrow"/>
+        <w:rFonts w:ascii="Handwriting Final" w:hAnsi="Handwriting Final" w:cs="Handwriting Final"/>
       </w:rPr>
     </w:lvl>
     <w:lvl w:ilvl="2">
@@ -5973,7 +6018,7 @@
         <w:ind w:left="540" w:hanging="172"/>
       </w:pPr>
       <w:rPr>
-        <w:rFonts w:ascii="Arial Narrow" w:hAnsi="Arial Narrow" w:cs="Arial Narrow"/>
+        <w:rFonts w:ascii="Handwriting Final" w:hAnsi="Handwriting Final" w:cs="Handwriting Final"/>
       </w:rPr>
     </w:lvl>
     <w:lvl w:ilvl="3">
@@ -5985,7 +6030,7 @@
         <w:ind w:left="724" w:hanging="172"/>
       </w:pPr>
       <w:rPr>
-        <w:rFonts w:ascii="Arial Narrow" w:hAnsi="Arial Narrow" w:cs="Arial Narrow"/>
+        <w:rFonts w:ascii="Handwriting Final" w:hAnsi="Handwriting Final" w:cs="Handwriting Final"/>
       </w:rPr>
     </w:lvl>
     <w:lvl w:ilvl="4">
@@ -5997,7 +6042,7 @@
         <w:ind w:left="908" w:hanging="172"/>
       </w:pPr>
       <w:rPr>
-        <w:rFonts w:ascii="Arial Narrow" w:hAnsi="Arial Narrow" w:cs="Arial Narrow"/>
+        <w:rFonts w:ascii="Handwriting Final" w:hAnsi="Handwriting Final" w:cs="Handwriting Final"/>
       </w:rPr>
     </w:lvl>
     <w:lvl w:ilvl="5">
@@ -6009,7 +6054,7 @@
         <w:ind w:left="1092" w:hanging="172"/>
       </w:pPr>
       <w:rPr>
-        <w:rFonts w:ascii="Arial Narrow" w:hAnsi="Arial Narrow" w:cs="Arial Narrow"/>
+        <w:rFonts w:ascii="Handwriting Final" w:hAnsi="Handwriting Final" w:cs="Handwriting Final"/>
       </w:rPr>
     </w:lvl>
     <w:lvl w:ilvl="6">
@@ -6021,7 +6066,7 @@
         <w:ind w:left="1276" w:hanging="172"/>
       </w:pPr>
       <w:rPr>
-        <w:rFonts w:ascii="Arial Narrow" w:hAnsi="Arial Narrow" w:cs="Arial Narrow"/>
+        <w:rFonts w:ascii="Handwriting Final" w:hAnsi="Handwriting Final" w:cs="Handwriting Final"/>
       </w:rPr>
     </w:lvl>
     <w:lvl w:ilvl="7">
@@ -6033,7 +6078,7 @@
         <w:ind w:left="1460" w:hanging="172"/>
       </w:pPr>
       <w:rPr>
-        <w:rFonts w:ascii="Arial Narrow" w:hAnsi="Arial Narrow" w:cs="Arial Narrow"/>
+        <w:rFonts w:ascii="Handwriting Final" w:hAnsi="Handwriting Final" w:cs="Handwriting Final"/>
       </w:rPr>
     </w:lvl>
     <w:lvl w:ilvl="8">
@@ -6045,7 +6090,7 @@
         <w:ind w:left="1644" w:hanging="172"/>
       </w:pPr>
       <w:rPr>
-        <w:rFonts w:ascii="Arial Narrow" w:hAnsi="Arial Narrow" w:cs="Arial Narrow"/>
+        <w:rFonts w:ascii="Handwriting Final" w:hAnsi="Handwriting Final" w:cs="Handwriting Final"/>
       </w:rPr>
     </w:lvl>
   </w:abstractNum>
@@ -6246,7 +6291,7 @@
       <w:spacing w:after="0" w:before="0" w:line="240" w:lineRule="auto"/>
     </w:pPr>
     <w:rPr>
-      <w:rFonts w:ascii="Arial Narrow" w:hAnsi="Arial Narrow" w:eastAsia="Arial Narrow"/>
+      <w:rFonts w:ascii="Handwriting Final" w:hAnsi="Handwriting Final" w:eastAsia="Handwriting Final"/>
       <w:sz w:val="23"/>
     </w:rPr>
   </w:style>
